--- a/dlkip_brandbook/out/40'0'0 БРЕНДБУК DLKIP (вариант 2 - адаптированный).docx
+++ b/dlkip_brandbook/out/40'0'0 БРЕНДБУК DLKIP (вариант 2 - адаптированный).docx
@@ -1258,7 +1258,7 @@
           <w:rFonts w:ascii="Times New Roman" w:cs="Times New Roman" w:eastAsia="Times New Roman" w:hAnsi="Times New Roman"/>
           <w:rtl w:val="0"/>
         </w:rPr>
-        <w:t xml:space="preserve">У компании развёрнуто современное производство с линией SMD-монтажа и современным оборудованием. Собственное производство позволяет DLKIP контролировать качество и выпускать устройства серийно — от первой партии до больших объёмов.</w:t>
+        <w:t xml:space="preserve">У компании развёрнуто современное производство с линией SMD-монтажа и современным оборудованием.</w:t>
       </w:r>
     </w:p>
     <w:p>
@@ -1547,6 +1547,25 @@
     </w:p>
     <w:p>
       <w:pPr>
+        <w:spacing w:after="0" w:before="0" w:lineRule="auto"/>
+        <w:ind w:left="0" w:firstLine="0"/>
+        <w:rPr>
+          <w:rFonts w:ascii="Times New Roman" w:cs="Times New Roman" w:eastAsia="Times New Roman" w:hAnsi="Times New Roman"/>
+        </w:rPr>
+      </w:pPr>
+      <w:r>
+        <w:rPr>
+          <w:rFonts w:ascii="Times New Roman" w:cs="Times New Roman" w:eastAsia="Times New Roman" w:hAnsi="Times New Roman"/>
+          <w:color w:val="666666"/>
+          <w:sz w:val="20"/>
+          <w:szCs w:val="20"/>
+          <w:rtl w:val="0"/>
+        </w:rPr>
+        <w:t xml:space="preserve">Миссия, ценности, позиционирование, слоганы и тон коммуникации ниже — предложение исполнителя по смыслу текста компании, на утверждение.</w:t>
+      </w:r>
+    </w:p>
+    <w:p>
+      <w:pPr>
         <w:spacing w:after="240" w:before="240" w:lineRule="auto"/>
         <w:rPr>
           <w:rFonts w:ascii="Times New Roman" w:cs="Times New Roman" w:eastAsia="Times New Roman" w:hAnsi="Times New Roman"/>
@@ -1686,14 +1705,14 @@
           <w:bCs w:val="1"/>
           <w:rtl w:val="0"/>
         </w:rPr>
-        <w:t xml:space="preserve">Локальное производство.</w:t>
-      </w:r>
-      <w:r>
-        <w:rPr>
-          <w:rFonts w:ascii="Times New Roman" w:cs="Times New Roman" w:eastAsia="Times New Roman" w:hAnsi="Times New Roman"/>
-          <w:rtl w:val="0"/>
-        </w:rPr>
-        <w:t xml:space="preserve"> Разрабатываем и производим в Узбекистане для рынка Узбекистана.</w:t>
+        <w:t xml:space="preserve">Для рынка Узбекистана.</w:t>
+      </w:r>
+      <w:r>
+        <w:rPr>
+          <w:rFonts w:ascii="Times New Roman" w:cs="Times New Roman" w:eastAsia="Times New Roman" w:hAnsi="Times New Roman"/>
+          <w:rtl w:val="0"/>
+        </w:rPr>
+        <w:t xml:space="preserve"> Обеспечиваем внутренний рынок Узбекистана современными датчиками.</w:t>
       </w:r>
     </w:p>
     <w:p>
@@ -1795,7 +1814,7 @@
           <w:rFonts w:ascii="Times New Roman" w:cs="Times New Roman" w:eastAsia="Times New Roman" w:hAnsi="Times New Roman"/>
           <w:rtl w:val="0"/>
         </w:rPr>
-        <w:t xml:space="preserve">«Датчики, сделанные в Узбекистане»</w:t>
+        <w:t xml:space="preserve">«Датчики, сделанные в Узбекистане» — если производство находится в Узбекистане [уточнить]</w:t>
       </w:r>
     </w:p>
     <w:p>
@@ -1948,14 +1967,14 @@
           <w:bCs w:val="1"/>
           <w:rtl w:val="0"/>
         </w:rPr>
-        <w:t xml:space="preserve">Написание:</w:t>
-      </w:r>
-      <w:r>
-        <w:rPr>
-          <w:rFonts w:ascii="Times New Roman" w:cs="Times New Roman" w:eastAsia="Times New Roman" w:hAnsi="Times New Roman"/>
-          <w:rtl w:val="0"/>
-        </w:rPr>
-        <w:t xml:space="preserve"> DLKIP — всегда латиницей и заглавными буквами. Не пишите «Dlkip», «Длкип», «ДЛКИП Электроникс».</w:t>
+        <w:t xml:space="preserve">Написание в тексте:</w:t>
+      </w:r>
+      <w:r>
+        <w:rPr>
+          <w:rFonts w:ascii="Times New Roman" w:cs="Times New Roman" w:eastAsia="Times New Roman" w:hAnsi="Times New Roman"/>
+          <w:rtl w:val="0"/>
+        </w:rPr>
+        <w:t xml:space="preserve"> DLKIP Electronics или DLKIP (латиницей). Начертание с капсом и строчной «i» есть только в рисунке логотипа.</w:t>
       </w:r>
     </w:p>
     <w:p>
@@ -2565,7 +2584,7 @@
           <w:rFonts w:ascii="Times New Roman" w:cs="Times New Roman" w:eastAsia="Times New Roman" w:hAnsi="Times New Roman"/>
           <w:rtl w:val="0"/>
         </w:rPr>
-        <w:t xml:space="preserve">CMYK: 0, 48, 100, 6</w:t>
+        <w:t xml:space="preserve">CMYK: 0, 64, 100, 0</w:t>
       </w:r>
     </w:p>
     <w:p>
@@ -3442,7 +3461,7 @@
           <w:bCs w:val="1"/>
           <w:rtl w:val="0"/>
         </w:rPr>
-        <w:t xml:space="preserve">Оранжевый Hover (Orange Hover)</w:t>
+        <w:t xml:space="preserve">Оранжевый тёмный (Orange Hover)</w:t>
       </w:r>
     </w:p>
     <w:p>
@@ -3510,7 +3529,7 @@
           <w:rFonts w:ascii="Times New Roman" w:cs="Times New Roman" w:eastAsia="Times New Roman" w:hAnsi="Times New Roman"/>
           <w:rtl w:val="0"/>
         </w:rPr>
-        <w:t xml:space="preserve">CMYK: 0, 48, 100, 10</w:t>
+        <w:t xml:space="preserve">CMYK: 5, 66, 100, 0</w:t>
       </w:r>
     </w:p>
     <w:p>
@@ -3560,7 +3579,7 @@
           <w:bCs w:val="1"/>
           <w:rtl w:val="0"/>
         </w:rPr>
-        <w:t xml:space="preserve">Оранжевый фон (Orange Light Background)</w:t>
+        <w:t xml:space="preserve">Оранжевый светлый (Orange Light Background)</w:t>
       </w:r>
     </w:p>
     <w:p>
@@ -4067,7 +4086,7 @@
           <w:szCs w:val="20"/>
           <w:rtl w:val="0"/>
         </w:rPr>
-        <w:t xml:space="preserve">Значения CMYK — ориентир для печати. Перед тиражом цвет сверяется с пробным оттиском типографии.</w:t>
+        <w:t xml:space="preserve">CMYK оранжевого получен переводом через ICC-профиль печати (ориентир). Pantone подбирается по вееру Pantone Solid Coated — ближайшие по оттенку 151 C и 152 C [уточнить]. Перед тиражом цвет сверяется с пробным оттиском типографии. Для больших чёрных заливок в офсете используйте составной чёрный C60 M40 Y40 K100, для текста и тонких линий — K100.</w:t>
       </w:r>
     </w:p>
     <w:p>
@@ -4800,7 +4819,7 @@
           <w:rFonts w:ascii="Times New Roman" w:cs="Times New Roman" w:eastAsia="Times New Roman" w:hAnsi="Times New Roman"/>
           <w:rtl w:val="0"/>
         </w:rPr>
-        <w:t xml:space="preserve">) Hover: Оранжевый тёмный (</w:t>
+        <w:t xml:space="preserve">), подчёркнутые Hover: Оранжевый тёмный (</w:t>
       </w:r>
       <w:r>
         <w:rPr>
@@ -5703,7 +5722,7 @@
           <w:rFonts w:ascii="Times New Roman" w:cs="Times New Roman" w:eastAsia="Times New Roman" w:hAnsi="Times New Roman"/>
           <w:rtl w:val="0"/>
         </w:rPr>
-        <w:t xml:space="preserve">Контрастность: Минимум 4.5:1 между текстом и фоном для читаемости.</w:t>
+        <w:t xml:space="preserve">Контрастность: Минимум 4.5:1 между основным текстом и фоном. Оранжевый с белым дают 2.75:1, поэтому белый текст на оранжевом — только в кнопках и крупных заголовках (от 18px Bold), а мелкий текст на оранжевом набирается чёрным (7.6:1). Ссылки в тексте дополнительно подчёркиваются.</w:t>
       </w:r>
     </w:p>
     <w:p>
@@ -6181,7 +6200,7 @@
           <w:szCs w:val="20"/>
           <w:rtl w:val="0"/>
         </w:rPr>
-        <w:t xml:space="preserve">Не заменяйте Exo 2 шрифтами без кириллицы (например, Rajdhani): в них нет русских букв и узбекских oʻ, gʻ, и заголовки набираются случайным системным шрифтом.</w:t>
+        <w:t xml:space="preserve">Не заменяйте Exo 2 шрифтами без кириллицы: в них нет русских букв и узбекских oʻ, gʻ, и заголовки набираются случайным системным шрифтом.</w:t>
       </w:r>
     </w:p>
     <w:p>
@@ -8198,6 +8217,25 @@
           <w:rtl w:val="0"/>
         </w:rPr>
         <w:t xml:space="preserve">Версии логотипа</w:t>
+      </w:r>
+    </w:p>
+    <w:p>
+      <w:pPr>
+        <w:spacing w:after="0" w:before="0" w:lineRule="auto"/>
+        <w:ind w:left="0" w:firstLine="0"/>
+        <w:rPr>
+          <w:rFonts w:ascii="Times New Roman" w:cs="Times New Roman" w:eastAsia="Times New Roman" w:hAnsi="Times New Roman"/>
+        </w:rPr>
+      </w:pPr>
+      <w:r>
+        <w:rPr>
+          <w:rFonts w:ascii="Times New Roman" w:cs="Times New Roman" w:eastAsia="Times New Roman" w:hAnsi="Times New Roman"/>
+          <w:color w:val="666666"/>
+          <w:sz w:val="20"/>
+          <w:szCs w:val="20"/>
+          <w:rtl w:val="0"/>
+        </w:rPr>
+        <w:t xml:space="preserve">Раздел составлен по текущей надписи DLKIP ELECTRONICS. После этапа «Логотип» версии, охранное поле и примеры будут обновлены под утверждённый логотип.</w:t>
       </w:r>
     </w:p>
     <w:p>
@@ -8558,7 +8596,7 @@
           <w:rFonts w:ascii="Times New Roman" w:cs="Times New Roman" w:eastAsia="Times New Roman" w:hAnsi="Times New Roman"/>
           <w:rtl w:val="0"/>
         </w:rPr>
-        <w:t xml:space="preserve">Форматы файлов: доступны в векторных исходниках</w:t>
+        <w:t xml:space="preserve">Форматы файлов: будут переданы после утверждения знака</w:t>
       </w:r>
     </w:p>
     <w:p>
@@ -9031,7 +9069,22 @@
           <w:rFonts w:ascii="Times New Roman" w:cs="Times New Roman" w:eastAsia="Times New Roman" w:hAnsi="Times New Roman"/>
           <w:rtl w:val="0"/>
         </w:rPr>
-        <w:t xml:space="preserve">) или светлый</w:t>
+        <w:t xml:space="preserve">), светлый или оранжевый (</w:t>
+      </w:r>
+      <w:r>
+        <w:rPr>
+          <w:rFonts w:ascii="Roboto Mono" w:cs="Roboto Mono" w:eastAsia="Roboto Mono" w:hAnsi="Roboto Mono"/>
+          <w:color w:val="188038"/>
+          <w:rtl w:val="0"/>
+        </w:rPr>
+        <w:t xml:space="preserve">#F07D00</w:t>
+      </w:r>
+      <w:r>
+        <w:rPr>
+          <w:rFonts w:ascii="Times New Roman" w:cs="Times New Roman" w:eastAsia="Times New Roman" w:hAnsi="Times New Roman"/>
+          <w:rtl w:val="0"/>
+        </w:rPr>
+        <w:t xml:space="preserve">)</w:t>
       </w:r>
     </w:p>
     <w:p>
@@ -9299,6 +9352,30 @@
     </w:p>
     <w:p>
       <w:pPr>
+        <w:spacing w:after="0" w:before="0" w:lineRule="auto"/>
+        <w:rPr>
+          <w:rFonts w:ascii="Times New Roman" w:cs="Times New Roman" w:eastAsia="Times New Roman" w:hAnsi="Times New Roman"/>
+        </w:rPr>
+      </w:pPr>
+      <w:r>
+        <w:rPr>
+          <w:rFonts w:ascii="Times New Roman" w:cs="Times New Roman" w:eastAsia="Times New Roman" w:hAnsi="Times New Roman"/>
+          <w:b w:val="1"/>
+          <w:bCs w:val="1"/>
+          <w:rtl w:val="0"/>
+        </w:rPr>
+        <w:t xml:space="preserve">Для короткого логотипа DLKIP:</w:t>
+      </w:r>
+      <w:r>
+        <w:rPr>
+          <w:rFonts w:ascii="Times New Roman" w:cs="Times New Roman" w:eastAsia="Times New Roman" w:hAnsi="Times New Roman"/>
+          <w:rtl w:val="0"/>
+        </w:rPr>
+        <w:t xml:space="preserve"> x = 0,42 высоты надписи DLKIP (та же пропорция, что у строки ELECTRONICS)</w:t>
+      </w:r>
+    </w:p>
+    <w:p>
+      <w:pPr>
         <w:keepNext/>
         <w:spacing w:after="0" w:before="0" w:lineRule="auto"/>
         <w:rPr>
@@ -9752,7 +9829,7 @@
           <w:bCs w:val="1"/>
           <w:rtl w:val="0"/>
         </w:rPr>
-        <w:t xml:space="preserve">Светло-серый фон</w:t>
+        <w:t xml:space="preserve">Очень светло-серый фон</w:t>
       </w:r>
       <w:r>
         <w:rPr>
@@ -9882,7 +9959,7 @@
           <w:rFonts w:ascii="Times New Roman" w:cs="Times New Roman" w:eastAsia="Times New Roman" w:hAnsi="Times New Roman"/>
           <w:rtl w:val="0"/>
         </w:rPr>
-        <w:t xml:space="preserve">) — только белая или чёрная монохромная версия</w:t>
+        <w:t xml:space="preserve">) — чёрная монохромная (предпочтительно) или белая версия</w:t>
       </w:r>
     </w:p>
     <w:p>
@@ -9973,7 +10050,7 @@
           <w:rFonts w:ascii="Times New Roman" w:cs="Times New Roman" w:eastAsia="Times New Roman" w:hAnsi="Times New Roman"/>
           <w:rtl w:val="0"/>
         </w:rPr>
-        <w:t xml:space="preserve">Минимальный контраст 4.5:1 между логотипом и фоном</w:t>
+        <w:t xml:space="preserve">Используйте только пары «версия — фон» из схемы выше</w:t>
       </w:r>
     </w:p>
     <w:p>
@@ -10433,7 +10510,7 @@
           <w:rFonts w:ascii="Times New Roman" w:cs="Times New Roman" w:eastAsia="Times New Roman" w:hAnsi="Times New Roman"/>
           <w:rtl w:val="0"/>
         </w:rPr>
-        <w:t xml:space="preserve">.PDF (векторный) - для типографий</w:t>
+        <w:t xml:space="preserve">.PDF (векторный) — для типографий</w:t>
       </w:r>
     </w:p>
     <w:p>
@@ -10453,7 +10530,7 @@
           <w:rFonts w:ascii="Times New Roman" w:cs="Times New Roman" w:eastAsia="Times New Roman" w:hAnsi="Times New Roman"/>
           <w:rtl w:val="0"/>
         </w:rPr>
-        <w:t xml:space="preserve">.SVG - универсальный векторный формат</w:t>
+        <w:t xml:space="preserve">.SVG — универсальный векторный формат</w:t>
       </w:r>
     </w:p>
     <w:p>
@@ -10473,7 +10550,7 @@
           <w:rFonts w:ascii="Times New Roman" w:cs="Times New Roman" w:eastAsia="Times New Roman" w:hAnsi="Times New Roman"/>
           <w:rtl w:val="0"/>
         </w:rPr>
-        <w:t xml:space="preserve">.AI / .EPS - по запросу, для дизайнеров и типографий</w:t>
+        <w:t xml:space="preserve">.AI / .EPS — по запросу, для дизайнеров и типографий</w:t>
       </w:r>
     </w:p>
     <w:p>
@@ -10715,43 +10792,68 @@
           <w:bCs w:val="1"/>
           <w:rtl w:val="0"/>
         </w:rPr>
-        <w:t xml:space="preserve">ДЕЛОВАЯ ДОКУМЕНТАЦИЯ</w:t>
-      </w:r>
-    </w:p>
-    <w:p>
-      <w:pPr>
-        <w:keepNext/>
+        <w:t xml:space="preserve">ГРАФИЧЕСКИЙ ЭЛЕМЕНТ: ПАТТЕРН ПЕЧАТНОЙ ПЛАТЫ</w:t>
+      </w:r>
+    </w:p>
+    <w:p>
+      <w:pPr>
         <w:spacing w:after="240" w:before="240" w:lineRule="auto"/>
         <w:rPr>
           <w:rFonts w:ascii="Times New Roman" w:cs="Times New Roman" w:eastAsia="Times New Roman" w:hAnsi="Times New Roman"/>
-          <w:b w:val="1"/>
-          <w:bCs w:val="1"/>
-        </w:rPr>
-      </w:pPr>
-      <w:r>
-        <w:rPr>
-          <w:rFonts w:ascii="Times New Roman" w:cs="Times New Roman" w:eastAsia="Times New Roman" w:hAnsi="Times New Roman"/>
-          <w:b w:val="1"/>
-          <w:bCs w:val="1"/>
-          <w:rtl w:val="0"/>
-        </w:rPr>
-        <w:t xml:space="preserve">Визитка</w:t>
-      </w:r>
-    </w:p>
-    <w:p>
-      <w:pPr>
-        <w:keepNext/>
+        </w:rPr>
+      </w:pPr>
+      <w:r>
+        <w:rPr>
+          <w:rFonts w:ascii="Times New Roman" w:cs="Times New Roman" w:eastAsia="Times New Roman" w:hAnsi="Times New Roman"/>
+          <w:rtl w:val="0"/>
+        </w:rPr>
+        <w:t xml:space="preserve">Фирменный фоновый элемент — тонкие дорожки печатной платы с контактными площадками. Он отсылает к производству электроники и используется в презентациях, постах, на упаковке.</w:t>
+      </w:r>
+    </w:p>
+    <w:p>
+      <w:pPr>
         <w:spacing w:after="240" w:before="240" w:lineRule="auto"/>
-        <w:rPr>
-          <w:rFonts w:ascii="Times New Roman" w:cs="Times New Roman" w:eastAsia="Times New Roman" w:hAnsi="Times New Roman"/>
-        </w:rPr>
-      </w:pPr>
-      <w:r>
-        <w:rPr>
-          <w:rFonts w:ascii="Times New Roman" w:cs="Times New Roman" w:eastAsia="Times New Roman" w:hAnsi="Times New Roman"/>
-          <w:rtl w:val="0"/>
-        </w:rPr>
-        <w:t xml:space="preserve">Требования:</w:t>
+        <w:jc w:val="center"/>
+        <w:rPr>
+          <w:rFonts w:ascii="Times New Roman" w:cs="Times New Roman" w:eastAsia="Times New Roman" w:hAnsi="Times New Roman"/>
+        </w:rPr>
+      </w:pPr>
+      <w:r>
+        <w:rPr>
+          <w:rFonts w:ascii="Times New Roman" w:cs="Times New Roman" w:eastAsia="Times New Roman" w:hAnsi="Times New Roman"/>
+        </w:rPr>
+        <w:drawing>
+          <wp:inline distB="114300" distT="114300" distL="114300" distR="114300">
+            <wp:extent cx="5486400" cy="1280160"/>
+            <wp:effectExtent b="0" l="0" r="0" t="0"/>
+            <wp:docPr id="18" name="pattern.png"/>
+            <a:graphic>
+              <a:graphicData uri="http://schemas.openxmlformats.org/drawingml/2006/picture">
+                <pic:pic>
+                  <pic:nvPicPr>
+                    <pic:cNvPr id="0" name="pattern.png"/>
+                    <pic:cNvPicPr preferRelativeResize="0"/>
+                  </pic:nvPicPr>
+                  <pic:blipFill>
+                    <a:blip r:embed="rIdImg8"/>
+                    <a:srcRect b="0" l="0" r="0" t="0"/>
+                    <a:stretch>
+                      <a:fillRect/>
+                    </a:stretch>
+                  </pic:blipFill>
+                  <pic:spPr>
+                    <a:xfrm>
+                      <a:off x="0" y="0"/>
+                      <a:ext cx="5486400" cy="1280160"/>
+                    </a:xfrm>
+                    <a:prstGeom prst="rect"/>
+                    <a:ln/>
+                  </pic:spPr>
+                </pic:pic>
+              </a:graphicData>
+            </a:graphic>
+          </wp:inline>
+        </w:drawing>
       </w:r>
     </w:p>
     <w:p>
@@ -10771,7 +10873,7 @@
           <w:rFonts w:ascii="Times New Roman" w:cs="Times New Roman" w:eastAsia="Times New Roman" w:hAnsi="Times New Roman"/>
           <w:rtl w:val="0"/>
         </w:rPr>
-        <w:t xml:space="preserve">Формат: 90×50 mm, двусторонняя</w:t>
+        <w:t xml:space="preserve">Линии: 1-2 px (веб) / 0,25-0,5 pt (печать), прямые участки и скосы под 45°</w:t>
       </w:r>
     </w:p>
     <w:p>
@@ -10791,7 +10893,7 @@
           <w:rFonts w:ascii="Times New Roman" w:cs="Times New Roman" w:eastAsia="Times New Roman" w:hAnsi="Times New Roman"/>
           <w:rtl w:val="0"/>
         </w:rPr>
-        <w:t xml:space="preserve">Лицевая сторона: Чёрный фон (</w:t>
+        <w:t xml:space="preserve">На чёрном фоне: тёмно-серый (</w:t>
       </w:r>
       <w:r>
         <w:rPr>
@@ -10799,34 +10901,14 @@
           <w:color w:val="188038"/>
           <w:rtl w:val="0"/>
         </w:rPr>
-        <w:t xml:space="preserve">#000000</w:t>
-      </w:r>
-      <w:r>
-        <w:rPr>
-          <w:rFonts w:ascii="Times New Roman" w:cs="Times New Roman" w:eastAsia="Times New Roman" w:hAnsi="Times New Roman"/>
-          <w:rtl w:val="0"/>
-        </w:rPr>
-        <w:t xml:space="preserve">), двухцветный логотип DLKIP Electronics по центру</w:t>
-      </w:r>
-    </w:p>
-    <w:p>
-      <w:pPr>
-        <w:numPr>
-          <w:ilvl w:val="0"/>
-          <w:numId w:val="356"/>
-        </w:numPr>
-        <w:spacing w:after="0" w:before="0" w:lineRule="auto"/>
-        <w:ind w:left="720" w:hanging="360"/>
-        <w:rPr>
-          <w:rFonts w:ascii="Times New Roman" w:cs="Times New Roman" w:eastAsia="Times New Roman" w:hAnsi="Times New Roman"/>
-        </w:rPr>
-      </w:pPr>
-      <w:r>
-        <w:rPr>
-          <w:rFonts w:ascii="Times New Roman" w:cs="Times New Roman" w:eastAsia="Times New Roman" w:hAnsi="Times New Roman"/>
-          <w:rtl w:val="0"/>
-        </w:rPr>
-        <w:t xml:space="preserve">Оборотная сторона: Белый фон (</w:t>
+        <w:t xml:space="preserve">#333333</w:t>
+      </w:r>
+      <w:r>
+        <w:rPr>
+          <w:rFonts w:ascii="Times New Roman" w:cs="Times New Roman" w:eastAsia="Times New Roman" w:hAnsi="Times New Roman"/>
+          <w:rtl w:val="0"/>
+        </w:rPr>
+        <w:t xml:space="preserve">) или оранжевый (</w:t>
       </w:r>
       <w:r>
         <w:rPr>
@@ -10834,14 +10916,14 @@
           <w:color w:val="188038"/>
           <w:rtl w:val="0"/>
         </w:rPr>
-        <w:t xml:space="preserve">#FFFFFF</w:t>
-      </w:r>
-      <w:r>
-        <w:rPr>
-          <w:rFonts w:ascii="Times New Roman" w:cs="Times New Roman" w:eastAsia="Times New Roman" w:hAnsi="Times New Roman"/>
-          <w:rtl w:val="0"/>
-        </w:rPr>
-        <w:t xml:space="preserve">), короткий логотип DLKIP в левом верхнем углу</w:t>
+        <w:t xml:space="preserve">#F07D00</w:t>
+      </w:r>
+      <w:r>
+        <w:rPr>
+          <w:rFonts w:ascii="Times New Roman" w:cs="Times New Roman" w:eastAsia="Times New Roman" w:hAnsi="Times New Roman"/>
+          <w:rtl w:val="0"/>
+        </w:rPr>
+        <w:t xml:space="preserve">) с прозрачностью 15-20%</w:t>
       </w:r>
     </w:p>
     <w:p>
@@ -10861,7 +10943,7 @@
           <w:rFonts w:ascii="Times New Roman" w:cs="Times New Roman" w:eastAsia="Times New Roman" w:hAnsi="Times New Roman"/>
           <w:rtl w:val="0"/>
         </w:rPr>
-        <w:t xml:space="preserve">Имя: Exo 2 SemiBold, 14pt, чёрный (</w:t>
+        <w:t xml:space="preserve">На белом фоне: светло-серый (</w:t>
       </w:r>
       <w:r>
         <w:rPr>
@@ -10869,34 +10951,14 @@
           <w:color w:val="188038"/>
           <w:rtl w:val="0"/>
         </w:rPr>
-        <w:t xml:space="preserve">#000000</w:t>
-      </w:r>
-      <w:r>
-        <w:rPr>
-          <w:rFonts w:ascii="Times New Roman" w:cs="Times New Roman" w:eastAsia="Times New Roman" w:hAnsi="Times New Roman"/>
-          <w:rtl w:val="0"/>
-        </w:rPr>
-        <w:t xml:space="preserve">)</w:t>
-      </w:r>
-    </w:p>
-    <w:p>
-      <w:pPr>
-        <w:numPr>
-          <w:ilvl w:val="0"/>
-          <w:numId w:val="356"/>
-        </w:numPr>
-        <w:spacing w:after="0" w:before="0" w:lineRule="auto"/>
-        <w:ind w:left="720" w:hanging="360"/>
-        <w:rPr>
-          <w:rFonts w:ascii="Times New Roman" w:cs="Times New Roman" w:eastAsia="Times New Roman" w:hAnsi="Times New Roman"/>
-        </w:rPr>
-      </w:pPr>
-      <w:r>
-        <w:rPr>
-          <w:rFonts w:ascii="Times New Roman" w:cs="Times New Roman" w:eastAsia="Times New Roman" w:hAnsi="Times New Roman"/>
-          <w:rtl w:val="0"/>
-        </w:rPr>
-        <w:t xml:space="preserve">Должность: Inter Regular, 10pt, средне-серый (</w:t>
+        <w:t xml:space="preserve">#CCCCCC</w:t>
+      </w:r>
+      <w:r>
+        <w:rPr>
+          <w:rFonts w:ascii="Times New Roman" w:cs="Times New Roman" w:eastAsia="Times New Roman" w:hAnsi="Times New Roman"/>
+          <w:rtl w:val="0"/>
+        </w:rPr>
+        <w:t xml:space="preserve">) или оранжевый (</w:t>
       </w:r>
       <w:r>
         <w:rPr>
@@ -10904,14 +10966,14 @@
           <w:color w:val="188038"/>
           <w:rtl w:val="0"/>
         </w:rPr>
-        <w:t xml:space="preserve">#666666</w:t>
-      </w:r>
-      <w:r>
-        <w:rPr>
-          <w:rFonts w:ascii="Times New Roman" w:cs="Times New Roman" w:eastAsia="Times New Roman" w:hAnsi="Times New Roman"/>
-          <w:rtl w:val="0"/>
-        </w:rPr>
-        <w:t xml:space="preserve">)</w:t>
+        <w:t xml:space="preserve">#F07D00</w:t>
+      </w:r>
+      <w:r>
+        <w:rPr>
+          <w:rFonts w:ascii="Times New Roman" w:cs="Times New Roman" w:eastAsia="Times New Roman" w:hAnsi="Times New Roman"/>
+          <w:rtl w:val="0"/>
+        </w:rPr>
+        <w:t xml:space="preserve">) с прозрачностью 10-15%</w:t>
       </w:r>
     </w:p>
     <w:p>
@@ -10931,7 +10993,7 @@
           <w:rFonts w:ascii="Times New Roman" w:cs="Times New Roman" w:eastAsia="Times New Roman" w:hAnsi="Times New Roman"/>
           <w:rtl w:val="0"/>
         </w:rPr>
-        <w:t xml:space="preserve">Контакты: Inter Regular, 9pt, чёрный; телефон, e-mail, сайт, адрес</w:t>
+        <w:t xml:space="preserve">Паттерн не размещается под логотипом и под основным текстом — только в свободных зонах</w:t>
       </w:r>
     </w:p>
     <w:p>
@@ -10940,41 +11002,6 @@
           <w:ilvl w:val="0"/>
           <w:numId w:val="356"/>
         </w:numPr>
-        <w:spacing w:after="0" w:before="0" w:lineRule="auto"/>
-        <w:ind w:left="720" w:hanging="360"/>
-        <w:rPr>
-          <w:rFonts w:ascii="Times New Roman" w:cs="Times New Roman" w:eastAsia="Times New Roman" w:hAnsi="Times New Roman"/>
-        </w:rPr>
-      </w:pPr>
-      <w:r>
-        <w:rPr>
-          <w:rFonts w:ascii="Times New Roman" w:cs="Times New Roman" w:eastAsia="Times New Roman" w:hAnsi="Times New Roman"/>
-          <w:rtl w:val="0"/>
-        </w:rPr>
-        <w:t xml:space="preserve">Акцент: Тонкая оранжевая линия (</w:t>
-      </w:r>
-      <w:r>
-        <w:rPr>
-          <w:rFonts w:ascii="Roboto Mono" w:cs="Roboto Mono" w:eastAsia="Roboto Mono" w:hAnsi="Roboto Mono"/>
-          <w:color w:val="188038"/>
-          <w:rtl w:val="0"/>
-        </w:rPr>
-        <w:t xml:space="preserve">#F07D00</w:t>
-      </w:r>
-      <w:r>
-        <w:rPr>
-          <w:rFonts w:ascii="Times New Roman" w:cs="Times New Roman" w:eastAsia="Times New Roman" w:hAnsi="Times New Roman"/>
-          <w:rtl w:val="0"/>
-        </w:rPr>
-        <w:t xml:space="preserve">) или оранжевые иконки контактов</w:t>
-      </w:r>
-    </w:p>
-    <w:p>
-      <w:pPr>
-        <w:numPr>
-          <w:ilvl w:val="0"/>
-          <w:numId w:val="356"/>
-        </w:numPr>
         <w:spacing w:after="240" w:before="0" w:lineRule="auto"/>
         <w:ind w:left="720" w:hanging="360"/>
         <w:rPr>
@@ -10986,353 +11013,7 @@
           <w:rFonts w:ascii="Times New Roman" w:cs="Times New Roman" w:eastAsia="Times New Roman" w:hAnsi="Times New Roman"/>
           <w:rtl w:val="0"/>
         </w:rPr>
-        <w:t xml:space="preserve">Печать: CMYK, 300 DPI, вылеты 2 mm</w:t>
-      </w:r>
-    </w:p>
-    <w:p>
-      <w:pPr>
-        <w:keepNext/>
-        <w:spacing w:after="240" w:before="240" w:lineRule="auto"/>
-        <w:rPr>
-          <w:rFonts w:ascii="Times New Roman" w:cs="Times New Roman" w:eastAsia="Times New Roman" w:hAnsi="Times New Roman"/>
-          <w:b w:val="1"/>
-          <w:bCs w:val="1"/>
-        </w:rPr>
-      </w:pPr>
-      <w:r>
-        <w:rPr>
-          <w:rFonts w:ascii="Times New Roman" w:cs="Times New Roman" w:eastAsia="Times New Roman" w:hAnsi="Times New Roman"/>
-          <w:b w:val="1"/>
-          <w:bCs w:val="1"/>
-          <w:rtl w:val="0"/>
-        </w:rPr>
-        <w:t xml:space="preserve">Фирменный бланк (A4)</w:t>
-      </w:r>
-    </w:p>
-    <w:p>
-      <w:pPr>
-        <w:keepNext/>
-        <w:spacing w:after="240" w:before="240" w:lineRule="auto"/>
-        <w:rPr>
-          <w:rFonts w:ascii="Times New Roman" w:cs="Times New Roman" w:eastAsia="Times New Roman" w:hAnsi="Times New Roman"/>
-        </w:rPr>
-      </w:pPr>
-      <w:r>
-        <w:rPr>
-          <w:rFonts w:ascii="Times New Roman" w:cs="Times New Roman" w:eastAsia="Times New Roman" w:hAnsi="Times New Roman"/>
-          <w:rtl w:val="0"/>
-        </w:rPr>
-        <w:t xml:space="preserve">Требования:</w:t>
-      </w:r>
-    </w:p>
-    <w:p>
-      <w:pPr>
-        <w:numPr>
-          <w:ilvl w:val="0"/>
-          <w:numId w:val="357"/>
-        </w:numPr>
-        <w:spacing w:after="0" w:before="240" w:lineRule="auto"/>
-        <w:ind w:left="720" w:hanging="360"/>
-        <w:rPr>
-          <w:rFonts w:ascii="Times New Roman" w:cs="Times New Roman" w:eastAsia="Times New Roman" w:hAnsi="Times New Roman"/>
-        </w:rPr>
-      </w:pPr>
-      <w:r>
-        <w:rPr>
-          <w:rFonts w:ascii="Times New Roman" w:cs="Times New Roman" w:eastAsia="Times New Roman" w:hAnsi="Times New Roman"/>
-          <w:rtl w:val="0"/>
-        </w:rPr>
-        <w:t xml:space="preserve">Шапка: Основной логотип слева, справа — ООО СП «ДЛКИП», адрес, телефон, e-mail, сайт (Inter Regular, 9pt, </w:t>
-      </w:r>
-      <w:r>
-        <w:rPr>
-          <w:rFonts w:ascii="Roboto Mono" w:cs="Roboto Mono" w:eastAsia="Roboto Mono" w:hAnsi="Roboto Mono"/>
-          <w:color w:val="188038"/>
-          <w:rtl w:val="0"/>
-        </w:rPr>
-        <w:t xml:space="preserve">#666666</w:t>
-      </w:r>
-      <w:r>
-        <w:rPr>
-          <w:rFonts w:ascii="Times New Roman" w:cs="Times New Roman" w:eastAsia="Times New Roman" w:hAnsi="Times New Roman"/>
-          <w:rtl w:val="0"/>
-        </w:rPr>
-        <w:t xml:space="preserve">)</w:t>
-      </w:r>
-    </w:p>
-    <w:p>
-      <w:pPr>
-        <w:numPr>
-          <w:ilvl w:val="0"/>
-          <w:numId w:val="357"/>
-        </w:numPr>
-        <w:spacing w:after="0" w:before="0" w:lineRule="auto"/>
-        <w:ind w:left="720" w:hanging="360"/>
-        <w:rPr>
-          <w:rFonts w:ascii="Times New Roman" w:cs="Times New Roman" w:eastAsia="Times New Roman" w:hAnsi="Times New Roman"/>
-        </w:rPr>
-      </w:pPr>
-      <w:r>
-        <w:rPr>
-          <w:rFonts w:ascii="Times New Roman" w:cs="Times New Roman" w:eastAsia="Times New Roman" w:hAnsi="Times New Roman"/>
-          <w:rtl w:val="0"/>
-        </w:rPr>
-        <w:t xml:space="preserve">Под шапкой: Оранжевая линия (</w:t>
-      </w:r>
-      <w:r>
-        <w:rPr>
-          <w:rFonts w:ascii="Roboto Mono" w:cs="Roboto Mono" w:eastAsia="Roboto Mono" w:hAnsi="Roboto Mono"/>
-          <w:color w:val="188038"/>
-          <w:rtl w:val="0"/>
-        </w:rPr>
-        <w:t xml:space="preserve">#F07D00</w:t>
-      </w:r>
-      <w:r>
-        <w:rPr>
-          <w:rFonts w:ascii="Times New Roman" w:cs="Times New Roman" w:eastAsia="Times New Roman" w:hAnsi="Times New Roman"/>
-          <w:rtl w:val="0"/>
-        </w:rPr>
-        <w:t xml:space="preserve">) толщиной 1-1,5pt на всю ширину полосы набора</w:t>
-      </w:r>
-    </w:p>
-    <w:p>
-      <w:pPr>
-        <w:numPr>
-          <w:ilvl w:val="0"/>
-          <w:numId w:val="357"/>
-        </w:numPr>
-        <w:spacing w:after="0" w:before="0" w:lineRule="auto"/>
-        <w:ind w:left="720" w:hanging="360"/>
-        <w:rPr>
-          <w:rFonts w:ascii="Times New Roman" w:cs="Times New Roman" w:eastAsia="Times New Roman" w:hAnsi="Times New Roman"/>
-        </w:rPr>
-      </w:pPr>
-      <w:r>
-        <w:rPr>
-          <w:rFonts w:ascii="Times New Roman" w:cs="Times New Roman" w:eastAsia="Times New Roman" w:hAnsi="Times New Roman"/>
-          <w:rtl w:val="0"/>
-        </w:rPr>
-        <w:t xml:space="preserve">Основной текст: Inter Regular или Times New Roman, 11-12pt, чёрный</w:t>
-      </w:r>
-    </w:p>
-    <w:p>
-      <w:pPr>
-        <w:numPr>
-          <w:ilvl w:val="0"/>
-          <w:numId w:val="357"/>
-        </w:numPr>
-        <w:spacing w:after="0" w:before="0" w:lineRule="auto"/>
-        <w:ind w:left="720" w:hanging="360"/>
-        <w:rPr>
-          <w:rFonts w:ascii="Times New Roman" w:cs="Times New Roman" w:eastAsia="Times New Roman" w:hAnsi="Times New Roman"/>
-        </w:rPr>
-      </w:pPr>
-      <w:r>
-        <w:rPr>
-          <w:rFonts w:ascii="Times New Roman" w:cs="Times New Roman" w:eastAsia="Times New Roman" w:hAnsi="Times New Roman"/>
-          <w:rtl w:val="0"/>
-        </w:rPr>
-        <w:t xml:space="preserve">Подвал: Реквизиты компании, Inter Regular, 8pt, средне-серый (</w:t>
-      </w:r>
-      <w:r>
-        <w:rPr>
-          <w:rFonts w:ascii="Roboto Mono" w:cs="Roboto Mono" w:eastAsia="Roboto Mono" w:hAnsi="Roboto Mono"/>
-          <w:color w:val="188038"/>
-          <w:rtl w:val="0"/>
-        </w:rPr>
-        <w:t xml:space="preserve">#666666</w:t>
-      </w:r>
-      <w:r>
-        <w:rPr>
-          <w:rFonts w:ascii="Times New Roman" w:cs="Times New Roman" w:eastAsia="Times New Roman" w:hAnsi="Times New Roman"/>
-          <w:rtl w:val="0"/>
-        </w:rPr>
-        <w:t xml:space="preserve">)</w:t>
-      </w:r>
-    </w:p>
-    <w:p>
-      <w:pPr>
-        <w:numPr>
-          <w:ilvl w:val="0"/>
-          <w:numId w:val="357"/>
-        </w:numPr>
-        <w:spacing w:after="0" w:before="0" w:lineRule="auto"/>
-        <w:ind w:left="720" w:hanging="360"/>
-        <w:rPr>
-          <w:rFonts w:ascii="Times New Roman" w:cs="Times New Roman" w:eastAsia="Times New Roman" w:hAnsi="Times New Roman"/>
-        </w:rPr>
-      </w:pPr>
-      <w:r>
-        <w:rPr>
-          <w:rFonts w:ascii="Times New Roman" w:cs="Times New Roman" w:eastAsia="Times New Roman" w:hAnsi="Times New Roman"/>
-          <w:rtl w:val="0"/>
-        </w:rPr>
-        <w:t xml:space="preserve">Поля: Левое 25 mm, правое 15 mm, верхнее и нижнее 20 mm</w:t>
-      </w:r>
-    </w:p>
-    <w:p>
-      <w:pPr>
-        <w:numPr>
-          <w:ilvl w:val="0"/>
-          <w:numId w:val="357"/>
-        </w:numPr>
-        <w:spacing w:after="240" w:before="0" w:lineRule="auto"/>
-        <w:ind w:left="720" w:hanging="360"/>
-        <w:rPr>
-          <w:rFonts w:ascii="Times New Roman" w:cs="Times New Roman" w:eastAsia="Times New Roman" w:hAnsi="Times New Roman"/>
-        </w:rPr>
-      </w:pPr>
-      <w:r>
-        <w:rPr>
-          <w:rFonts w:ascii="Times New Roman" w:cs="Times New Roman" w:eastAsia="Times New Roman" w:hAnsi="Times New Roman"/>
-          <w:rtl w:val="0"/>
-        </w:rPr>
-        <w:t xml:space="preserve">Форматы: .docx (Word) и .pdf</w:t>
-      </w:r>
-    </w:p>
-    <w:p>
-      <w:pPr>
-        <w:keepNext/>
-        <w:spacing w:after="240" w:before="240" w:lineRule="auto"/>
-        <w:rPr>
-          <w:rFonts w:ascii="Times New Roman" w:cs="Times New Roman" w:eastAsia="Times New Roman" w:hAnsi="Times New Roman"/>
-          <w:b w:val="1"/>
-          <w:bCs w:val="1"/>
-        </w:rPr>
-      </w:pPr>
-      <w:r>
-        <w:rPr>
-          <w:rFonts w:ascii="Times New Roman" w:cs="Times New Roman" w:eastAsia="Times New Roman" w:hAnsi="Times New Roman"/>
-          <w:b w:val="1"/>
-          <w:bCs w:val="1"/>
-          <w:rtl w:val="0"/>
-        </w:rPr>
-        <w:t xml:space="preserve">Подпись в электронной почте</w:t>
-      </w:r>
-    </w:p>
-    <w:p>
-      <w:pPr>
-        <w:numPr>
-          <w:ilvl w:val="0"/>
-          <w:numId w:val="358"/>
-        </w:numPr>
-        <w:spacing w:after="0" w:before="240" w:lineRule="auto"/>
-        <w:ind w:left="720" w:hanging="360"/>
-        <w:rPr>
-          <w:rFonts w:ascii="Times New Roman" w:cs="Times New Roman" w:eastAsia="Times New Roman" w:hAnsi="Times New Roman"/>
-        </w:rPr>
-      </w:pPr>
-      <w:r>
-        <w:rPr>
-          <w:rFonts w:ascii="Times New Roman" w:cs="Times New Roman" w:eastAsia="Times New Roman" w:hAnsi="Times New Roman"/>
-          <w:rtl w:val="0"/>
-        </w:rPr>
-        <w:t xml:space="preserve">Имя: Inter Bold, 14px, чёрный (</w:t>
-      </w:r>
-      <w:r>
-        <w:rPr>
-          <w:rFonts w:ascii="Roboto Mono" w:cs="Roboto Mono" w:eastAsia="Roboto Mono" w:hAnsi="Roboto Mono"/>
-          <w:color w:val="188038"/>
-          <w:rtl w:val="0"/>
-        </w:rPr>
-        <w:t xml:space="preserve">#000000</w:t>
-      </w:r>
-      <w:r>
-        <w:rPr>
-          <w:rFonts w:ascii="Times New Roman" w:cs="Times New Roman" w:eastAsia="Times New Roman" w:hAnsi="Times New Roman"/>
-          <w:rtl w:val="0"/>
-        </w:rPr>
-        <w:t xml:space="preserve">)</w:t>
-      </w:r>
-    </w:p>
-    <w:p>
-      <w:pPr>
-        <w:numPr>
-          <w:ilvl w:val="0"/>
-          <w:numId w:val="358"/>
-        </w:numPr>
-        <w:spacing w:after="0" w:before="0" w:lineRule="auto"/>
-        <w:ind w:left="720" w:hanging="360"/>
-        <w:rPr>
-          <w:rFonts w:ascii="Times New Roman" w:cs="Times New Roman" w:eastAsia="Times New Roman" w:hAnsi="Times New Roman"/>
-        </w:rPr>
-      </w:pPr>
-      <w:r>
-        <w:rPr>
-          <w:rFonts w:ascii="Times New Roman" w:cs="Times New Roman" w:eastAsia="Times New Roman" w:hAnsi="Times New Roman"/>
-          <w:rtl w:val="0"/>
-        </w:rPr>
-        <w:t xml:space="preserve">Должность: Inter Regular, 12px, средне-серый (</w:t>
-      </w:r>
-      <w:r>
-        <w:rPr>
-          <w:rFonts w:ascii="Roboto Mono" w:cs="Roboto Mono" w:eastAsia="Roboto Mono" w:hAnsi="Roboto Mono"/>
-          <w:color w:val="188038"/>
-          <w:rtl w:val="0"/>
-        </w:rPr>
-        <w:t xml:space="preserve">#666666</w:t>
-      </w:r>
-      <w:r>
-        <w:rPr>
-          <w:rFonts w:ascii="Times New Roman" w:cs="Times New Roman" w:eastAsia="Times New Roman" w:hAnsi="Times New Roman"/>
-          <w:rtl w:val="0"/>
-        </w:rPr>
-        <w:t xml:space="preserve">)</w:t>
-      </w:r>
-    </w:p>
-    <w:p>
-      <w:pPr>
-        <w:numPr>
-          <w:ilvl w:val="0"/>
-          <w:numId w:val="358"/>
-        </w:numPr>
-        <w:spacing w:after="0" w:before="0" w:lineRule="auto"/>
-        <w:ind w:left="720" w:hanging="360"/>
-        <w:rPr>
-          <w:rFonts w:ascii="Times New Roman" w:cs="Times New Roman" w:eastAsia="Times New Roman" w:hAnsi="Times New Roman"/>
-        </w:rPr>
-      </w:pPr>
-      <w:r>
-        <w:rPr>
-          <w:rFonts w:ascii="Times New Roman" w:cs="Times New Roman" w:eastAsia="Times New Roman" w:hAnsi="Times New Roman"/>
-          <w:rtl w:val="0"/>
-        </w:rPr>
-        <w:t xml:space="preserve">Короткий логотип DLKIP: PNG @2x, высота 24px</w:t>
-      </w:r>
-    </w:p>
-    <w:p>
-      <w:pPr>
-        <w:numPr>
-          <w:ilvl w:val="0"/>
-          <w:numId w:val="358"/>
-        </w:numPr>
-        <w:spacing w:after="240" w:before="0" w:lineRule="auto"/>
-        <w:ind w:left="720" w:hanging="360"/>
-        <w:rPr>
-          <w:rFonts w:ascii="Times New Roman" w:cs="Times New Roman" w:eastAsia="Times New Roman" w:hAnsi="Times New Roman"/>
-        </w:rPr>
-      </w:pPr>
-      <w:r>
-        <w:rPr>
-          <w:rFonts w:ascii="Times New Roman" w:cs="Times New Roman" w:eastAsia="Times New Roman" w:hAnsi="Times New Roman"/>
-          <w:rtl w:val="0"/>
-        </w:rPr>
-        <w:t xml:space="preserve">Контакты: телефон, сайт; ссылки оранжевые (</w:t>
-      </w:r>
-      <w:r>
-        <w:rPr>
-          <w:rFonts w:ascii="Roboto Mono" w:cs="Roboto Mono" w:eastAsia="Roboto Mono" w:hAnsi="Roboto Mono"/>
-          <w:color w:val="188038"/>
-          <w:rtl w:val="0"/>
-        </w:rPr>
-        <w:t xml:space="preserve">#F07D00</w:t>
-      </w:r>
-      <w:r>
-        <w:rPr>
-          <w:rFonts w:ascii="Times New Roman" w:cs="Times New Roman" w:eastAsia="Times New Roman" w:hAnsi="Times New Roman"/>
-          <w:rtl w:val="0"/>
-        </w:rPr>
-        <w:t xml:space="preserve">)</w:t>
+        <w:t xml:space="preserve">Файл паттерна (SVG) передаётся вместе с логотипом после этапа «Логотип»</w:t>
       </w:r>
     </w:p>
     <w:p>
@@ -11365,7 +11046,7 @@
           <w:bCs w:val="1"/>
           <w:rtl w:val="0"/>
         </w:rPr>
-        <w:t xml:space="preserve">МАРКИРОВКА ПРОДУКЦИИ</w:t>
+        <w:t xml:space="preserve">ДЕЛОВАЯ ДОКУМЕНТАЦИЯ</w:t>
       </w:r>
     </w:p>
     <w:p>
@@ -11385,7 +11066,7 @@
           <w:bCs w:val="1"/>
           <w:rtl w:val="0"/>
         </w:rPr>
-        <w:t xml:space="preserve">Этикетка / шильдик на датчик</w:t>
+        <w:t xml:space="preserve">Визитка</w:t>
       </w:r>
     </w:p>
     <w:p>
@@ -11408,7 +11089,7 @@
       <w:pPr>
         <w:numPr>
           <w:ilvl w:val="0"/>
-          <w:numId w:val="359"/>
+          <w:numId w:val="357"/>
         </w:numPr>
         <w:spacing w:after="0" w:before="240" w:lineRule="auto"/>
         <w:ind w:left="720" w:hanging="360"/>
@@ -11421,27 +11102,27 @@
           <w:rFonts w:ascii="Times New Roman" w:cs="Times New Roman" w:eastAsia="Times New Roman" w:hAnsi="Times New Roman"/>
           <w:rtl w:val="0"/>
         </w:rPr>
-        <w:t xml:space="preserve">Логотип: Короткий логотип DLKIP — полноцветный на светлой этикетке или монохромный при лазерной маркировке</w:t>
-      </w:r>
-    </w:p>
-    <w:p>
-      <w:pPr>
-        <w:numPr>
-          <w:ilvl w:val="0"/>
-          <w:numId w:val="359"/>
-        </w:numPr>
-        <w:spacing w:after="0" w:before="0" w:lineRule="auto"/>
-        <w:ind w:left="720" w:hanging="360"/>
-        <w:rPr>
-          <w:rFonts w:ascii="Times New Roman" w:cs="Times New Roman" w:eastAsia="Times New Roman" w:hAnsi="Times New Roman"/>
-        </w:rPr>
-      </w:pPr>
-      <w:r>
-        <w:rPr>
-          <w:rFonts w:ascii="Times New Roman" w:cs="Times New Roman" w:eastAsia="Times New Roman" w:hAnsi="Times New Roman"/>
-          <w:rtl w:val="0"/>
-        </w:rPr>
-        <w:t xml:space="preserve">Название модели: Exo 2 Bold, чёрный (</w:t>
+        <w:t xml:space="preserve">Формат: 90×50 mm, двусторонняя</w:t>
+      </w:r>
+    </w:p>
+    <w:p>
+      <w:pPr>
+        <w:numPr>
+          <w:ilvl w:val="0"/>
+          <w:numId w:val="357"/>
+        </w:numPr>
+        <w:spacing w:after="0" w:before="0" w:lineRule="auto"/>
+        <w:ind w:left="720" w:hanging="360"/>
+        <w:rPr>
+          <w:rFonts w:ascii="Times New Roman" w:cs="Times New Roman" w:eastAsia="Times New Roman" w:hAnsi="Times New Roman"/>
+        </w:rPr>
+      </w:pPr>
+      <w:r>
+        <w:rPr>
+          <w:rFonts w:ascii="Times New Roman" w:cs="Times New Roman" w:eastAsia="Times New Roman" w:hAnsi="Times New Roman"/>
+          <w:rtl w:val="0"/>
+        </w:rPr>
+        <w:t xml:space="preserve">Лицевая сторона: Чёрный фон (</w:t>
       </w:r>
       <w:r>
         <w:rPr>
@@ -11456,67 +11137,27 @@
           <w:rFonts w:ascii="Times New Roman" w:cs="Times New Roman" w:eastAsia="Times New Roman" w:hAnsi="Times New Roman"/>
           <w:rtl w:val="0"/>
         </w:rPr>
-        <w:t xml:space="preserve">)</w:t>
-      </w:r>
-    </w:p>
-    <w:p>
-      <w:pPr>
-        <w:numPr>
-          <w:ilvl w:val="0"/>
-          <w:numId w:val="359"/>
-        </w:numPr>
-        <w:spacing w:after="0" w:before="0" w:lineRule="auto"/>
-        <w:ind w:left="720" w:hanging="360"/>
-        <w:rPr>
-          <w:rFonts w:ascii="Times New Roman" w:cs="Times New Roman" w:eastAsia="Times New Roman" w:hAnsi="Times New Roman"/>
-        </w:rPr>
-      </w:pPr>
-      <w:r>
-        <w:rPr>
-          <w:rFonts w:ascii="Times New Roman" w:cs="Times New Roman" w:eastAsia="Times New Roman" w:hAnsi="Times New Roman"/>
-          <w:rtl w:val="0"/>
-        </w:rPr>
-        <w:t xml:space="preserve">Технические данные: Inter Regular / Medium, чёрный; диапазон, питание, выходной сигнал, степень защиты — по модели</w:t>
-      </w:r>
-    </w:p>
-    <w:p>
-      <w:pPr>
-        <w:numPr>
-          <w:ilvl w:val="0"/>
-          <w:numId w:val="359"/>
-        </w:numPr>
-        <w:spacing w:after="0" w:before="0" w:lineRule="auto"/>
-        <w:ind w:left="720" w:hanging="360"/>
-        <w:rPr>
-          <w:rFonts w:ascii="Times New Roman" w:cs="Times New Roman" w:eastAsia="Times New Roman" w:hAnsi="Times New Roman"/>
-        </w:rPr>
-      </w:pPr>
-      <w:r>
-        <w:rPr>
-          <w:rFonts w:ascii="Times New Roman" w:cs="Times New Roman" w:eastAsia="Times New Roman" w:hAnsi="Times New Roman"/>
-          <w:rtl w:val="0"/>
-        </w:rPr>
-        <w:t xml:space="preserve">Серийный номер и дата выпуска: Inter Medium, моноширинные цифры</w:t>
-      </w:r>
-    </w:p>
-    <w:p>
-      <w:pPr>
-        <w:numPr>
-          <w:ilvl w:val="0"/>
-          <w:numId w:val="359"/>
-        </w:numPr>
-        <w:spacing w:after="0" w:before="0" w:lineRule="auto"/>
-        <w:ind w:left="720" w:hanging="360"/>
-        <w:rPr>
-          <w:rFonts w:ascii="Times New Roman" w:cs="Times New Roman" w:eastAsia="Times New Roman" w:hAnsi="Times New Roman"/>
-        </w:rPr>
-      </w:pPr>
-      <w:r>
-        <w:rPr>
-          <w:rFonts w:ascii="Times New Roman" w:cs="Times New Roman" w:eastAsia="Times New Roman" w:hAnsi="Times New Roman"/>
-          <w:rtl w:val="0"/>
-        </w:rPr>
-        <w:t xml:space="preserve">Оранжевый (</w:t>
+        <w:t xml:space="preserve">), двухцветный логотип DLKIP Electronics по центру</w:t>
+      </w:r>
+    </w:p>
+    <w:p>
+      <w:pPr>
+        <w:numPr>
+          <w:ilvl w:val="0"/>
+          <w:numId w:val="357"/>
+        </w:numPr>
+        <w:spacing w:after="0" w:before="0" w:lineRule="auto"/>
+        <w:ind w:left="720" w:hanging="360"/>
+        <w:rPr>
+          <w:rFonts w:ascii="Times New Roman" w:cs="Times New Roman" w:eastAsia="Times New Roman" w:hAnsi="Times New Roman"/>
+        </w:rPr>
+      </w:pPr>
+      <w:r>
+        <w:rPr>
+          <w:rFonts w:ascii="Times New Roman" w:cs="Times New Roman" w:eastAsia="Times New Roman" w:hAnsi="Times New Roman"/>
+          <w:rtl w:val="0"/>
+        </w:rPr>
+        <w:t xml:space="preserve">Оборотная сторона: Белый фон (</w:t>
       </w:r>
       <w:r>
         <w:rPr>
@@ -11524,6 +11165,131 @@
           <w:color w:val="188038"/>
           <w:rtl w:val="0"/>
         </w:rPr>
+        <w:t xml:space="preserve">#FFFFFF</w:t>
+      </w:r>
+      <w:r>
+        <w:rPr>
+          <w:rFonts w:ascii="Times New Roman" w:cs="Times New Roman" w:eastAsia="Times New Roman" w:hAnsi="Times New Roman"/>
+          <w:rtl w:val="0"/>
+        </w:rPr>
+        <w:t xml:space="preserve">), короткий логотип DLKIP в левом верхнем углу</w:t>
+      </w:r>
+    </w:p>
+    <w:p>
+      <w:pPr>
+        <w:numPr>
+          <w:ilvl w:val="0"/>
+          <w:numId w:val="357"/>
+        </w:numPr>
+        <w:spacing w:after="0" w:before="0" w:lineRule="auto"/>
+        <w:ind w:left="720" w:hanging="360"/>
+        <w:rPr>
+          <w:rFonts w:ascii="Times New Roman" w:cs="Times New Roman" w:eastAsia="Times New Roman" w:hAnsi="Times New Roman"/>
+        </w:rPr>
+      </w:pPr>
+      <w:r>
+        <w:rPr>
+          <w:rFonts w:ascii="Times New Roman" w:cs="Times New Roman" w:eastAsia="Times New Roman" w:hAnsi="Times New Roman"/>
+          <w:rtl w:val="0"/>
+        </w:rPr>
+        <w:t xml:space="preserve">Имя: Exo 2 SemiBold, 14pt, чёрный (</w:t>
+      </w:r>
+      <w:r>
+        <w:rPr>
+          <w:rFonts w:ascii="Roboto Mono" w:cs="Roboto Mono" w:eastAsia="Roboto Mono" w:hAnsi="Roboto Mono"/>
+          <w:color w:val="188038"/>
+          <w:rtl w:val="0"/>
+        </w:rPr>
+        <w:t xml:space="preserve">#000000</w:t>
+      </w:r>
+      <w:r>
+        <w:rPr>
+          <w:rFonts w:ascii="Times New Roman" w:cs="Times New Roman" w:eastAsia="Times New Roman" w:hAnsi="Times New Roman"/>
+          <w:rtl w:val="0"/>
+        </w:rPr>
+        <w:t xml:space="preserve">)</w:t>
+      </w:r>
+    </w:p>
+    <w:p>
+      <w:pPr>
+        <w:numPr>
+          <w:ilvl w:val="0"/>
+          <w:numId w:val="357"/>
+        </w:numPr>
+        <w:spacing w:after="0" w:before="0" w:lineRule="auto"/>
+        <w:ind w:left="720" w:hanging="360"/>
+        <w:rPr>
+          <w:rFonts w:ascii="Times New Roman" w:cs="Times New Roman" w:eastAsia="Times New Roman" w:hAnsi="Times New Roman"/>
+        </w:rPr>
+      </w:pPr>
+      <w:r>
+        <w:rPr>
+          <w:rFonts w:ascii="Times New Roman" w:cs="Times New Roman" w:eastAsia="Times New Roman" w:hAnsi="Times New Roman"/>
+          <w:rtl w:val="0"/>
+        </w:rPr>
+        <w:t xml:space="preserve">Должность: Inter Regular, 10pt, средне-серый (</w:t>
+      </w:r>
+      <w:r>
+        <w:rPr>
+          <w:rFonts w:ascii="Roboto Mono" w:cs="Roboto Mono" w:eastAsia="Roboto Mono" w:hAnsi="Roboto Mono"/>
+          <w:color w:val="188038"/>
+          <w:rtl w:val="0"/>
+        </w:rPr>
+        <w:t xml:space="preserve">#666666</w:t>
+      </w:r>
+      <w:r>
+        <w:rPr>
+          <w:rFonts w:ascii="Times New Roman" w:cs="Times New Roman" w:eastAsia="Times New Roman" w:hAnsi="Times New Roman"/>
+          <w:rtl w:val="0"/>
+        </w:rPr>
+        <w:t xml:space="preserve">)</w:t>
+      </w:r>
+    </w:p>
+    <w:p>
+      <w:pPr>
+        <w:numPr>
+          <w:ilvl w:val="0"/>
+          <w:numId w:val="357"/>
+        </w:numPr>
+        <w:spacing w:after="0" w:before="0" w:lineRule="auto"/>
+        <w:ind w:left="720" w:hanging="360"/>
+        <w:rPr>
+          <w:rFonts w:ascii="Times New Roman" w:cs="Times New Roman" w:eastAsia="Times New Roman" w:hAnsi="Times New Roman"/>
+        </w:rPr>
+      </w:pPr>
+      <w:r>
+        <w:rPr>
+          <w:rFonts w:ascii="Times New Roman" w:cs="Times New Roman" w:eastAsia="Times New Roman" w:hAnsi="Times New Roman"/>
+          <w:rtl w:val="0"/>
+        </w:rPr>
+        <w:t xml:space="preserve">Контакты: Inter Regular, 9pt, чёрный; телефон, e-mail, сайт, адрес</w:t>
+      </w:r>
+    </w:p>
+    <w:p>
+      <w:pPr>
+        <w:numPr>
+          <w:ilvl w:val="0"/>
+          <w:numId w:val="357"/>
+        </w:numPr>
+        <w:spacing w:after="0" w:before="0" w:lineRule="auto"/>
+        <w:ind w:left="720" w:hanging="360"/>
+        <w:rPr>
+          <w:rFonts w:ascii="Times New Roman" w:cs="Times New Roman" w:eastAsia="Times New Roman" w:hAnsi="Times New Roman"/>
+        </w:rPr>
+      </w:pPr>
+      <w:r>
+        <w:rPr>
+          <w:rFonts w:ascii="Times New Roman" w:cs="Times New Roman" w:eastAsia="Times New Roman" w:hAnsi="Times New Roman"/>
+          <w:rtl w:val="0"/>
+        </w:rPr>
+        <w:t xml:space="preserve">Акцент: Тонкая оранжевая линия (</w:t>
+      </w:r>
+      <w:r>
+        <w:rPr>
+          <w:rFonts w:ascii="Roboto Mono" w:cs="Roboto Mono" w:eastAsia="Roboto Mono" w:hAnsi="Roboto Mono"/>
+          <w:color w:val="188038"/>
+          <w:rtl w:val="0"/>
+        </w:rPr>
         <w:t xml:space="preserve">#F07D00</w:t>
       </w:r>
       <w:r>
@@ -11531,34 +11297,14 @@
           <w:rFonts w:ascii="Times New Roman" w:cs="Times New Roman" w:eastAsia="Times New Roman" w:hAnsi="Times New Roman"/>
           <w:rtl w:val="0"/>
         </w:rPr>
-        <w:t xml:space="preserve">): Полоса или плашка с названием серии — не более 10% площади</w:t>
-      </w:r>
-    </w:p>
-    <w:p>
-      <w:pPr>
-        <w:numPr>
-          <w:ilvl w:val="0"/>
-          <w:numId w:val="359"/>
-        </w:numPr>
-        <w:spacing w:after="0" w:before="0" w:lineRule="auto"/>
-        <w:ind w:left="720" w:hanging="360"/>
-        <w:rPr>
-          <w:rFonts w:ascii="Times New Roman" w:cs="Times New Roman" w:eastAsia="Times New Roman" w:hAnsi="Times New Roman"/>
-        </w:rPr>
-      </w:pPr>
-      <w:r>
-        <w:rPr>
-          <w:rFonts w:ascii="Times New Roman" w:cs="Times New Roman" w:eastAsia="Times New Roman" w:hAnsi="Times New Roman"/>
-          <w:rtl w:val="0"/>
-        </w:rPr>
-        <w:t xml:space="preserve">Обязательная маркировка и знаки соответствия: по требованиям законодательства [уточнить]</w:t>
-      </w:r>
-    </w:p>
-    <w:p>
-      <w:pPr>
-        <w:numPr>
-          <w:ilvl w:val="0"/>
-          <w:numId w:val="359"/>
+        <w:t xml:space="preserve">) или оранжевые иконки контактов</w:t>
+      </w:r>
+    </w:p>
+    <w:p>
+      <w:pPr>
+        <w:numPr>
+          <w:ilvl w:val="0"/>
+          <w:numId w:val="357"/>
         </w:numPr>
         <w:spacing w:after="240" w:before="0" w:lineRule="auto"/>
         <w:ind w:left="720" w:hanging="360"/>
@@ -11571,7 +11317,7 @@
           <w:rFonts w:ascii="Times New Roman" w:cs="Times New Roman" w:eastAsia="Times New Roman" w:hAnsi="Times New Roman"/>
           <w:rtl w:val="0"/>
         </w:rPr>
-        <w:t xml:space="preserve">Материал: Износостойкая плёнка или металл, устойчивые к условиям эксплуатации</w:t>
+        <w:t xml:space="preserve">Печать: CMYK, 300 DPI, вылеты 2 mm</w:t>
       </w:r>
     </w:p>
     <w:p>
@@ -11591,14 +11337,30 @@
           <w:bCs w:val="1"/>
           <w:rtl w:val="0"/>
         </w:rPr>
-        <w:t xml:space="preserve">Упаковка</w:t>
-      </w:r>
-    </w:p>
-    <w:p>
-      <w:pPr>
-        <w:numPr>
-          <w:ilvl w:val="0"/>
-          <w:numId w:val="360"/>
+        <w:t xml:space="preserve">Фирменный бланк (A4)</w:t>
+      </w:r>
+    </w:p>
+    <w:p>
+      <w:pPr>
+        <w:keepNext/>
+        <w:spacing w:after="240" w:before="240" w:lineRule="auto"/>
+        <w:rPr>
+          <w:rFonts w:ascii="Times New Roman" w:cs="Times New Roman" w:eastAsia="Times New Roman" w:hAnsi="Times New Roman"/>
+        </w:rPr>
+      </w:pPr>
+      <w:r>
+        <w:rPr>
+          <w:rFonts w:ascii="Times New Roman" w:cs="Times New Roman" w:eastAsia="Times New Roman" w:hAnsi="Times New Roman"/>
+          <w:rtl w:val="0"/>
+        </w:rPr>
+        <w:t xml:space="preserve">Требования:</w:t>
+      </w:r>
+    </w:p>
+    <w:p>
+      <w:pPr>
+        <w:numPr>
+          <w:ilvl w:val="0"/>
+          <w:numId w:val="358"/>
         </w:numPr>
         <w:spacing w:after="0" w:before="240" w:lineRule="auto"/>
         <w:ind w:left="720" w:hanging="360"/>
@@ -11611,27 +11373,7 @@
           <w:rFonts w:ascii="Times New Roman" w:cs="Times New Roman" w:eastAsia="Times New Roman" w:hAnsi="Times New Roman"/>
           <w:rtl w:val="0"/>
         </w:rPr>
-        <w:t xml:space="preserve">Коробка: Белый или крафт-картон, основной логотип на лицевой стороне</w:t>
-      </w:r>
-    </w:p>
-    <w:p>
-      <w:pPr>
-        <w:numPr>
-          <w:ilvl w:val="0"/>
-          <w:numId w:val="360"/>
-        </w:numPr>
-        <w:spacing w:after="0" w:before="0" w:lineRule="auto"/>
-        <w:ind w:left="720" w:hanging="360"/>
-        <w:rPr>
-          <w:rFonts w:ascii="Times New Roman" w:cs="Times New Roman" w:eastAsia="Times New Roman" w:hAnsi="Times New Roman"/>
-        </w:rPr>
-      </w:pPr>
-      <w:r>
-        <w:rPr>
-          <w:rFonts w:ascii="Times New Roman" w:cs="Times New Roman" w:eastAsia="Times New Roman" w:hAnsi="Times New Roman"/>
-          <w:rtl w:val="0"/>
-        </w:rPr>
-        <w:t xml:space="preserve">Акцент: Оранжевая полоса (</w:t>
+        <w:t xml:space="preserve">Шапка: Основной логотип слева, справа — ООО СП «ДЛКИП», адрес, телефон, e-mail, сайт (Inter Regular, 9pt, </w:t>
       </w:r>
       <w:r>
         <w:rPr>
@@ -11639,6 +11381,41 @@
           <w:color w:val="188038"/>
           <w:rtl w:val="0"/>
         </w:rPr>
+        <w:t xml:space="preserve">#666666</w:t>
+      </w:r>
+      <w:r>
+        <w:rPr>
+          <w:rFonts w:ascii="Times New Roman" w:cs="Times New Roman" w:eastAsia="Times New Roman" w:hAnsi="Times New Roman"/>
+          <w:rtl w:val="0"/>
+        </w:rPr>
+        <w:t xml:space="preserve">)</w:t>
+      </w:r>
+    </w:p>
+    <w:p>
+      <w:pPr>
+        <w:numPr>
+          <w:ilvl w:val="0"/>
+          <w:numId w:val="358"/>
+        </w:numPr>
+        <w:spacing w:after="0" w:before="0" w:lineRule="auto"/>
+        <w:ind w:left="720" w:hanging="360"/>
+        <w:rPr>
+          <w:rFonts w:ascii="Times New Roman" w:cs="Times New Roman" w:eastAsia="Times New Roman" w:hAnsi="Times New Roman"/>
+        </w:rPr>
+      </w:pPr>
+      <w:r>
+        <w:rPr>
+          <w:rFonts w:ascii="Times New Roman" w:cs="Times New Roman" w:eastAsia="Times New Roman" w:hAnsi="Times New Roman"/>
+          <w:rtl w:val="0"/>
+        </w:rPr>
+        <w:t xml:space="preserve">Под шапкой: Оранжевая линия (</w:t>
+      </w:r>
+      <w:r>
+        <w:rPr>
+          <w:rFonts w:ascii="Roboto Mono" w:cs="Roboto Mono" w:eastAsia="Roboto Mono" w:hAnsi="Roboto Mono"/>
+          <w:color w:val="188038"/>
+          <w:rtl w:val="0"/>
+        </w:rPr>
         <w:t xml:space="preserve">#F07D00</w:t>
       </w:r>
       <w:r>
@@ -11646,14 +11423,89 @@
           <w:rFonts w:ascii="Times New Roman" w:cs="Times New Roman" w:eastAsia="Times New Roman" w:hAnsi="Times New Roman"/>
           <w:rtl w:val="0"/>
         </w:rPr>
-        <w:t xml:space="preserve">) или графический элемент — паттерн печатной платы</w:t>
-      </w:r>
-    </w:p>
-    <w:p>
-      <w:pPr>
-        <w:numPr>
-          <w:ilvl w:val="0"/>
-          <w:numId w:val="360"/>
+        <w:t xml:space="preserve">) толщиной 1-1,5pt на всю ширину полосы набора</w:t>
+      </w:r>
+    </w:p>
+    <w:p>
+      <w:pPr>
+        <w:numPr>
+          <w:ilvl w:val="0"/>
+          <w:numId w:val="358"/>
+        </w:numPr>
+        <w:spacing w:after="0" w:before="0" w:lineRule="auto"/>
+        <w:ind w:left="720" w:hanging="360"/>
+        <w:rPr>
+          <w:rFonts w:ascii="Times New Roman" w:cs="Times New Roman" w:eastAsia="Times New Roman" w:hAnsi="Times New Roman"/>
+        </w:rPr>
+      </w:pPr>
+      <w:r>
+        <w:rPr>
+          <w:rFonts w:ascii="Times New Roman" w:cs="Times New Roman" w:eastAsia="Times New Roman" w:hAnsi="Times New Roman"/>
+          <w:rtl w:val="0"/>
+        </w:rPr>
+        <w:t xml:space="preserve">Основной текст: Inter Regular или Times New Roman, 11-12pt, чёрный</w:t>
+      </w:r>
+    </w:p>
+    <w:p>
+      <w:pPr>
+        <w:numPr>
+          <w:ilvl w:val="0"/>
+          <w:numId w:val="358"/>
+        </w:numPr>
+        <w:spacing w:after="0" w:before="0" w:lineRule="auto"/>
+        <w:ind w:left="720" w:hanging="360"/>
+        <w:rPr>
+          <w:rFonts w:ascii="Times New Roman" w:cs="Times New Roman" w:eastAsia="Times New Roman" w:hAnsi="Times New Roman"/>
+        </w:rPr>
+      </w:pPr>
+      <w:r>
+        <w:rPr>
+          <w:rFonts w:ascii="Times New Roman" w:cs="Times New Roman" w:eastAsia="Times New Roman" w:hAnsi="Times New Roman"/>
+          <w:rtl w:val="0"/>
+        </w:rPr>
+        <w:t xml:space="preserve">Подвал: Реквизиты компании, Inter Regular, 8pt, средне-серый (</w:t>
+      </w:r>
+      <w:r>
+        <w:rPr>
+          <w:rFonts w:ascii="Roboto Mono" w:cs="Roboto Mono" w:eastAsia="Roboto Mono" w:hAnsi="Roboto Mono"/>
+          <w:color w:val="188038"/>
+          <w:rtl w:val="0"/>
+        </w:rPr>
+        <w:t xml:space="preserve">#666666</w:t>
+      </w:r>
+      <w:r>
+        <w:rPr>
+          <w:rFonts w:ascii="Times New Roman" w:cs="Times New Roman" w:eastAsia="Times New Roman" w:hAnsi="Times New Roman"/>
+          <w:rtl w:val="0"/>
+        </w:rPr>
+        <w:t xml:space="preserve">)</w:t>
+      </w:r>
+    </w:p>
+    <w:p>
+      <w:pPr>
+        <w:numPr>
+          <w:ilvl w:val="0"/>
+          <w:numId w:val="358"/>
+        </w:numPr>
+        <w:spacing w:after="0" w:before="0" w:lineRule="auto"/>
+        <w:ind w:left="720" w:hanging="360"/>
+        <w:rPr>
+          <w:rFonts w:ascii="Times New Roman" w:cs="Times New Roman" w:eastAsia="Times New Roman" w:hAnsi="Times New Roman"/>
+        </w:rPr>
+      </w:pPr>
+      <w:r>
+        <w:rPr>
+          <w:rFonts w:ascii="Times New Roman" w:cs="Times New Roman" w:eastAsia="Times New Roman" w:hAnsi="Times New Roman"/>
+          <w:rtl w:val="0"/>
+        </w:rPr>
+        <w:t xml:space="preserve">Поля: Левое 25 mm, правое 15 mm, верхнее и нижнее 20 mm</w:t>
+      </w:r>
+    </w:p>
+    <w:p>
+      <w:pPr>
+        <w:numPr>
+          <w:ilvl w:val="0"/>
+          <w:numId w:val="358"/>
         </w:numPr>
         <w:spacing w:after="240" w:before="0" w:lineRule="auto"/>
         <w:ind w:left="720" w:hanging="360"/>
@@ -11666,7 +11518,152 @@
           <w:rFonts w:ascii="Times New Roman" w:cs="Times New Roman" w:eastAsia="Times New Roman" w:hAnsi="Times New Roman"/>
           <w:rtl w:val="0"/>
         </w:rPr>
-        <w:t xml:space="preserve">Информация: Модель, серийный номер, дата, контакты DLKIP, штрихкод</w:t>
+        <w:t xml:space="preserve">Форматы: .docx (Word) и .pdf</w:t>
+      </w:r>
+    </w:p>
+    <w:p>
+      <w:pPr>
+        <w:keepNext/>
+        <w:spacing w:after="240" w:before="240" w:lineRule="auto"/>
+        <w:rPr>
+          <w:rFonts w:ascii="Times New Roman" w:cs="Times New Roman" w:eastAsia="Times New Roman" w:hAnsi="Times New Roman"/>
+          <w:b w:val="1"/>
+          <w:bCs w:val="1"/>
+        </w:rPr>
+      </w:pPr>
+      <w:r>
+        <w:rPr>
+          <w:rFonts w:ascii="Times New Roman" w:cs="Times New Roman" w:eastAsia="Times New Roman" w:hAnsi="Times New Roman"/>
+          <w:b w:val="1"/>
+          <w:bCs w:val="1"/>
+          <w:rtl w:val="0"/>
+        </w:rPr>
+        <w:t xml:space="preserve">Подпись в электронной почте</w:t>
+      </w:r>
+    </w:p>
+    <w:p>
+      <w:pPr>
+        <w:numPr>
+          <w:ilvl w:val="0"/>
+          <w:numId w:val="359"/>
+        </w:numPr>
+        <w:spacing w:after="0" w:before="240" w:lineRule="auto"/>
+        <w:ind w:left="720" w:hanging="360"/>
+        <w:rPr>
+          <w:rFonts w:ascii="Times New Roman" w:cs="Times New Roman" w:eastAsia="Times New Roman" w:hAnsi="Times New Roman"/>
+        </w:rPr>
+      </w:pPr>
+      <w:r>
+        <w:rPr>
+          <w:rFonts w:ascii="Times New Roman" w:cs="Times New Roman" w:eastAsia="Times New Roman" w:hAnsi="Times New Roman"/>
+          <w:rtl w:val="0"/>
+        </w:rPr>
+        <w:t xml:space="preserve">Имя: Inter Bold, 14px, чёрный (</w:t>
+      </w:r>
+      <w:r>
+        <w:rPr>
+          <w:rFonts w:ascii="Roboto Mono" w:cs="Roboto Mono" w:eastAsia="Roboto Mono" w:hAnsi="Roboto Mono"/>
+          <w:color w:val="188038"/>
+          <w:rtl w:val="0"/>
+        </w:rPr>
+        <w:t xml:space="preserve">#000000</w:t>
+      </w:r>
+      <w:r>
+        <w:rPr>
+          <w:rFonts w:ascii="Times New Roman" w:cs="Times New Roman" w:eastAsia="Times New Roman" w:hAnsi="Times New Roman"/>
+          <w:rtl w:val="0"/>
+        </w:rPr>
+        <w:t xml:space="preserve">)</w:t>
+      </w:r>
+    </w:p>
+    <w:p>
+      <w:pPr>
+        <w:numPr>
+          <w:ilvl w:val="0"/>
+          <w:numId w:val="359"/>
+        </w:numPr>
+        <w:spacing w:after="0" w:before="0" w:lineRule="auto"/>
+        <w:ind w:left="720" w:hanging="360"/>
+        <w:rPr>
+          <w:rFonts w:ascii="Times New Roman" w:cs="Times New Roman" w:eastAsia="Times New Roman" w:hAnsi="Times New Roman"/>
+        </w:rPr>
+      </w:pPr>
+      <w:r>
+        <w:rPr>
+          <w:rFonts w:ascii="Times New Roman" w:cs="Times New Roman" w:eastAsia="Times New Roman" w:hAnsi="Times New Roman"/>
+          <w:rtl w:val="0"/>
+        </w:rPr>
+        <w:t xml:space="preserve">Должность: Inter Regular, 12px, средне-серый (</w:t>
+      </w:r>
+      <w:r>
+        <w:rPr>
+          <w:rFonts w:ascii="Roboto Mono" w:cs="Roboto Mono" w:eastAsia="Roboto Mono" w:hAnsi="Roboto Mono"/>
+          <w:color w:val="188038"/>
+          <w:rtl w:val="0"/>
+        </w:rPr>
+        <w:t xml:space="preserve">#666666</w:t>
+      </w:r>
+      <w:r>
+        <w:rPr>
+          <w:rFonts w:ascii="Times New Roman" w:cs="Times New Roman" w:eastAsia="Times New Roman" w:hAnsi="Times New Roman"/>
+          <w:rtl w:val="0"/>
+        </w:rPr>
+        <w:t xml:space="preserve">)</w:t>
+      </w:r>
+    </w:p>
+    <w:p>
+      <w:pPr>
+        <w:numPr>
+          <w:ilvl w:val="0"/>
+          <w:numId w:val="359"/>
+        </w:numPr>
+        <w:spacing w:after="0" w:before="0" w:lineRule="auto"/>
+        <w:ind w:left="720" w:hanging="360"/>
+        <w:rPr>
+          <w:rFonts w:ascii="Times New Roman" w:cs="Times New Roman" w:eastAsia="Times New Roman" w:hAnsi="Times New Roman"/>
+        </w:rPr>
+      </w:pPr>
+      <w:r>
+        <w:rPr>
+          <w:rFonts w:ascii="Times New Roman" w:cs="Times New Roman" w:eastAsia="Times New Roman" w:hAnsi="Times New Roman"/>
+          <w:rtl w:val="0"/>
+        </w:rPr>
+        <w:t xml:space="preserve">Короткий логотип DLKIP: PNG @2x, высота 24px</w:t>
+      </w:r>
+    </w:p>
+    <w:p>
+      <w:pPr>
+        <w:numPr>
+          <w:ilvl w:val="0"/>
+          <w:numId w:val="359"/>
+        </w:numPr>
+        <w:spacing w:after="240" w:before="0" w:lineRule="auto"/>
+        <w:ind w:left="720" w:hanging="360"/>
+        <w:rPr>
+          <w:rFonts w:ascii="Times New Roman" w:cs="Times New Roman" w:eastAsia="Times New Roman" w:hAnsi="Times New Roman"/>
+        </w:rPr>
+      </w:pPr>
+      <w:r>
+        <w:rPr>
+          <w:rFonts w:ascii="Times New Roman" w:cs="Times New Roman" w:eastAsia="Times New Roman" w:hAnsi="Times New Roman"/>
+          <w:rtl w:val="0"/>
+        </w:rPr>
+        <w:t xml:space="preserve">Контакты: телефон, сайт; ссылки оранжевые (</w:t>
+      </w:r>
+      <w:r>
+        <w:rPr>
+          <w:rFonts w:ascii="Roboto Mono" w:cs="Roboto Mono" w:eastAsia="Roboto Mono" w:hAnsi="Roboto Mono"/>
+          <w:color w:val="188038"/>
+          <w:rtl w:val="0"/>
+        </w:rPr>
+        <w:t xml:space="preserve">#F07D00</w:t>
+      </w:r>
+      <w:r>
+        <w:rPr>
+          <w:rFonts w:ascii="Times New Roman" w:cs="Times New Roman" w:eastAsia="Times New Roman" w:hAnsi="Times New Roman"/>
+          <w:rtl w:val="0"/>
+        </w:rPr>
+        <w:t xml:space="preserve">)</w:t>
       </w:r>
     </w:p>
     <w:p>
@@ -11699,7 +11696,7 @@
           <w:bCs w:val="1"/>
           <w:rtl w:val="0"/>
         </w:rPr>
-        <w:t xml:space="preserve">ПРЕЗЕНТАЦИИ (PowerPoint / Keynote / Google Slides)</w:t>
+        <w:t xml:space="preserve">МАРКИРОВКА ПРОДУКЦИИ</w:t>
       </w:r>
     </w:p>
     <w:p>
@@ -11719,7 +11716,7 @@
           <w:bCs w:val="1"/>
           <w:rtl w:val="0"/>
         </w:rPr>
-        <w:t xml:space="preserve">Заглавная страница (Title Slide)</w:t>
+        <w:t xml:space="preserve">Этикетка / шильдик на датчик</w:t>
       </w:r>
     </w:p>
     <w:p>
@@ -11742,7 +11739,7 @@
       <w:pPr>
         <w:numPr>
           <w:ilvl w:val="0"/>
-          <w:numId w:val="361"/>
+          <w:numId w:val="360"/>
         </w:numPr>
         <w:spacing w:after="0" w:before="240" w:lineRule="auto"/>
         <w:ind w:left="720" w:hanging="360"/>
@@ -11755,7 +11752,27 @@
           <w:rFonts w:ascii="Times New Roman" w:cs="Times New Roman" w:eastAsia="Times New Roman" w:hAnsi="Times New Roman"/>
           <w:rtl w:val="0"/>
         </w:rPr>
-        <w:t xml:space="preserve">Фон: Чёрный (</w:t>
+        <w:t xml:space="preserve">Логотип: Короткий логотип DLKIP — полноцветный на светлой этикетке или монохромный при лазерной маркировке</w:t>
+      </w:r>
+    </w:p>
+    <w:p>
+      <w:pPr>
+        <w:numPr>
+          <w:ilvl w:val="0"/>
+          <w:numId w:val="360"/>
+        </w:numPr>
+        <w:spacing w:after="0" w:before="0" w:lineRule="auto"/>
+        <w:ind w:left="720" w:hanging="360"/>
+        <w:rPr>
+          <w:rFonts w:ascii="Times New Roman" w:cs="Times New Roman" w:eastAsia="Times New Roman" w:hAnsi="Times New Roman"/>
+        </w:rPr>
+      </w:pPr>
+      <w:r>
+        <w:rPr>
+          <w:rFonts w:ascii="Times New Roman" w:cs="Times New Roman" w:eastAsia="Times New Roman" w:hAnsi="Times New Roman"/>
+          <w:rtl w:val="0"/>
+        </w:rPr>
+        <w:t xml:space="preserve">Название модели: Exo 2 Bold, чёрный (</w:t>
       </w:r>
       <w:r>
         <w:rPr>
@@ -11777,40 +11794,60 @@
       <w:pPr>
         <w:numPr>
           <w:ilvl w:val="0"/>
-          <w:numId w:val="361"/>
-        </w:numPr>
-        <w:spacing w:after="0" w:before="0" w:lineRule="auto"/>
-        <w:ind w:left="720" w:hanging="360"/>
-        <w:rPr>
-          <w:rFonts w:ascii="Times New Roman" w:cs="Times New Roman" w:eastAsia="Times New Roman" w:hAnsi="Times New Roman"/>
-        </w:rPr>
-      </w:pPr>
-      <w:r>
-        <w:rPr>
-          <w:rFonts w:ascii="Times New Roman" w:cs="Times New Roman" w:eastAsia="Times New Roman" w:hAnsi="Times New Roman"/>
-          <w:rtl w:val="0"/>
-        </w:rPr>
-        <w:t xml:space="preserve">Логотип: Основной логотип DLKIP Electronics (двухцветный) в правом верхнем углу</w:t>
-      </w:r>
-    </w:p>
-    <w:p>
-      <w:pPr>
-        <w:numPr>
-          <w:ilvl w:val="0"/>
-          <w:numId w:val="361"/>
-        </w:numPr>
-        <w:spacing w:after="0" w:before="0" w:lineRule="auto"/>
-        <w:ind w:left="720" w:hanging="360"/>
-        <w:rPr>
-          <w:rFonts w:ascii="Times New Roman" w:cs="Times New Roman" w:eastAsia="Times New Roman" w:hAnsi="Times New Roman"/>
-        </w:rPr>
-      </w:pPr>
-      <w:r>
-        <w:rPr>
-          <w:rFonts w:ascii="Times New Roman" w:cs="Times New Roman" w:eastAsia="Times New Roman" w:hAnsi="Times New Roman"/>
-          <w:rtl w:val="0"/>
-        </w:rPr>
-        <w:t xml:space="preserve">Заголовок презентации: Exo 2 Bold, 48pt, белый (</w:t>
+          <w:numId w:val="360"/>
+        </w:numPr>
+        <w:spacing w:after="0" w:before="0" w:lineRule="auto"/>
+        <w:ind w:left="720" w:hanging="360"/>
+        <w:rPr>
+          <w:rFonts w:ascii="Times New Roman" w:cs="Times New Roman" w:eastAsia="Times New Roman" w:hAnsi="Times New Roman"/>
+        </w:rPr>
+      </w:pPr>
+      <w:r>
+        <w:rPr>
+          <w:rFonts w:ascii="Times New Roman" w:cs="Times New Roman" w:eastAsia="Times New Roman" w:hAnsi="Times New Roman"/>
+          <w:rtl w:val="0"/>
+        </w:rPr>
+        <w:t xml:space="preserve">Технические данные: Inter Regular / Medium, чёрный; диапазон, питание, выходной сигнал, степень защиты — по модели</w:t>
+      </w:r>
+    </w:p>
+    <w:p>
+      <w:pPr>
+        <w:numPr>
+          <w:ilvl w:val="0"/>
+          <w:numId w:val="360"/>
+        </w:numPr>
+        <w:spacing w:after="0" w:before="0" w:lineRule="auto"/>
+        <w:ind w:left="720" w:hanging="360"/>
+        <w:rPr>
+          <w:rFonts w:ascii="Times New Roman" w:cs="Times New Roman" w:eastAsia="Times New Roman" w:hAnsi="Times New Roman"/>
+        </w:rPr>
+      </w:pPr>
+      <w:r>
+        <w:rPr>
+          <w:rFonts w:ascii="Times New Roman" w:cs="Times New Roman" w:eastAsia="Times New Roman" w:hAnsi="Times New Roman"/>
+          <w:rtl w:val="0"/>
+        </w:rPr>
+        <w:t xml:space="preserve">Серийный номер и дата выпуска: Inter Medium, моноширинные цифры</w:t>
+      </w:r>
+    </w:p>
+    <w:p>
+      <w:pPr>
+        <w:numPr>
+          <w:ilvl w:val="0"/>
+          <w:numId w:val="360"/>
+        </w:numPr>
+        <w:spacing w:after="0" w:before="0" w:lineRule="auto"/>
+        <w:ind w:left="720" w:hanging="360"/>
+        <w:rPr>
+          <w:rFonts w:ascii="Times New Roman" w:cs="Times New Roman" w:eastAsia="Times New Roman" w:hAnsi="Times New Roman"/>
+        </w:rPr>
+      </w:pPr>
+      <w:r>
+        <w:rPr>
+          <w:rFonts w:ascii="Times New Roman" w:cs="Times New Roman" w:eastAsia="Times New Roman" w:hAnsi="Times New Roman"/>
+          <w:rtl w:val="0"/>
+        </w:rPr>
+        <w:t xml:space="preserve">Оранжевый (</w:t>
       </w:r>
       <w:r>
         <w:rPr>
@@ -11818,61 +11855,41 @@
           <w:color w:val="188038"/>
           <w:rtl w:val="0"/>
         </w:rPr>
-        <w:t xml:space="preserve">#FFFFFF</w:t>
-      </w:r>
-      <w:r>
-        <w:rPr>
-          <w:rFonts w:ascii="Times New Roman" w:cs="Times New Roman" w:eastAsia="Times New Roman" w:hAnsi="Times New Roman"/>
-          <w:rtl w:val="0"/>
-        </w:rPr>
-        <w:t xml:space="preserve">), по центру</w:t>
-      </w:r>
-    </w:p>
-    <w:p>
-      <w:pPr>
-        <w:numPr>
-          <w:ilvl w:val="0"/>
-          <w:numId w:val="361"/>
-        </w:numPr>
-        <w:spacing w:after="0" w:before="0" w:lineRule="auto"/>
-        <w:ind w:left="720" w:hanging="360"/>
-        <w:rPr>
-          <w:rFonts w:ascii="Times New Roman" w:cs="Times New Roman" w:eastAsia="Times New Roman" w:hAnsi="Times New Roman"/>
-        </w:rPr>
-      </w:pPr>
-      <w:r>
-        <w:rPr>
-          <w:rFonts w:ascii="Times New Roman" w:cs="Times New Roman" w:eastAsia="Times New Roman" w:hAnsi="Times New Roman"/>
-          <w:rtl w:val="0"/>
-        </w:rPr>
-        <w:t xml:space="preserve">Подзаголовок: Inter Regular, 20pt, светло-серый или оранжевый</w:t>
-      </w:r>
-    </w:p>
-    <w:p>
-      <w:pPr>
-        <w:numPr>
-          <w:ilvl w:val="0"/>
-          <w:numId w:val="361"/>
-        </w:numPr>
-        <w:spacing w:after="0" w:before="0" w:lineRule="auto"/>
-        <w:ind w:left="720" w:hanging="360"/>
-        <w:rPr>
-          <w:rFonts w:ascii="Times New Roman" w:cs="Times New Roman" w:eastAsia="Times New Roman" w:hAnsi="Times New Roman"/>
-        </w:rPr>
-      </w:pPr>
-      <w:r>
-        <w:rPr>
-          <w:rFonts w:ascii="Times New Roman" w:cs="Times New Roman" w:eastAsia="Times New Roman" w:hAnsi="Times New Roman"/>
-          <w:rtl w:val="0"/>
-        </w:rPr>
-        <w:t xml:space="preserve">Графический элемент: Circuit board паттерн (тонкие линии) как фоновый элемент (опционально)</w:t>
-      </w:r>
-    </w:p>
-    <w:p>
-      <w:pPr>
-        <w:numPr>
-          <w:ilvl w:val="0"/>
-          <w:numId w:val="361"/>
+        <w:t xml:space="preserve">#F07D00</w:t>
+      </w:r>
+      <w:r>
+        <w:rPr>
+          <w:rFonts w:ascii="Times New Roman" w:cs="Times New Roman" w:eastAsia="Times New Roman" w:hAnsi="Times New Roman"/>
+          <w:rtl w:val="0"/>
+        </w:rPr>
+        <w:t xml:space="preserve">): Полоса или плашка с названием серии — не более 10% площади</w:t>
+      </w:r>
+    </w:p>
+    <w:p>
+      <w:pPr>
+        <w:numPr>
+          <w:ilvl w:val="0"/>
+          <w:numId w:val="360"/>
+        </w:numPr>
+        <w:spacing w:after="0" w:before="0" w:lineRule="auto"/>
+        <w:ind w:left="720" w:hanging="360"/>
+        <w:rPr>
+          <w:rFonts w:ascii="Times New Roman" w:cs="Times New Roman" w:eastAsia="Times New Roman" w:hAnsi="Times New Roman"/>
+        </w:rPr>
+      </w:pPr>
+      <w:r>
+        <w:rPr>
+          <w:rFonts w:ascii="Times New Roman" w:cs="Times New Roman" w:eastAsia="Times New Roman" w:hAnsi="Times New Roman"/>
+          <w:rtl w:val="0"/>
+        </w:rPr>
+        <w:t xml:space="preserve">Обязательная маркировка и знаки соответствия: по требованиям законодательства [уточнить]</w:t>
+      </w:r>
+    </w:p>
+    <w:p>
+      <w:pPr>
+        <w:numPr>
+          <w:ilvl w:val="0"/>
+          <w:numId w:val="360"/>
         </w:numPr>
         <w:spacing w:after="240" w:before="0" w:lineRule="auto"/>
         <w:ind w:left="720" w:hanging="360"/>
@@ -11885,7 +11902,7 @@
           <w:rFonts w:ascii="Times New Roman" w:cs="Times New Roman" w:eastAsia="Times New Roman" w:hAnsi="Times New Roman"/>
           <w:rtl w:val="0"/>
         </w:rPr>
-        <w:t xml:space="preserve">Дата/автор: Inter Regular, 14pt, внизу страницы</w:t>
+        <w:t xml:space="preserve">Материал: Износостойкая плёнка или металл, устойчивые к условиям эксплуатации</w:t>
       </w:r>
     </w:p>
     <w:p>
@@ -11894,161 +11911,25 @@
         <w:spacing w:after="240" w:before="240" w:lineRule="auto"/>
         <w:rPr>
           <w:rFonts w:ascii="Times New Roman" w:cs="Times New Roman" w:eastAsia="Times New Roman" w:hAnsi="Times New Roman"/>
-        </w:rPr>
-      </w:pPr>
-      <w:r>
-        <w:rPr>
-          <w:rFonts w:ascii="Times New Roman" w:cs="Times New Roman" w:eastAsia="Times New Roman" w:hAnsi="Times New Roman"/>
-          <w:rtl w:val="0"/>
-        </w:rPr>
-        <w:t xml:space="preserve">Пример структуры:</w:t>
-      </w:r>
-    </w:p>
-    <w:p>
-      <w:pPr>
-        <w:rPr>
-          <w:rFonts w:ascii="Times New Roman" w:cs="Times New Roman" w:eastAsia="Times New Roman" w:hAnsi="Times New Roman"/>
-        </w:rPr>
-      </w:pPr>
-      <w:r>
-        <w:rPr>
-          <w:rFonts w:ascii="Times New Roman" w:cs="Times New Roman" w:eastAsia="Times New Roman" w:hAnsi="Times New Roman"/>
-          <w:color w:val="666666"/>
-          <w:rtl w:val="0"/>
-        </w:rPr>
-        <w:t xml:space="preserve">[Логотип DLKIP Electronics - правый верхний угол]</w:t>
-      </w:r>
-    </w:p>
-    <w:p>
-      <w:pPr>
-        <w:rPr>
-          <w:rFonts w:ascii="Times New Roman" w:cs="Times New Roman" w:eastAsia="Times New Roman" w:hAnsi="Times New Roman"/>
-        </w:rPr>
-      </w:pPr>
-    </w:p>
-    <w:p>
-      <w:pPr>
-        <w:rPr>
-          <w:rFonts w:ascii="Times New Roman" w:cs="Times New Roman" w:eastAsia="Times New Roman" w:hAnsi="Times New Roman"/>
-        </w:rPr>
-      </w:pPr>
-      <w:r>
-        <w:rPr>
-          <w:rFonts w:ascii="Times New Roman" w:cs="Times New Roman" w:eastAsia="Times New Roman" w:hAnsi="Times New Roman"/>
-          <w:color w:val="666666"/>
-          <w:rtl w:val="0"/>
-        </w:rPr>
-        <w:t xml:space="preserve">[Центр страницы]</w:t>
-      </w:r>
-    </w:p>
-    <w:p>
-      <w:pPr>
-        <w:rPr>
-          <w:rFonts w:ascii="Times New Roman" w:cs="Times New Roman" w:eastAsia="Times New Roman" w:hAnsi="Times New Roman"/>
-        </w:rPr>
-      </w:pPr>
-      <w:r>
-        <w:rPr>
-          <w:rFonts w:ascii="Times New Roman" w:cs="Times New Roman" w:eastAsia="Times New Roman" w:hAnsi="Times New Roman"/>
-          <w:color w:val="666666"/>
-          <w:rtl w:val="0"/>
-        </w:rPr>
-        <w:t xml:space="preserve">НАЗВАНИЕ ПРЕЗЕНТАЦИИ</w:t>
-      </w:r>
-    </w:p>
-    <w:p>
-      <w:pPr>
-        <w:rPr>
-          <w:rFonts w:ascii="Times New Roman" w:cs="Times New Roman" w:eastAsia="Times New Roman" w:hAnsi="Times New Roman"/>
-        </w:rPr>
-      </w:pPr>
-      <w:r>
-        <w:rPr>
-          <w:rFonts w:ascii="Times New Roman" w:cs="Times New Roman" w:eastAsia="Times New Roman" w:hAnsi="Times New Roman"/>
-          <w:color w:val="666666"/>
-          <w:rtl w:val="0"/>
-        </w:rPr>
-        <w:t xml:space="preserve">Подзаголовок или описание</w:t>
-      </w:r>
-    </w:p>
-    <w:p>
-      <w:pPr>
-        <w:rPr>
-          <w:rFonts w:ascii="Times New Roman" w:cs="Times New Roman" w:eastAsia="Times New Roman" w:hAnsi="Times New Roman"/>
-        </w:rPr>
-      </w:pPr>
-    </w:p>
-    <w:p>
-      <w:pPr>
-        <w:rPr>
-          <w:rFonts w:ascii="Times New Roman" w:cs="Times New Roman" w:eastAsia="Times New Roman" w:hAnsi="Times New Roman"/>
-        </w:rPr>
-      </w:pPr>
-      <w:r>
-        <w:rPr>
-          <w:rFonts w:ascii="Times New Roman" w:cs="Times New Roman" w:eastAsia="Times New Roman" w:hAnsi="Times New Roman"/>
-          <w:color w:val="666666"/>
-          <w:rtl w:val="0"/>
-        </w:rPr>
-        <w:t xml:space="preserve">[Низ страницы]</w:t>
-      </w:r>
-    </w:p>
-    <w:p>
-      <w:pPr>
-        <w:rPr>
-          <w:rFonts w:ascii="Times New Roman" w:cs="Times New Roman" w:eastAsia="Times New Roman" w:hAnsi="Times New Roman"/>
-        </w:rPr>
-      </w:pPr>
-      <w:r>
-        <w:rPr>
-          <w:rFonts w:ascii="Times New Roman" w:cs="Times New Roman" w:eastAsia="Times New Roman" w:hAnsi="Times New Roman"/>
-          <w:color w:val="666666"/>
-          <w:rtl w:val="0"/>
-        </w:rPr>
-        <w:t xml:space="preserve">Дата | Автор | DLKIP Electronics</w:t>
-      </w:r>
-    </w:p>
-    <w:p>
-      <w:pPr>
-        <w:keepNext/>
-        <w:spacing w:after="240" w:before="240" w:lineRule="auto"/>
-        <w:rPr>
-          <w:rFonts w:ascii="Times New Roman" w:cs="Times New Roman" w:eastAsia="Times New Roman" w:hAnsi="Times New Roman"/>
-          <w:b w:val="1"/>
-          <w:bCs w:val="1"/>
-        </w:rPr>
-      </w:pPr>
-      <w:r>
-        <w:rPr>
-          <w:rFonts w:ascii="Times New Roman" w:cs="Times New Roman" w:eastAsia="Times New Roman" w:hAnsi="Times New Roman"/>
-          <w:b w:val="1"/>
-          <w:bCs w:val="1"/>
-          <w:rtl w:val="0"/>
-        </w:rPr>
-        <w:t xml:space="preserve">Страница с текстом (Content Slide)</w:t>
-      </w:r>
-    </w:p>
-    <w:p>
-      <w:pPr>
-        <w:keepNext/>
-        <w:spacing w:after="240" w:before="240" w:lineRule="auto"/>
-        <w:rPr>
-          <w:rFonts w:ascii="Times New Roman" w:cs="Times New Roman" w:eastAsia="Times New Roman" w:hAnsi="Times New Roman"/>
-        </w:rPr>
-      </w:pPr>
-      <w:r>
-        <w:rPr>
-          <w:rFonts w:ascii="Times New Roman" w:cs="Times New Roman" w:eastAsia="Times New Roman" w:hAnsi="Times New Roman"/>
-          <w:rtl w:val="0"/>
-        </w:rPr>
-        <w:t xml:space="preserve">Требования:</w:t>
-      </w:r>
-    </w:p>
-    <w:p>
-      <w:pPr>
-        <w:numPr>
-          <w:ilvl w:val="0"/>
-          <w:numId w:val="362"/>
+          <w:b w:val="1"/>
+          <w:bCs w:val="1"/>
+        </w:rPr>
+      </w:pPr>
+      <w:r>
+        <w:rPr>
+          <w:rFonts w:ascii="Times New Roman" w:cs="Times New Roman" w:eastAsia="Times New Roman" w:hAnsi="Times New Roman"/>
+          <w:b w:val="1"/>
+          <w:bCs w:val="1"/>
+          <w:rtl w:val="0"/>
+        </w:rPr>
+        <w:t xml:space="preserve">Упаковка</w:t>
+      </w:r>
+    </w:p>
+    <w:p>
+      <w:pPr>
+        <w:numPr>
+          <w:ilvl w:val="0"/>
+          <w:numId w:val="361"/>
         </w:numPr>
         <w:spacing w:after="0" w:before="240" w:lineRule="auto"/>
         <w:ind w:left="720" w:hanging="360"/>
@@ -12061,7 +11942,27 @@
           <w:rFonts w:ascii="Times New Roman" w:cs="Times New Roman" w:eastAsia="Times New Roman" w:hAnsi="Times New Roman"/>
           <w:rtl w:val="0"/>
         </w:rPr>
-        <w:t xml:space="preserve">Фон: Белый (</w:t>
+        <w:t xml:space="preserve">Коробка: Белый или крафт-картон, основной логотип на лицевой стороне</w:t>
+      </w:r>
+    </w:p>
+    <w:p>
+      <w:pPr>
+        <w:numPr>
+          <w:ilvl w:val="0"/>
+          <w:numId w:val="361"/>
+        </w:numPr>
+        <w:spacing w:after="0" w:before="0" w:lineRule="auto"/>
+        <w:ind w:left="720" w:hanging="360"/>
+        <w:rPr>
+          <w:rFonts w:ascii="Times New Roman" w:cs="Times New Roman" w:eastAsia="Times New Roman" w:hAnsi="Times New Roman"/>
+        </w:rPr>
+      </w:pPr>
+      <w:r>
+        <w:rPr>
+          <w:rFonts w:ascii="Times New Roman" w:cs="Times New Roman" w:eastAsia="Times New Roman" w:hAnsi="Times New Roman"/>
+          <w:rtl w:val="0"/>
+        </w:rPr>
+        <w:t xml:space="preserve">Акцент: Оранжевая полоса (</w:t>
       </w:r>
       <w:r>
         <w:rPr>
@@ -12069,146 +11970,6 @@
           <w:color w:val="188038"/>
           <w:rtl w:val="0"/>
         </w:rPr>
-        <w:t xml:space="preserve">#FFFFFF</w:t>
-      </w:r>
-      <w:r>
-        <w:rPr>
-          <w:rFonts w:ascii="Times New Roman" w:cs="Times New Roman" w:eastAsia="Times New Roman" w:hAnsi="Times New Roman"/>
-          <w:rtl w:val="0"/>
-        </w:rPr>
-        <w:t xml:space="preserve">) или светло-серый (</w:t>
-      </w:r>
-      <w:r>
-        <w:rPr>
-          <w:rFonts w:ascii="Roboto Mono" w:cs="Roboto Mono" w:eastAsia="Roboto Mono" w:hAnsi="Roboto Mono"/>
-          <w:color w:val="188038"/>
-          <w:rtl w:val="0"/>
-        </w:rPr>
-        <w:t xml:space="preserve">#F5F5F5</w:t>
-      </w:r>
-      <w:r>
-        <w:rPr>
-          <w:rFonts w:ascii="Times New Roman" w:cs="Times New Roman" w:eastAsia="Times New Roman" w:hAnsi="Times New Roman"/>
-          <w:rtl w:val="0"/>
-        </w:rPr>
-        <w:t xml:space="preserve">)</w:t>
-      </w:r>
-    </w:p>
-    <w:p>
-      <w:pPr>
-        <w:numPr>
-          <w:ilvl w:val="0"/>
-          <w:numId w:val="362"/>
-        </w:numPr>
-        <w:spacing w:after="0" w:before="0" w:lineRule="auto"/>
-        <w:ind w:left="720" w:hanging="360"/>
-        <w:rPr>
-          <w:rFonts w:ascii="Times New Roman" w:cs="Times New Roman" w:eastAsia="Times New Roman" w:hAnsi="Times New Roman"/>
-        </w:rPr>
-      </w:pPr>
-      <w:r>
-        <w:rPr>
-          <w:rFonts w:ascii="Times New Roman" w:cs="Times New Roman" w:eastAsia="Times New Roman" w:hAnsi="Times New Roman"/>
-          <w:rtl w:val="0"/>
-        </w:rPr>
-        <w:t xml:space="preserve">Логотип: Короткий логотип DLKIP в углу (меньший размер)</w:t>
-      </w:r>
-    </w:p>
-    <w:p>
-      <w:pPr>
-        <w:numPr>
-          <w:ilvl w:val="0"/>
-          <w:numId w:val="362"/>
-        </w:numPr>
-        <w:spacing w:after="0" w:before="0" w:lineRule="auto"/>
-        <w:ind w:left="720" w:hanging="360"/>
-        <w:rPr>
-          <w:rFonts w:ascii="Times New Roman" w:cs="Times New Roman" w:eastAsia="Times New Roman" w:hAnsi="Times New Roman"/>
-        </w:rPr>
-      </w:pPr>
-      <w:r>
-        <w:rPr>
-          <w:rFonts w:ascii="Times New Roman" w:cs="Times New Roman" w:eastAsia="Times New Roman" w:hAnsi="Times New Roman"/>
-          <w:rtl w:val="0"/>
-        </w:rPr>
-        <w:t xml:space="preserve">Заголовок слайда: Exo 2 SemiBold, 32pt, чёрный (</w:t>
-      </w:r>
-      <w:r>
-        <w:rPr>
-          <w:rFonts w:ascii="Roboto Mono" w:cs="Roboto Mono" w:eastAsia="Roboto Mono" w:hAnsi="Roboto Mono"/>
-          <w:color w:val="188038"/>
-          <w:rtl w:val="0"/>
-        </w:rPr>
-        <w:t xml:space="preserve">#000000</w:t>
-      </w:r>
-      <w:r>
-        <w:rPr>
-          <w:rFonts w:ascii="Times New Roman" w:cs="Times New Roman" w:eastAsia="Times New Roman" w:hAnsi="Times New Roman"/>
-          <w:rtl w:val="0"/>
-        </w:rPr>
-        <w:t xml:space="preserve">), слева</w:t>
-      </w:r>
-    </w:p>
-    <w:p>
-      <w:pPr>
-        <w:numPr>
-          <w:ilvl w:val="0"/>
-          <w:numId w:val="362"/>
-        </w:numPr>
-        <w:spacing w:after="0" w:before="0" w:lineRule="auto"/>
-        <w:ind w:left="720" w:hanging="360"/>
-        <w:rPr>
-          <w:rFonts w:ascii="Times New Roman" w:cs="Times New Roman" w:eastAsia="Times New Roman" w:hAnsi="Times New Roman"/>
-        </w:rPr>
-      </w:pPr>
-      <w:r>
-        <w:rPr>
-          <w:rFonts w:ascii="Times New Roman" w:cs="Times New Roman" w:eastAsia="Times New Roman" w:hAnsi="Times New Roman"/>
-          <w:rtl w:val="0"/>
-        </w:rPr>
-        <w:t xml:space="preserve">Основной текст: Inter Regular, 18pt, тёмно-серый (</w:t>
-      </w:r>
-      <w:r>
-        <w:rPr>
-          <w:rFonts w:ascii="Roboto Mono" w:cs="Roboto Mono" w:eastAsia="Roboto Mono" w:hAnsi="Roboto Mono"/>
-          <w:color w:val="188038"/>
-          <w:rtl w:val="0"/>
-        </w:rPr>
-        <w:t xml:space="preserve">#333333</w:t>
-      </w:r>
-      <w:r>
-        <w:rPr>
-          <w:rFonts w:ascii="Times New Roman" w:cs="Times New Roman" w:eastAsia="Times New Roman" w:hAnsi="Times New Roman"/>
-          <w:rtl w:val="0"/>
-        </w:rPr>
-        <w:t xml:space="preserve">)</w:t>
-      </w:r>
-    </w:p>
-    <w:p>
-      <w:pPr>
-        <w:numPr>
-          <w:ilvl w:val="0"/>
-          <w:numId w:val="362"/>
-        </w:numPr>
-        <w:spacing w:after="0" w:before="0" w:lineRule="auto"/>
-        <w:ind w:left="720" w:hanging="360"/>
-        <w:rPr>
-          <w:rFonts w:ascii="Times New Roman" w:cs="Times New Roman" w:eastAsia="Times New Roman" w:hAnsi="Times New Roman"/>
-        </w:rPr>
-      </w:pPr>
-      <w:r>
-        <w:rPr>
-          <w:rFonts w:ascii="Times New Roman" w:cs="Times New Roman" w:eastAsia="Times New Roman" w:hAnsi="Times New Roman"/>
-          <w:rtl w:val="0"/>
-        </w:rPr>
-        <w:t xml:space="preserve">Списки: Маркеры оранжевого цвета (</w:t>
-      </w:r>
-      <w:r>
-        <w:rPr>
-          <w:rFonts w:ascii="Roboto Mono" w:cs="Roboto Mono" w:eastAsia="Roboto Mono" w:hAnsi="Roboto Mono"/>
-          <w:color w:val="188038"/>
-          <w:rtl w:val="0"/>
-        </w:rPr>
         <w:t xml:space="preserve">#F07D00</w:t>
       </w:r>
       <w:r>
@@ -12216,49 +11977,14 @@
           <w:rFonts w:ascii="Times New Roman" w:cs="Times New Roman" w:eastAsia="Times New Roman" w:hAnsi="Times New Roman"/>
           <w:rtl w:val="0"/>
         </w:rPr>
-        <w:t xml:space="preserve">)</w:t>
-      </w:r>
-    </w:p>
-    <w:p>
-      <w:pPr>
-        <w:numPr>
-          <w:ilvl w:val="0"/>
-          <w:numId w:val="362"/>
-        </w:numPr>
-        <w:spacing w:after="0" w:before="0" w:lineRule="auto"/>
-        <w:ind w:left="720" w:hanging="360"/>
-        <w:rPr>
-          <w:rFonts w:ascii="Times New Roman" w:cs="Times New Roman" w:eastAsia="Times New Roman" w:hAnsi="Times New Roman"/>
-        </w:rPr>
-      </w:pPr>
-      <w:r>
-        <w:rPr>
-          <w:rFonts w:ascii="Times New Roman" w:cs="Times New Roman" w:eastAsia="Times New Roman" w:hAnsi="Times New Roman"/>
-          <w:rtl w:val="0"/>
-        </w:rPr>
-        <w:t xml:space="preserve">Акценты: Оранжевый (</w:t>
-      </w:r>
-      <w:r>
-        <w:rPr>
-          <w:rFonts w:ascii="Roboto Mono" w:cs="Roboto Mono" w:eastAsia="Roboto Mono" w:hAnsi="Roboto Mono"/>
-          <w:color w:val="188038"/>
-          <w:rtl w:val="0"/>
-        </w:rPr>
-        <w:t xml:space="preserve">#F07D00</w:t>
-      </w:r>
-      <w:r>
-        <w:rPr>
-          <w:rFonts w:ascii="Times New Roman" w:cs="Times New Roman" w:eastAsia="Times New Roman" w:hAnsi="Times New Roman"/>
-          <w:rtl w:val="0"/>
-        </w:rPr>
-        <w:t xml:space="preserve">) для выделения важного</w:t>
-      </w:r>
-    </w:p>
-    <w:p>
-      <w:pPr>
-        <w:numPr>
-          <w:ilvl w:val="0"/>
-          <w:numId w:val="362"/>
+        <w:t xml:space="preserve">) или графический элемент — паттерн печатной платы</w:t>
+      </w:r>
+    </w:p>
+    <w:p>
+      <w:pPr>
+        <w:numPr>
+          <w:ilvl w:val="0"/>
+          <w:numId w:val="361"/>
         </w:numPr>
         <w:spacing w:after="240" w:before="0" w:lineRule="auto"/>
         <w:ind w:left="720" w:hanging="360"/>
@@ -12271,242 +11997,7 @@
           <w:rFonts w:ascii="Times New Roman" w:cs="Times New Roman" w:eastAsia="Times New Roman" w:hAnsi="Times New Roman"/>
           <w:rtl w:val="0"/>
         </w:rPr>
-        <w:t xml:space="preserve">Номер страницы: Inter Regular, 12pt, внизу справа</w:t>
-      </w:r>
-    </w:p>
-    <w:p>
-      <w:pPr>
-        <w:keepNext/>
-        <w:spacing w:after="240" w:before="240" w:lineRule="auto"/>
-        <w:rPr>
-          <w:rFonts w:ascii="Times New Roman" w:cs="Times New Roman" w:eastAsia="Times New Roman" w:hAnsi="Times New Roman"/>
-        </w:rPr>
-      </w:pPr>
-      <w:r>
-        <w:rPr>
-          <w:rFonts w:ascii="Times New Roman" w:cs="Times New Roman" w:eastAsia="Times New Roman" w:hAnsi="Times New Roman"/>
-          <w:rtl w:val="0"/>
-        </w:rPr>
-        <w:t xml:space="preserve">Пример структуры:</w:t>
-      </w:r>
-    </w:p>
-    <w:p>
-      <w:pPr>
-        <w:rPr>
-          <w:rFonts w:ascii="Times New Roman" w:cs="Times New Roman" w:eastAsia="Times New Roman" w:hAnsi="Times New Roman"/>
-        </w:rPr>
-      </w:pPr>
-      <w:r>
-        <w:rPr>
-          <w:rFonts w:ascii="Times New Roman" w:cs="Times New Roman" w:eastAsia="Times New Roman" w:hAnsi="Times New Roman"/>
-          <w:color w:val="666666"/>
-          <w:rtl w:val="0"/>
-        </w:rPr>
-        <w:t xml:space="preserve">ЗАГОЛОВОК СЛАЙДА                    [DLKIP]</w:t>
-      </w:r>
-    </w:p>
-    <w:p>
-      <w:pPr>
-        <w:rPr>
-          <w:rFonts w:ascii="Times New Roman" w:cs="Times New Roman" w:eastAsia="Times New Roman" w:hAnsi="Times New Roman"/>
-        </w:rPr>
-      </w:pPr>
-    </w:p>
-    <w:p>
-      <w:pPr>
-        <w:rPr>
-          <w:rFonts w:ascii="Times New Roman" w:cs="Times New Roman" w:eastAsia="Times New Roman" w:hAnsi="Times New Roman"/>
-        </w:rPr>
-      </w:pPr>
-      <w:r>
-        <w:rPr>
-          <w:rFonts w:ascii="Times New Roman" w:cs="Times New Roman" w:eastAsia="Times New Roman" w:hAnsi="Times New Roman"/>
-          <w:color w:val="666666"/>
-          <w:rtl w:val="0"/>
-        </w:rPr>
-        <w:t xml:space="preserve">- Пункт списка</w:t>
-      </w:r>
-    </w:p>
-    <w:p>
-      <w:pPr>
-        <w:rPr>
-          <w:rFonts w:ascii="Times New Roman" w:cs="Times New Roman" w:eastAsia="Times New Roman" w:hAnsi="Times New Roman"/>
-        </w:rPr>
-      </w:pPr>
-      <w:r>
-        <w:rPr>
-          <w:rFonts w:ascii="Times New Roman" w:cs="Times New Roman" w:eastAsia="Times New Roman" w:hAnsi="Times New Roman"/>
-          <w:color w:val="666666"/>
-          <w:rtl w:val="0"/>
-        </w:rPr>
-        <w:t xml:space="preserve">- Пункт списка</w:t>
-      </w:r>
-    </w:p>
-    <w:p>
-      <w:pPr>
-        <w:rPr>
-          <w:rFonts w:ascii="Times New Roman" w:cs="Times New Roman" w:eastAsia="Times New Roman" w:hAnsi="Times New Roman"/>
-        </w:rPr>
-      </w:pPr>
-      <w:r>
-        <w:rPr>
-          <w:rFonts w:ascii="Times New Roman" w:cs="Times New Roman" w:eastAsia="Times New Roman" w:hAnsi="Times New Roman"/>
-          <w:color w:val="666666"/>
-          <w:rtl w:val="0"/>
-        </w:rPr>
-        <w:t xml:space="preserve">- Пункт списка</w:t>
-      </w:r>
-    </w:p>
-    <w:p>
-      <w:pPr>
-        <w:rPr>
-          <w:rFonts w:ascii="Times New Roman" w:cs="Times New Roman" w:eastAsia="Times New Roman" w:hAnsi="Times New Roman"/>
-        </w:rPr>
-      </w:pPr>
-    </w:p>
-    <w:p>
-      <w:pPr>
-        <w:rPr>
-          <w:rFonts w:ascii="Times New Roman" w:cs="Times New Roman" w:eastAsia="Times New Roman" w:hAnsi="Times New Roman"/>
-        </w:rPr>
-      </w:pPr>
-      <w:r>
-        <w:rPr>
-          <w:rFonts w:ascii="Times New Roman" w:cs="Times New Roman" w:eastAsia="Times New Roman" w:hAnsi="Times New Roman"/>
-          <w:color w:val="666666"/>
-          <w:rtl w:val="0"/>
-        </w:rPr>
-        <w:t xml:space="preserve">Текст или изображение</w:t>
-      </w:r>
-    </w:p>
-    <w:p>
-      <w:pPr>
-        <w:rPr>
-          <w:rFonts w:ascii="Times New Roman" w:cs="Times New Roman" w:eastAsia="Times New Roman" w:hAnsi="Times New Roman"/>
-        </w:rPr>
-      </w:pPr>
-      <w:r>
-        <w:rPr>
-          <w:rFonts w:ascii="Times New Roman" w:cs="Times New Roman" w:eastAsia="Times New Roman" w:hAnsi="Times New Roman"/>
-          <w:color w:val="666666"/>
-          <w:rtl w:val="0"/>
-        </w:rPr>
-        <w:t xml:space="preserve">                                                    1</w:t>
-      </w:r>
-    </w:p>
-    <w:p>
-      <w:pPr>
-        <w:keepNext/>
-        <w:spacing w:after="240" w:before="240" w:lineRule="auto"/>
-        <w:rPr>
-          <w:rFonts w:ascii="Times New Roman" w:cs="Times New Roman" w:eastAsia="Times New Roman" w:hAnsi="Times New Roman"/>
-          <w:b w:val="1"/>
-          <w:bCs w:val="1"/>
-        </w:rPr>
-      </w:pPr>
-      <w:r>
-        <w:rPr>
-          <w:rFonts w:ascii="Times New Roman" w:cs="Times New Roman" w:eastAsia="Times New Roman" w:hAnsi="Times New Roman"/>
-          <w:b w:val="1"/>
-          <w:bCs w:val="1"/>
-          <w:rtl w:val="0"/>
-        </w:rPr>
-        <w:t xml:space="preserve">Дополнительные слайды:</w:t>
-      </w:r>
-    </w:p>
-    <w:p>
-      <w:pPr>
-        <w:numPr>
-          <w:ilvl w:val="0"/>
-          <w:numId w:val="363"/>
-        </w:numPr>
-        <w:spacing w:after="0" w:before="240" w:lineRule="auto"/>
-        <w:ind w:left="720" w:hanging="360"/>
-        <w:rPr>
-          <w:rFonts w:ascii="Times New Roman" w:cs="Times New Roman" w:eastAsia="Times New Roman" w:hAnsi="Times New Roman"/>
-        </w:rPr>
-      </w:pPr>
-      <w:r>
-        <w:rPr>
-          <w:rFonts w:ascii="Times New Roman" w:cs="Times New Roman" w:eastAsia="Times New Roman" w:hAnsi="Times New Roman"/>
-          <w:rtl w:val="0"/>
-        </w:rPr>
-        <w:t xml:space="preserve">Слайд с двумя колонками (текст + изображение)</w:t>
-      </w:r>
-    </w:p>
-    <w:p>
-      <w:pPr>
-        <w:numPr>
-          <w:ilvl w:val="0"/>
-          <w:numId w:val="363"/>
-        </w:numPr>
-        <w:spacing w:after="0" w:before="0" w:lineRule="auto"/>
-        <w:ind w:left="720" w:hanging="360"/>
-        <w:rPr>
-          <w:rFonts w:ascii="Times New Roman" w:cs="Times New Roman" w:eastAsia="Times New Roman" w:hAnsi="Times New Roman"/>
-        </w:rPr>
-      </w:pPr>
-      <w:r>
-        <w:rPr>
-          <w:rFonts w:ascii="Times New Roman" w:cs="Times New Roman" w:eastAsia="Times New Roman" w:hAnsi="Times New Roman"/>
-          <w:rtl w:val="0"/>
-        </w:rPr>
-        <w:t xml:space="preserve">Слайд с продукцией (фото датчика + характеристики)</w:t>
-      </w:r>
-    </w:p>
-    <w:p>
-      <w:pPr>
-        <w:numPr>
-          <w:ilvl w:val="0"/>
-          <w:numId w:val="363"/>
-        </w:numPr>
-        <w:spacing w:after="0" w:before="0" w:lineRule="auto"/>
-        <w:ind w:left="720" w:hanging="360"/>
-        <w:rPr>
-          <w:rFonts w:ascii="Times New Roman" w:cs="Times New Roman" w:eastAsia="Times New Roman" w:hAnsi="Times New Roman"/>
-        </w:rPr>
-      </w:pPr>
-      <w:r>
-        <w:rPr>
-          <w:rFonts w:ascii="Times New Roman" w:cs="Times New Roman" w:eastAsia="Times New Roman" w:hAnsi="Times New Roman"/>
-          <w:rtl w:val="0"/>
-        </w:rPr>
-        <w:t xml:space="preserve">Слайд с цитатой (крупный текст на цветном фоне)</w:t>
-      </w:r>
-    </w:p>
-    <w:p>
-      <w:pPr>
-        <w:numPr>
-          <w:ilvl w:val="0"/>
-          <w:numId w:val="363"/>
-        </w:numPr>
-        <w:spacing w:after="240" w:before="0" w:lineRule="auto"/>
-        <w:ind w:left="720" w:hanging="360"/>
-        <w:rPr>
-          <w:rFonts w:ascii="Times New Roman" w:cs="Times New Roman" w:eastAsia="Times New Roman" w:hAnsi="Times New Roman"/>
-        </w:rPr>
-      </w:pPr>
-      <w:r>
-        <w:rPr>
-          <w:rFonts w:ascii="Times New Roman" w:cs="Times New Roman" w:eastAsia="Times New Roman" w:hAnsi="Times New Roman"/>
-          <w:rtl w:val="0"/>
-        </w:rPr>
-        <w:t xml:space="preserve">Завершающий слайд (контакты, призыв к действию)</w:t>
-      </w:r>
-    </w:p>
-    <w:p>
-      <w:pPr>
-        <w:spacing w:after="240" w:before="240" w:lineRule="auto"/>
-        <w:rPr>
-          <w:rFonts w:ascii="Times New Roman" w:cs="Times New Roman" w:eastAsia="Times New Roman" w:hAnsi="Times New Roman"/>
-        </w:rPr>
-      </w:pPr>
-      <w:r>
-        <w:rPr>
-          <w:rFonts w:ascii="Times New Roman" w:cs="Times New Roman" w:eastAsia="Times New Roman" w:hAnsi="Times New Roman"/>
-          <w:rtl w:val="0"/>
-        </w:rPr>
-        <w:t xml:space="preserve">Форматы: .pptx, .key, Google Slides</w:t>
+        <w:t xml:space="preserve">Информация: Модель, серийный номер, дата, контакты DLKIP, штрихкод</w:t>
       </w:r>
     </w:p>
     <w:p>
@@ -12539,7 +12030,7 @@
           <w:bCs w:val="1"/>
           <w:rtl w:val="0"/>
         </w:rPr>
-        <w:t xml:space="preserve">ПОСТЫ ДЛЯ TELEGRAM</w:t>
+        <w:t xml:space="preserve">ПРЕЗЕНТАЦИИ (PowerPoint / Keynote / Google Slides)</w:t>
       </w:r>
     </w:p>
     <w:p>
@@ -12559,47 +12050,7 @@
           <w:bCs w:val="1"/>
           <w:rtl w:val="0"/>
         </w:rPr>
-        <w:t xml:space="preserve">Формат изображения:</w:t>
-      </w:r>
-    </w:p>
-    <w:p>
-      <w:pPr>
-        <w:numPr>
-          <w:ilvl w:val="0"/>
-          <w:numId w:val="364"/>
-        </w:numPr>
-        <w:spacing w:after="0" w:before="240" w:lineRule="auto"/>
-        <w:ind w:left="720" w:hanging="360"/>
-        <w:rPr>
-          <w:rFonts w:ascii="Times New Roman" w:cs="Times New Roman" w:eastAsia="Times New Roman" w:hAnsi="Times New Roman"/>
-        </w:rPr>
-      </w:pPr>
-      <w:r>
-        <w:rPr>
-          <w:rFonts w:ascii="Times New Roman" w:cs="Times New Roman" w:eastAsia="Times New Roman" w:hAnsi="Times New Roman"/>
-          <w:rtl w:val="0"/>
-        </w:rPr>
-        <w:t xml:space="preserve">Размер: 1280×1280 px (квадрат) или 1280×720 px (горизонтальный)</w:t>
-      </w:r>
-    </w:p>
-    <w:p>
-      <w:pPr>
-        <w:numPr>
-          <w:ilvl w:val="0"/>
-          <w:numId w:val="364"/>
-        </w:numPr>
-        <w:spacing w:after="240" w:before="0" w:lineRule="auto"/>
-        <w:ind w:left="720" w:hanging="360"/>
-        <w:rPr>
-          <w:rFonts w:ascii="Times New Roman" w:cs="Times New Roman" w:eastAsia="Times New Roman" w:hAnsi="Times New Roman"/>
-        </w:rPr>
-      </w:pPr>
-      <w:r>
-        <w:rPr>
-          <w:rFonts w:ascii="Times New Roman" w:cs="Times New Roman" w:eastAsia="Times New Roman" w:hAnsi="Times New Roman"/>
-          <w:rtl w:val="0"/>
-        </w:rPr>
-        <w:t xml:space="preserve">Формат файла: .PNG или .JPG</w:t>
+        <w:t xml:space="preserve">Заглавная страница (Title Slide)</w:t>
       </w:r>
     </w:p>
     <w:p>
@@ -12608,18 +12059,164 @@
         <w:spacing w:after="240" w:before="240" w:lineRule="auto"/>
         <w:rPr>
           <w:rFonts w:ascii="Times New Roman" w:cs="Times New Roman" w:eastAsia="Times New Roman" w:hAnsi="Times New Roman"/>
-          <w:b w:val="1"/>
-          <w:bCs w:val="1"/>
-        </w:rPr>
-      </w:pPr>
-      <w:r>
-        <w:rPr>
-          <w:rFonts w:ascii="Times New Roman" w:cs="Times New Roman" w:eastAsia="Times New Roman" w:hAnsi="Times New Roman"/>
-          <w:b w:val="1"/>
-          <w:bCs w:val="1"/>
-          <w:rtl w:val="0"/>
-        </w:rPr>
-        <w:t xml:space="preserve">Шаблон 1: Анонс продукта</w:t>
+        </w:rPr>
+      </w:pPr>
+      <w:r>
+        <w:rPr>
+          <w:rFonts w:ascii="Times New Roman" w:cs="Times New Roman" w:eastAsia="Times New Roman" w:hAnsi="Times New Roman"/>
+          <w:rtl w:val="0"/>
+        </w:rPr>
+        <w:t xml:space="preserve">Требования:</w:t>
+      </w:r>
+    </w:p>
+    <w:p>
+      <w:pPr>
+        <w:numPr>
+          <w:ilvl w:val="0"/>
+          <w:numId w:val="362"/>
+        </w:numPr>
+        <w:spacing w:after="0" w:before="240" w:lineRule="auto"/>
+        <w:ind w:left="720" w:hanging="360"/>
+        <w:rPr>
+          <w:rFonts w:ascii="Times New Roman" w:cs="Times New Roman" w:eastAsia="Times New Roman" w:hAnsi="Times New Roman"/>
+        </w:rPr>
+      </w:pPr>
+      <w:r>
+        <w:rPr>
+          <w:rFonts w:ascii="Times New Roman" w:cs="Times New Roman" w:eastAsia="Times New Roman" w:hAnsi="Times New Roman"/>
+          <w:rtl w:val="0"/>
+        </w:rPr>
+        <w:t xml:space="preserve">Фон: Чёрный (</w:t>
+      </w:r>
+      <w:r>
+        <w:rPr>
+          <w:rFonts w:ascii="Roboto Mono" w:cs="Roboto Mono" w:eastAsia="Roboto Mono" w:hAnsi="Roboto Mono"/>
+          <w:color w:val="188038"/>
+          <w:rtl w:val="0"/>
+        </w:rPr>
+        <w:t xml:space="preserve">#000000</w:t>
+      </w:r>
+      <w:r>
+        <w:rPr>
+          <w:rFonts w:ascii="Times New Roman" w:cs="Times New Roman" w:eastAsia="Times New Roman" w:hAnsi="Times New Roman"/>
+          <w:rtl w:val="0"/>
+        </w:rPr>
+        <w:t xml:space="preserve">)</w:t>
+      </w:r>
+    </w:p>
+    <w:p>
+      <w:pPr>
+        <w:numPr>
+          <w:ilvl w:val="0"/>
+          <w:numId w:val="362"/>
+        </w:numPr>
+        <w:spacing w:after="0" w:before="0" w:lineRule="auto"/>
+        <w:ind w:left="720" w:hanging="360"/>
+        <w:rPr>
+          <w:rFonts w:ascii="Times New Roman" w:cs="Times New Roman" w:eastAsia="Times New Roman" w:hAnsi="Times New Roman"/>
+        </w:rPr>
+      </w:pPr>
+      <w:r>
+        <w:rPr>
+          <w:rFonts w:ascii="Times New Roman" w:cs="Times New Roman" w:eastAsia="Times New Roman" w:hAnsi="Times New Roman"/>
+          <w:rtl w:val="0"/>
+        </w:rPr>
+        <w:t xml:space="preserve">Логотип: Основной логотип DLKIP Electronics (двухцветный) в правом верхнем углу</w:t>
+      </w:r>
+    </w:p>
+    <w:p>
+      <w:pPr>
+        <w:numPr>
+          <w:ilvl w:val="0"/>
+          <w:numId w:val="362"/>
+        </w:numPr>
+        <w:spacing w:after="0" w:before="0" w:lineRule="auto"/>
+        <w:ind w:left="720" w:hanging="360"/>
+        <w:rPr>
+          <w:rFonts w:ascii="Times New Roman" w:cs="Times New Roman" w:eastAsia="Times New Roman" w:hAnsi="Times New Roman"/>
+        </w:rPr>
+      </w:pPr>
+      <w:r>
+        <w:rPr>
+          <w:rFonts w:ascii="Times New Roman" w:cs="Times New Roman" w:eastAsia="Times New Roman" w:hAnsi="Times New Roman"/>
+          <w:rtl w:val="0"/>
+        </w:rPr>
+        <w:t xml:space="preserve">Заголовок презентации: Exo 2 Bold, 48pt, белый (</w:t>
+      </w:r>
+      <w:r>
+        <w:rPr>
+          <w:rFonts w:ascii="Roboto Mono" w:cs="Roboto Mono" w:eastAsia="Roboto Mono" w:hAnsi="Roboto Mono"/>
+          <w:color w:val="188038"/>
+          <w:rtl w:val="0"/>
+        </w:rPr>
+        <w:t xml:space="preserve">#FFFFFF</w:t>
+      </w:r>
+      <w:r>
+        <w:rPr>
+          <w:rFonts w:ascii="Times New Roman" w:cs="Times New Roman" w:eastAsia="Times New Roman" w:hAnsi="Times New Roman"/>
+          <w:rtl w:val="0"/>
+        </w:rPr>
+        <w:t xml:space="preserve">), по центру</w:t>
+      </w:r>
+    </w:p>
+    <w:p>
+      <w:pPr>
+        <w:numPr>
+          <w:ilvl w:val="0"/>
+          <w:numId w:val="362"/>
+        </w:numPr>
+        <w:spacing w:after="0" w:before="0" w:lineRule="auto"/>
+        <w:ind w:left="720" w:hanging="360"/>
+        <w:rPr>
+          <w:rFonts w:ascii="Times New Roman" w:cs="Times New Roman" w:eastAsia="Times New Roman" w:hAnsi="Times New Roman"/>
+        </w:rPr>
+      </w:pPr>
+      <w:r>
+        <w:rPr>
+          <w:rFonts w:ascii="Times New Roman" w:cs="Times New Roman" w:eastAsia="Times New Roman" w:hAnsi="Times New Roman"/>
+          <w:rtl w:val="0"/>
+        </w:rPr>
+        <w:t xml:space="preserve">Подзаголовок: Inter Regular, 20pt, светло-серый или оранжевый</w:t>
+      </w:r>
+    </w:p>
+    <w:p>
+      <w:pPr>
+        <w:numPr>
+          <w:ilvl w:val="0"/>
+          <w:numId w:val="362"/>
+        </w:numPr>
+        <w:spacing w:after="0" w:before="0" w:lineRule="auto"/>
+        <w:ind w:left="720" w:hanging="360"/>
+        <w:rPr>
+          <w:rFonts w:ascii="Times New Roman" w:cs="Times New Roman" w:eastAsia="Times New Roman" w:hAnsi="Times New Roman"/>
+        </w:rPr>
+      </w:pPr>
+      <w:r>
+        <w:rPr>
+          <w:rFonts w:ascii="Times New Roman" w:cs="Times New Roman" w:eastAsia="Times New Roman" w:hAnsi="Times New Roman"/>
+          <w:rtl w:val="0"/>
+        </w:rPr>
+        <w:t xml:space="preserve">Графический элемент: Circuit board паттерн (тонкие линии) как фоновый элемент (опционально)</w:t>
+      </w:r>
+    </w:p>
+    <w:p>
+      <w:pPr>
+        <w:numPr>
+          <w:ilvl w:val="0"/>
+          <w:numId w:val="362"/>
+        </w:numPr>
+        <w:spacing w:after="240" w:before="0" w:lineRule="auto"/>
+        <w:ind w:left="720" w:hanging="360"/>
+        <w:rPr>
+          <w:rFonts w:ascii="Times New Roman" w:cs="Times New Roman" w:eastAsia="Times New Roman" w:hAnsi="Times New Roman"/>
+        </w:rPr>
+      </w:pPr>
+      <w:r>
+        <w:rPr>
+          <w:rFonts w:ascii="Times New Roman" w:cs="Times New Roman" w:eastAsia="Times New Roman" w:hAnsi="Times New Roman"/>
+          <w:rtl w:val="0"/>
+        </w:rPr>
+        <w:t xml:space="preserve">Дата/автор: Inter Regular, 14pt, внизу страницы</w:t>
       </w:r>
     </w:p>
     <w:p>
@@ -12635,6 +12232,146 @@
           <w:rFonts w:ascii="Times New Roman" w:cs="Times New Roman" w:eastAsia="Times New Roman" w:hAnsi="Times New Roman"/>
           <w:rtl w:val="0"/>
         </w:rPr>
+        <w:t xml:space="preserve">Пример структуры:</w:t>
+      </w:r>
+    </w:p>
+    <w:p>
+      <w:pPr>
+        <w:rPr>
+          <w:rFonts w:ascii="Times New Roman" w:cs="Times New Roman" w:eastAsia="Times New Roman" w:hAnsi="Times New Roman"/>
+        </w:rPr>
+      </w:pPr>
+      <w:r>
+        <w:rPr>
+          <w:rFonts w:ascii="Times New Roman" w:cs="Times New Roman" w:eastAsia="Times New Roman" w:hAnsi="Times New Roman"/>
+          <w:color w:val="666666"/>
+          <w:rtl w:val="0"/>
+        </w:rPr>
+        <w:t xml:space="preserve">[Логотип DLKIP Electronics - правый верхний угол]</w:t>
+      </w:r>
+    </w:p>
+    <w:p>
+      <w:pPr>
+        <w:rPr>
+          <w:rFonts w:ascii="Times New Roman" w:cs="Times New Roman" w:eastAsia="Times New Roman" w:hAnsi="Times New Roman"/>
+        </w:rPr>
+      </w:pPr>
+    </w:p>
+    <w:p>
+      <w:pPr>
+        <w:rPr>
+          <w:rFonts w:ascii="Times New Roman" w:cs="Times New Roman" w:eastAsia="Times New Roman" w:hAnsi="Times New Roman"/>
+        </w:rPr>
+      </w:pPr>
+      <w:r>
+        <w:rPr>
+          <w:rFonts w:ascii="Times New Roman" w:cs="Times New Roman" w:eastAsia="Times New Roman" w:hAnsi="Times New Roman"/>
+          <w:color w:val="666666"/>
+          <w:rtl w:val="0"/>
+        </w:rPr>
+        <w:t xml:space="preserve">[Центр страницы]</w:t>
+      </w:r>
+    </w:p>
+    <w:p>
+      <w:pPr>
+        <w:rPr>
+          <w:rFonts w:ascii="Times New Roman" w:cs="Times New Roman" w:eastAsia="Times New Roman" w:hAnsi="Times New Roman"/>
+        </w:rPr>
+      </w:pPr>
+      <w:r>
+        <w:rPr>
+          <w:rFonts w:ascii="Times New Roman" w:cs="Times New Roman" w:eastAsia="Times New Roman" w:hAnsi="Times New Roman"/>
+          <w:color w:val="666666"/>
+          <w:rtl w:val="0"/>
+        </w:rPr>
+        <w:t xml:space="preserve">НАЗВАНИЕ ПРЕЗЕНТАЦИИ</w:t>
+      </w:r>
+    </w:p>
+    <w:p>
+      <w:pPr>
+        <w:rPr>
+          <w:rFonts w:ascii="Times New Roman" w:cs="Times New Roman" w:eastAsia="Times New Roman" w:hAnsi="Times New Roman"/>
+        </w:rPr>
+      </w:pPr>
+      <w:r>
+        <w:rPr>
+          <w:rFonts w:ascii="Times New Roman" w:cs="Times New Roman" w:eastAsia="Times New Roman" w:hAnsi="Times New Roman"/>
+          <w:color w:val="666666"/>
+          <w:rtl w:val="0"/>
+        </w:rPr>
+        <w:t xml:space="preserve">Подзаголовок или описание</w:t>
+      </w:r>
+    </w:p>
+    <w:p>
+      <w:pPr>
+        <w:rPr>
+          <w:rFonts w:ascii="Times New Roman" w:cs="Times New Roman" w:eastAsia="Times New Roman" w:hAnsi="Times New Roman"/>
+        </w:rPr>
+      </w:pPr>
+    </w:p>
+    <w:p>
+      <w:pPr>
+        <w:rPr>
+          <w:rFonts w:ascii="Times New Roman" w:cs="Times New Roman" w:eastAsia="Times New Roman" w:hAnsi="Times New Roman"/>
+        </w:rPr>
+      </w:pPr>
+      <w:r>
+        <w:rPr>
+          <w:rFonts w:ascii="Times New Roman" w:cs="Times New Roman" w:eastAsia="Times New Roman" w:hAnsi="Times New Roman"/>
+          <w:color w:val="666666"/>
+          <w:rtl w:val="0"/>
+        </w:rPr>
+        <w:t xml:space="preserve">[Низ страницы]</w:t>
+      </w:r>
+    </w:p>
+    <w:p>
+      <w:pPr>
+        <w:rPr>
+          <w:rFonts w:ascii="Times New Roman" w:cs="Times New Roman" w:eastAsia="Times New Roman" w:hAnsi="Times New Roman"/>
+        </w:rPr>
+      </w:pPr>
+      <w:r>
+        <w:rPr>
+          <w:rFonts w:ascii="Times New Roman" w:cs="Times New Roman" w:eastAsia="Times New Roman" w:hAnsi="Times New Roman"/>
+          <w:color w:val="666666"/>
+          <w:rtl w:val="0"/>
+        </w:rPr>
+        <w:t xml:space="preserve">Дата | Автор | DLKIP Electronics</w:t>
+      </w:r>
+    </w:p>
+    <w:p>
+      <w:pPr>
+        <w:keepNext/>
+        <w:spacing w:after="240" w:before="240" w:lineRule="auto"/>
+        <w:rPr>
+          <w:rFonts w:ascii="Times New Roman" w:cs="Times New Roman" w:eastAsia="Times New Roman" w:hAnsi="Times New Roman"/>
+          <w:b w:val="1"/>
+          <w:bCs w:val="1"/>
+        </w:rPr>
+      </w:pPr>
+      <w:r>
+        <w:rPr>
+          <w:rFonts w:ascii="Times New Roman" w:cs="Times New Roman" w:eastAsia="Times New Roman" w:hAnsi="Times New Roman"/>
+          <w:b w:val="1"/>
+          <w:bCs w:val="1"/>
+          <w:rtl w:val="0"/>
+        </w:rPr>
+        <w:t xml:space="preserve">Страница с текстом (Content Slide)</w:t>
+      </w:r>
+    </w:p>
+    <w:p>
+      <w:pPr>
+        <w:keepNext/>
+        <w:spacing w:after="240" w:before="240" w:lineRule="auto"/>
+        <w:rPr>
+          <w:rFonts w:ascii="Times New Roman" w:cs="Times New Roman" w:eastAsia="Times New Roman" w:hAnsi="Times New Roman"/>
+        </w:rPr>
+      </w:pPr>
+      <w:r>
+        <w:rPr>
+          <w:rFonts w:ascii="Times New Roman" w:cs="Times New Roman" w:eastAsia="Times New Roman" w:hAnsi="Times New Roman"/>
+          <w:rtl w:val="0"/>
+        </w:rPr>
         <w:t xml:space="preserve">Требования:</w:t>
       </w:r>
     </w:p>
@@ -12642,7 +12379,7 @@
       <w:pPr>
         <w:numPr>
           <w:ilvl w:val="0"/>
-          <w:numId w:val="365"/>
+          <w:numId w:val="363"/>
         </w:numPr>
         <w:spacing w:after="0" w:before="240" w:lineRule="auto"/>
         <w:ind w:left="720" w:hanging="360"/>
@@ -12655,7 +12392,7 @@
           <w:rFonts w:ascii="Times New Roman" w:cs="Times New Roman" w:eastAsia="Times New Roman" w:hAnsi="Times New Roman"/>
           <w:rtl w:val="0"/>
         </w:rPr>
-        <w:t xml:space="preserve">Фон: Чёрный (</w:t>
+        <w:t xml:space="preserve">Фон: Белый (</w:t>
       </w:r>
       <w:r>
         <w:rPr>
@@ -12663,74 +12400,14 @@
           <w:color w:val="188038"/>
           <w:rtl w:val="0"/>
         </w:rPr>
-        <w:t xml:space="preserve">#000000</w:t>
-      </w:r>
-      <w:r>
-        <w:rPr>
-          <w:rFonts w:ascii="Times New Roman" w:cs="Times New Roman" w:eastAsia="Times New Roman" w:hAnsi="Times New Roman"/>
-          <w:rtl w:val="0"/>
-        </w:rPr>
-        <w:t xml:space="preserve">) или градиент чёрный-тёмно-серый</w:t>
-      </w:r>
-    </w:p>
-    <w:p>
-      <w:pPr>
-        <w:numPr>
-          <w:ilvl w:val="0"/>
-          <w:numId w:val="365"/>
-        </w:numPr>
-        <w:spacing w:after="0" w:before="0" w:lineRule="auto"/>
-        <w:ind w:left="720" w:hanging="360"/>
-        <w:rPr>
-          <w:rFonts w:ascii="Times New Roman" w:cs="Times New Roman" w:eastAsia="Times New Roman" w:hAnsi="Times New Roman"/>
-        </w:rPr>
-      </w:pPr>
-      <w:r>
-        <w:rPr>
-          <w:rFonts w:ascii="Times New Roman" w:cs="Times New Roman" w:eastAsia="Times New Roman" w:hAnsi="Times New Roman"/>
-          <w:rtl w:val="0"/>
-        </w:rPr>
-        <w:t xml:space="preserve">Логотип: Короткий логотип DLKIP в углу (небольшой размер)</w:t>
-      </w:r>
-    </w:p>
-    <w:p>
-      <w:pPr>
-        <w:numPr>
-          <w:ilvl w:val="0"/>
-          <w:numId w:val="365"/>
-        </w:numPr>
-        <w:spacing w:after="0" w:before="0" w:lineRule="auto"/>
-        <w:ind w:left="720" w:hanging="360"/>
-        <w:rPr>
-          <w:rFonts w:ascii="Times New Roman" w:cs="Times New Roman" w:eastAsia="Times New Roman" w:hAnsi="Times New Roman"/>
-        </w:rPr>
-      </w:pPr>
-      <w:r>
-        <w:rPr>
-          <w:rFonts w:ascii="Times New Roman" w:cs="Times New Roman" w:eastAsia="Times New Roman" w:hAnsi="Times New Roman"/>
-          <w:rtl w:val="0"/>
-        </w:rPr>
-        <w:t xml:space="preserve">Изображение продукта: По центру или слева</w:t>
-      </w:r>
-    </w:p>
-    <w:p>
-      <w:pPr>
-        <w:numPr>
-          <w:ilvl w:val="0"/>
-          <w:numId w:val="365"/>
-        </w:numPr>
-        <w:spacing w:after="0" w:before="0" w:lineRule="auto"/>
-        <w:ind w:left="720" w:hanging="360"/>
-        <w:rPr>
-          <w:rFonts w:ascii="Times New Roman" w:cs="Times New Roman" w:eastAsia="Times New Roman" w:hAnsi="Times New Roman"/>
-        </w:rPr>
-      </w:pPr>
-      <w:r>
-        <w:rPr>
-          <w:rFonts w:ascii="Times New Roman" w:cs="Times New Roman" w:eastAsia="Times New Roman" w:hAnsi="Times New Roman"/>
-          <w:rtl w:val="0"/>
-        </w:rPr>
-        <w:t xml:space="preserve">Название продукта: Exo 2 Bold, 56px, оранжевый (</w:t>
+        <w:t xml:space="preserve">#FFFFFF</w:t>
+      </w:r>
+      <w:r>
+        <w:rPr>
+          <w:rFonts w:ascii="Times New Roman" w:cs="Times New Roman" w:eastAsia="Times New Roman" w:hAnsi="Times New Roman"/>
+          <w:rtl w:val="0"/>
+        </w:rPr>
+        <w:t xml:space="preserve">) или очень светло-серый (</w:t>
       </w:r>
       <w:r>
         <w:rPr>
@@ -12738,7 +12415,7 @@
           <w:color w:val="188038"/>
           <w:rtl w:val="0"/>
         </w:rPr>
-        <w:t xml:space="preserve">#F07D00</w:t>
+        <w:t xml:space="preserve">#F5F5F5</w:t>
       </w:r>
       <w:r>
         <w:rPr>
@@ -12752,20 +12429,40 @@
       <w:pPr>
         <w:numPr>
           <w:ilvl w:val="0"/>
-          <w:numId w:val="365"/>
-        </w:numPr>
-        <w:spacing w:after="0" w:before="0" w:lineRule="auto"/>
-        <w:ind w:left="720" w:hanging="360"/>
-        <w:rPr>
-          <w:rFonts w:ascii="Times New Roman" w:cs="Times New Roman" w:eastAsia="Times New Roman" w:hAnsi="Times New Roman"/>
-        </w:rPr>
-      </w:pPr>
-      <w:r>
-        <w:rPr>
-          <w:rFonts w:ascii="Times New Roman" w:cs="Times New Roman" w:eastAsia="Times New Roman" w:hAnsi="Times New Roman"/>
-          <w:rtl w:val="0"/>
-        </w:rPr>
-        <w:t xml:space="preserve">Краткое описание: Inter Regular, 32px, белый (</w:t>
+          <w:numId w:val="363"/>
+        </w:numPr>
+        <w:spacing w:after="0" w:before="0" w:lineRule="auto"/>
+        <w:ind w:left="720" w:hanging="360"/>
+        <w:rPr>
+          <w:rFonts w:ascii="Times New Roman" w:cs="Times New Roman" w:eastAsia="Times New Roman" w:hAnsi="Times New Roman"/>
+        </w:rPr>
+      </w:pPr>
+      <w:r>
+        <w:rPr>
+          <w:rFonts w:ascii="Times New Roman" w:cs="Times New Roman" w:eastAsia="Times New Roman" w:hAnsi="Times New Roman"/>
+          <w:rtl w:val="0"/>
+        </w:rPr>
+        <w:t xml:space="preserve">Логотип: Короткий логотип DLKIP в углу (меньший размер)</w:t>
+      </w:r>
+    </w:p>
+    <w:p>
+      <w:pPr>
+        <w:numPr>
+          <w:ilvl w:val="0"/>
+          <w:numId w:val="363"/>
+        </w:numPr>
+        <w:spacing w:after="0" w:before="0" w:lineRule="auto"/>
+        <w:ind w:left="720" w:hanging="360"/>
+        <w:rPr>
+          <w:rFonts w:ascii="Times New Roman" w:cs="Times New Roman" w:eastAsia="Times New Roman" w:hAnsi="Times New Roman"/>
+        </w:rPr>
+      </w:pPr>
+      <w:r>
+        <w:rPr>
+          <w:rFonts w:ascii="Times New Roman" w:cs="Times New Roman" w:eastAsia="Times New Roman" w:hAnsi="Times New Roman"/>
+          <w:rtl w:val="0"/>
+        </w:rPr>
+        <w:t xml:space="preserve">Заголовок слайда: Exo 2 SemiBold, 32pt, чёрный (</w:t>
       </w:r>
       <w:r>
         <w:rPr>
@@ -12773,7 +12470,42 @@
           <w:color w:val="188038"/>
           <w:rtl w:val="0"/>
         </w:rPr>
-        <w:t xml:space="preserve">#FFFFFF</w:t>
+        <w:t xml:space="preserve">#000000</w:t>
+      </w:r>
+      <w:r>
+        <w:rPr>
+          <w:rFonts w:ascii="Times New Roman" w:cs="Times New Roman" w:eastAsia="Times New Roman" w:hAnsi="Times New Roman"/>
+          <w:rtl w:val="0"/>
+        </w:rPr>
+        <w:t xml:space="preserve">), слева</w:t>
+      </w:r>
+    </w:p>
+    <w:p>
+      <w:pPr>
+        <w:numPr>
+          <w:ilvl w:val="0"/>
+          <w:numId w:val="363"/>
+        </w:numPr>
+        <w:spacing w:after="0" w:before="0" w:lineRule="auto"/>
+        <w:ind w:left="720" w:hanging="360"/>
+        <w:rPr>
+          <w:rFonts w:ascii="Times New Roman" w:cs="Times New Roman" w:eastAsia="Times New Roman" w:hAnsi="Times New Roman"/>
+        </w:rPr>
+      </w:pPr>
+      <w:r>
+        <w:rPr>
+          <w:rFonts w:ascii="Times New Roman" w:cs="Times New Roman" w:eastAsia="Times New Roman" w:hAnsi="Times New Roman"/>
+          <w:rtl w:val="0"/>
+        </w:rPr>
+        <w:t xml:space="preserve">Основной текст: Inter Regular, 18pt, тёмно-серый (</w:t>
+      </w:r>
+      <w:r>
+        <w:rPr>
+          <w:rFonts w:ascii="Roboto Mono" w:cs="Roboto Mono" w:eastAsia="Roboto Mono" w:hAnsi="Roboto Mono"/>
+          <w:color w:val="188038"/>
+          <w:rtl w:val="0"/>
+        </w:rPr>
+        <w:t xml:space="preserve">#333333</w:t>
       </w:r>
       <w:r>
         <w:rPr>
@@ -12787,7 +12519,77 @@
       <w:pPr>
         <w:numPr>
           <w:ilvl w:val="0"/>
-          <w:numId w:val="365"/>
+          <w:numId w:val="363"/>
+        </w:numPr>
+        <w:spacing w:after="0" w:before="0" w:lineRule="auto"/>
+        <w:ind w:left="720" w:hanging="360"/>
+        <w:rPr>
+          <w:rFonts w:ascii="Times New Roman" w:cs="Times New Roman" w:eastAsia="Times New Roman" w:hAnsi="Times New Roman"/>
+        </w:rPr>
+      </w:pPr>
+      <w:r>
+        <w:rPr>
+          <w:rFonts w:ascii="Times New Roman" w:cs="Times New Roman" w:eastAsia="Times New Roman" w:hAnsi="Times New Roman"/>
+          <w:rtl w:val="0"/>
+        </w:rPr>
+        <w:t xml:space="preserve">Списки: Маркеры оранжевого цвета (</w:t>
+      </w:r>
+      <w:r>
+        <w:rPr>
+          <w:rFonts w:ascii="Roboto Mono" w:cs="Roboto Mono" w:eastAsia="Roboto Mono" w:hAnsi="Roboto Mono"/>
+          <w:color w:val="188038"/>
+          <w:rtl w:val="0"/>
+        </w:rPr>
+        <w:t xml:space="preserve">#F07D00</w:t>
+      </w:r>
+      <w:r>
+        <w:rPr>
+          <w:rFonts w:ascii="Times New Roman" w:cs="Times New Roman" w:eastAsia="Times New Roman" w:hAnsi="Times New Roman"/>
+          <w:rtl w:val="0"/>
+        </w:rPr>
+        <w:t xml:space="preserve">)</w:t>
+      </w:r>
+    </w:p>
+    <w:p>
+      <w:pPr>
+        <w:numPr>
+          <w:ilvl w:val="0"/>
+          <w:numId w:val="363"/>
+        </w:numPr>
+        <w:spacing w:after="0" w:before="0" w:lineRule="auto"/>
+        <w:ind w:left="720" w:hanging="360"/>
+        <w:rPr>
+          <w:rFonts w:ascii="Times New Roman" w:cs="Times New Roman" w:eastAsia="Times New Roman" w:hAnsi="Times New Roman"/>
+        </w:rPr>
+      </w:pPr>
+      <w:r>
+        <w:rPr>
+          <w:rFonts w:ascii="Times New Roman" w:cs="Times New Roman" w:eastAsia="Times New Roman" w:hAnsi="Times New Roman"/>
+          <w:rtl w:val="0"/>
+        </w:rPr>
+        <w:t xml:space="preserve">Акценты: Оранжевый (</w:t>
+      </w:r>
+      <w:r>
+        <w:rPr>
+          <w:rFonts w:ascii="Roboto Mono" w:cs="Roboto Mono" w:eastAsia="Roboto Mono" w:hAnsi="Roboto Mono"/>
+          <w:color w:val="188038"/>
+          <w:rtl w:val="0"/>
+        </w:rPr>
+        <w:t xml:space="preserve">#F07D00</w:t>
+      </w:r>
+      <w:r>
+        <w:rPr>
+          <w:rFonts w:ascii="Times New Roman" w:cs="Times New Roman" w:eastAsia="Times New Roman" w:hAnsi="Times New Roman"/>
+          <w:rtl w:val="0"/>
+        </w:rPr>
+        <w:t xml:space="preserve">) для выделения важного</w:t>
+      </w:r>
+    </w:p>
+    <w:p>
+      <w:pPr>
+        <w:numPr>
+          <w:ilvl w:val="0"/>
+          <w:numId w:val="363"/>
         </w:numPr>
         <w:spacing w:after="240" w:before="0" w:lineRule="auto"/>
         <w:ind w:left="720" w:hanging="360"/>
@@ -12800,7 +12602,7 @@
           <w:rFonts w:ascii="Times New Roman" w:cs="Times New Roman" w:eastAsia="Times New Roman" w:hAnsi="Times New Roman"/>
           <w:rtl w:val="0"/>
         </w:rPr>
-        <w:t xml:space="preserve">Графический элемент: Circuit board паттерн как фоновый элемент</w:t>
+        <w:t xml:space="preserve">Номер страницы: Inter Regular, 12pt, внизу справа</w:t>
       </w:r>
     </w:p>
     <w:p>
@@ -12809,18 +12611,118 @@
         <w:spacing w:after="240" w:before="240" w:lineRule="auto"/>
         <w:rPr>
           <w:rFonts w:ascii="Times New Roman" w:cs="Times New Roman" w:eastAsia="Times New Roman" w:hAnsi="Times New Roman"/>
-          <w:b w:val="1"/>
-          <w:bCs w:val="1"/>
-        </w:rPr>
-      </w:pPr>
-      <w:r>
-        <w:rPr>
-          <w:rFonts w:ascii="Times New Roman" w:cs="Times New Roman" w:eastAsia="Times New Roman" w:hAnsi="Times New Roman"/>
-          <w:b w:val="1"/>
-          <w:bCs w:val="1"/>
-          <w:rtl w:val="0"/>
-        </w:rPr>
-        <w:t xml:space="preserve">Шаблон 2: Информационный пост</w:t>
+        </w:rPr>
+      </w:pPr>
+      <w:r>
+        <w:rPr>
+          <w:rFonts w:ascii="Times New Roman" w:cs="Times New Roman" w:eastAsia="Times New Roman" w:hAnsi="Times New Roman"/>
+          <w:rtl w:val="0"/>
+        </w:rPr>
+        <w:t xml:space="preserve">Пример структуры:</w:t>
+      </w:r>
+    </w:p>
+    <w:p>
+      <w:pPr>
+        <w:rPr>
+          <w:rFonts w:ascii="Times New Roman" w:cs="Times New Roman" w:eastAsia="Times New Roman" w:hAnsi="Times New Roman"/>
+        </w:rPr>
+      </w:pPr>
+      <w:r>
+        <w:rPr>
+          <w:rFonts w:ascii="Times New Roman" w:cs="Times New Roman" w:eastAsia="Times New Roman" w:hAnsi="Times New Roman"/>
+          <w:color w:val="666666"/>
+          <w:rtl w:val="0"/>
+        </w:rPr>
+        <w:t xml:space="preserve">ЗАГОЛОВОК СЛАЙДА                    [DLKIP]</w:t>
+      </w:r>
+    </w:p>
+    <w:p>
+      <w:pPr>
+        <w:rPr>
+          <w:rFonts w:ascii="Times New Roman" w:cs="Times New Roman" w:eastAsia="Times New Roman" w:hAnsi="Times New Roman"/>
+        </w:rPr>
+      </w:pPr>
+    </w:p>
+    <w:p>
+      <w:pPr>
+        <w:rPr>
+          <w:rFonts w:ascii="Times New Roman" w:cs="Times New Roman" w:eastAsia="Times New Roman" w:hAnsi="Times New Roman"/>
+        </w:rPr>
+      </w:pPr>
+      <w:r>
+        <w:rPr>
+          <w:rFonts w:ascii="Times New Roman" w:cs="Times New Roman" w:eastAsia="Times New Roman" w:hAnsi="Times New Roman"/>
+          <w:color w:val="666666"/>
+          <w:rtl w:val="0"/>
+        </w:rPr>
+        <w:t xml:space="preserve">- Пункт списка</w:t>
+      </w:r>
+    </w:p>
+    <w:p>
+      <w:pPr>
+        <w:rPr>
+          <w:rFonts w:ascii="Times New Roman" w:cs="Times New Roman" w:eastAsia="Times New Roman" w:hAnsi="Times New Roman"/>
+        </w:rPr>
+      </w:pPr>
+      <w:r>
+        <w:rPr>
+          <w:rFonts w:ascii="Times New Roman" w:cs="Times New Roman" w:eastAsia="Times New Roman" w:hAnsi="Times New Roman"/>
+          <w:color w:val="666666"/>
+          <w:rtl w:val="0"/>
+        </w:rPr>
+        <w:t xml:space="preserve">- Пункт списка</w:t>
+      </w:r>
+    </w:p>
+    <w:p>
+      <w:pPr>
+        <w:rPr>
+          <w:rFonts w:ascii="Times New Roman" w:cs="Times New Roman" w:eastAsia="Times New Roman" w:hAnsi="Times New Roman"/>
+        </w:rPr>
+      </w:pPr>
+      <w:r>
+        <w:rPr>
+          <w:rFonts w:ascii="Times New Roman" w:cs="Times New Roman" w:eastAsia="Times New Roman" w:hAnsi="Times New Roman"/>
+          <w:color w:val="666666"/>
+          <w:rtl w:val="0"/>
+        </w:rPr>
+        <w:t xml:space="preserve">- Пункт списка</w:t>
+      </w:r>
+    </w:p>
+    <w:p>
+      <w:pPr>
+        <w:rPr>
+          <w:rFonts w:ascii="Times New Roman" w:cs="Times New Roman" w:eastAsia="Times New Roman" w:hAnsi="Times New Roman"/>
+        </w:rPr>
+      </w:pPr>
+    </w:p>
+    <w:p>
+      <w:pPr>
+        <w:rPr>
+          <w:rFonts w:ascii="Times New Roman" w:cs="Times New Roman" w:eastAsia="Times New Roman" w:hAnsi="Times New Roman"/>
+        </w:rPr>
+      </w:pPr>
+      <w:r>
+        <w:rPr>
+          <w:rFonts w:ascii="Times New Roman" w:cs="Times New Roman" w:eastAsia="Times New Roman" w:hAnsi="Times New Roman"/>
+          <w:color w:val="666666"/>
+          <w:rtl w:val="0"/>
+        </w:rPr>
+        <w:t xml:space="preserve">Текст или изображение</w:t>
+      </w:r>
+    </w:p>
+    <w:p>
+      <w:pPr>
+        <w:rPr>
+          <w:rFonts w:ascii="Times New Roman" w:cs="Times New Roman" w:eastAsia="Times New Roman" w:hAnsi="Times New Roman"/>
+        </w:rPr>
+      </w:pPr>
+      <w:r>
+        <w:rPr>
+          <w:rFonts w:ascii="Times New Roman" w:cs="Times New Roman" w:eastAsia="Times New Roman" w:hAnsi="Times New Roman"/>
+          <w:color w:val="666666"/>
+          <w:rtl w:val="0"/>
+        </w:rPr>
+        <w:t xml:space="preserve">                                                    1</w:t>
       </w:r>
     </w:p>
     <w:p>
@@ -12829,21 +12731,25 @@
         <w:spacing w:after="240" w:before="240" w:lineRule="auto"/>
         <w:rPr>
           <w:rFonts w:ascii="Times New Roman" w:cs="Times New Roman" w:eastAsia="Times New Roman" w:hAnsi="Times New Roman"/>
-        </w:rPr>
-      </w:pPr>
-      <w:r>
-        <w:rPr>
-          <w:rFonts w:ascii="Times New Roman" w:cs="Times New Roman" w:eastAsia="Times New Roman" w:hAnsi="Times New Roman"/>
-          <w:rtl w:val="0"/>
-        </w:rPr>
-        <w:t xml:space="preserve">Требования:</w:t>
-      </w:r>
-    </w:p>
-    <w:p>
-      <w:pPr>
-        <w:numPr>
-          <w:ilvl w:val="0"/>
-          <w:numId w:val="366"/>
+          <w:b w:val="1"/>
+          <w:bCs w:val="1"/>
+        </w:rPr>
+      </w:pPr>
+      <w:r>
+        <w:rPr>
+          <w:rFonts w:ascii="Times New Roman" w:cs="Times New Roman" w:eastAsia="Times New Roman" w:hAnsi="Times New Roman"/>
+          <w:b w:val="1"/>
+          <w:bCs w:val="1"/>
+          <w:rtl w:val="0"/>
+        </w:rPr>
+        <w:t xml:space="preserve">Дополнительные слайды:</w:t>
+      </w:r>
+    </w:p>
+    <w:p>
+      <w:pPr>
+        <w:numPr>
+          <w:ilvl w:val="0"/>
+          <w:numId w:val="364"/>
         </w:numPr>
         <w:spacing w:after="0" w:before="240" w:lineRule="auto"/>
         <w:ind w:left="720" w:hanging="360"/>
@@ -12856,134 +12762,54 @@
           <w:rFonts w:ascii="Times New Roman" w:cs="Times New Roman" w:eastAsia="Times New Roman" w:hAnsi="Times New Roman"/>
           <w:rtl w:val="0"/>
         </w:rPr>
-        <w:t xml:space="preserve">Фон: Белый (</w:t>
-      </w:r>
-      <w:r>
-        <w:rPr>
-          <w:rFonts w:ascii="Roboto Mono" w:cs="Roboto Mono" w:eastAsia="Roboto Mono" w:hAnsi="Roboto Mono"/>
-          <w:color w:val="188038"/>
-          <w:rtl w:val="0"/>
-        </w:rPr>
-        <w:t xml:space="preserve">#FFFFFF</w:t>
-      </w:r>
-      <w:r>
-        <w:rPr>
-          <w:rFonts w:ascii="Times New Roman" w:cs="Times New Roman" w:eastAsia="Times New Roman" w:hAnsi="Times New Roman"/>
-          <w:rtl w:val="0"/>
-        </w:rPr>
-        <w:t xml:space="preserve">) или светло-серый (</w:t>
-      </w:r>
-      <w:r>
-        <w:rPr>
-          <w:rFonts w:ascii="Roboto Mono" w:cs="Roboto Mono" w:eastAsia="Roboto Mono" w:hAnsi="Roboto Mono"/>
-          <w:color w:val="188038"/>
-          <w:rtl w:val="0"/>
-        </w:rPr>
-        <w:t xml:space="preserve">#F5F5F5</w:t>
-      </w:r>
-      <w:r>
-        <w:rPr>
-          <w:rFonts w:ascii="Times New Roman" w:cs="Times New Roman" w:eastAsia="Times New Roman" w:hAnsi="Times New Roman"/>
-          <w:rtl w:val="0"/>
-        </w:rPr>
-        <w:t xml:space="preserve">)</w:t>
-      </w:r>
-    </w:p>
-    <w:p>
-      <w:pPr>
-        <w:numPr>
-          <w:ilvl w:val="0"/>
-          <w:numId w:val="366"/>
-        </w:numPr>
-        <w:spacing w:after="0" w:before="0" w:lineRule="auto"/>
-        <w:ind w:left="720" w:hanging="360"/>
-        <w:rPr>
-          <w:rFonts w:ascii="Times New Roman" w:cs="Times New Roman" w:eastAsia="Times New Roman" w:hAnsi="Times New Roman"/>
-        </w:rPr>
-      </w:pPr>
-      <w:r>
-        <w:rPr>
-          <w:rFonts w:ascii="Times New Roman" w:cs="Times New Roman" w:eastAsia="Times New Roman" w:hAnsi="Times New Roman"/>
-          <w:rtl w:val="0"/>
-        </w:rPr>
-        <w:t xml:space="preserve">Акцентный блок: Оранжевый (</w:t>
-      </w:r>
-      <w:r>
-        <w:rPr>
-          <w:rFonts w:ascii="Roboto Mono" w:cs="Roboto Mono" w:eastAsia="Roboto Mono" w:hAnsi="Roboto Mono"/>
-          <w:color w:val="188038"/>
-          <w:rtl w:val="0"/>
-        </w:rPr>
-        <w:t xml:space="preserve">#F07D00</w:t>
-      </w:r>
-      <w:r>
-        <w:rPr>
-          <w:rFonts w:ascii="Times New Roman" w:cs="Times New Roman" w:eastAsia="Times New Roman" w:hAnsi="Times New Roman"/>
-          <w:rtl w:val="0"/>
-        </w:rPr>
-        <w:t xml:space="preserve">) для заголовка</w:t>
-      </w:r>
-    </w:p>
-    <w:p>
-      <w:pPr>
-        <w:numPr>
-          <w:ilvl w:val="0"/>
-          <w:numId w:val="366"/>
-        </w:numPr>
-        <w:spacing w:after="0" w:before="0" w:lineRule="auto"/>
-        <w:ind w:left="720" w:hanging="360"/>
-        <w:rPr>
-          <w:rFonts w:ascii="Times New Roman" w:cs="Times New Roman" w:eastAsia="Times New Roman" w:hAnsi="Times New Roman"/>
-        </w:rPr>
-      </w:pPr>
-      <w:r>
-        <w:rPr>
-          <w:rFonts w:ascii="Times New Roman" w:cs="Times New Roman" w:eastAsia="Times New Roman" w:hAnsi="Times New Roman"/>
-          <w:rtl w:val="0"/>
-        </w:rPr>
-        <w:t xml:space="preserve">Заголовок: Exo 2 Bold, 48px, белый (на оранжевом фоне)</w:t>
-      </w:r>
-    </w:p>
-    <w:p>
-      <w:pPr>
-        <w:numPr>
-          <w:ilvl w:val="0"/>
-          <w:numId w:val="366"/>
-        </w:numPr>
-        <w:spacing w:after="0" w:before="0" w:lineRule="auto"/>
-        <w:ind w:left="720" w:hanging="360"/>
-        <w:rPr>
-          <w:rFonts w:ascii="Times New Roman" w:cs="Times New Roman" w:eastAsia="Times New Roman" w:hAnsi="Times New Roman"/>
-        </w:rPr>
-      </w:pPr>
-      <w:r>
-        <w:rPr>
-          <w:rFonts w:ascii="Times New Roman" w:cs="Times New Roman" w:eastAsia="Times New Roman" w:hAnsi="Times New Roman"/>
-          <w:rtl w:val="0"/>
-        </w:rPr>
-        <w:t xml:space="preserve">Текст: Inter Regular, 28px, чёрный (</w:t>
-      </w:r>
-      <w:r>
-        <w:rPr>
-          <w:rFonts w:ascii="Roboto Mono" w:cs="Roboto Mono" w:eastAsia="Roboto Mono" w:hAnsi="Roboto Mono"/>
-          <w:color w:val="188038"/>
-          <w:rtl w:val="0"/>
-        </w:rPr>
-        <w:t xml:space="preserve">#000000</w:t>
-      </w:r>
-      <w:r>
-        <w:rPr>
-          <w:rFonts w:ascii="Times New Roman" w:cs="Times New Roman" w:eastAsia="Times New Roman" w:hAnsi="Times New Roman"/>
-          <w:rtl w:val="0"/>
-        </w:rPr>
-        <w:t xml:space="preserve">)</w:t>
-      </w:r>
-    </w:p>
-    <w:p>
-      <w:pPr>
-        <w:numPr>
-          <w:ilvl w:val="0"/>
-          <w:numId w:val="366"/>
+        <w:t xml:space="preserve">Слайд с двумя колонками (текст + изображение)</w:t>
+      </w:r>
+    </w:p>
+    <w:p>
+      <w:pPr>
+        <w:numPr>
+          <w:ilvl w:val="0"/>
+          <w:numId w:val="364"/>
+        </w:numPr>
+        <w:spacing w:after="0" w:before="0" w:lineRule="auto"/>
+        <w:ind w:left="720" w:hanging="360"/>
+        <w:rPr>
+          <w:rFonts w:ascii="Times New Roman" w:cs="Times New Roman" w:eastAsia="Times New Roman" w:hAnsi="Times New Roman"/>
+        </w:rPr>
+      </w:pPr>
+      <w:r>
+        <w:rPr>
+          <w:rFonts w:ascii="Times New Roman" w:cs="Times New Roman" w:eastAsia="Times New Roman" w:hAnsi="Times New Roman"/>
+          <w:rtl w:val="0"/>
+        </w:rPr>
+        <w:t xml:space="preserve">Слайд с продукцией (фото датчика + характеристики)</w:t>
+      </w:r>
+    </w:p>
+    <w:p>
+      <w:pPr>
+        <w:numPr>
+          <w:ilvl w:val="0"/>
+          <w:numId w:val="364"/>
+        </w:numPr>
+        <w:spacing w:after="0" w:before="0" w:lineRule="auto"/>
+        <w:ind w:left="720" w:hanging="360"/>
+        <w:rPr>
+          <w:rFonts w:ascii="Times New Roman" w:cs="Times New Roman" w:eastAsia="Times New Roman" w:hAnsi="Times New Roman"/>
+        </w:rPr>
+      </w:pPr>
+      <w:r>
+        <w:rPr>
+          <w:rFonts w:ascii="Times New Roman" w:cs="Times New Roman" w:eastAsia="Times New Roman" w:hAnsi="Times New Roman"/>
+          <w:rtl w:val="0"/>
+        </w:rPr>
+        <w:t xml:space="preserve">Слайд с цитатой (крупный текст на цветном фоне)</w:t>
+      </w:r>
+    </w:p>
+    <w:p>
+      <w:pPr>
+        <w:numPr>
+          <w:ilvl w:val="0"/>
+          <w:numId w:val="364"/>
         </w:numPr>
         <w:spacing w:after="240" w:before="0" w:lineRule="auto"/>
         <w:ind w:left="720" w:hanging="360"/>
@@ -12996,148 +12822,22 @@
           <w:rFonts w:ascii="Times New Roman" w:cs="Times New Roman" w:eastAsia="Times New Roman" w:hAnsi="Times New Roman"/>
           <w:rtl w:val="0"/>
         </w:rPr>
-        <w:t xml:space="preserve">Иконки: Оранжевого цвета для визуального разделения информации</w:t>
-      </w:r>
-    </w:p>
-    <w:p>
-      <w:pPr>
-        <w:keepNext/>
+        <w:t xml:space="preserve">Завершающий слайд (контакты, призыв к действию)</w:t>
+      </w:r>
+    </w:p>
+    <w:p>
+      <w:pPr>
         <w:spacing w:after="240" w:before="240" w:lineRule="auto"/>
         <w:rPr>
           <w:rFonts w:ascii="Times New Roman" w:cs="Times New Roman" w:eastAsia="Times New Roman" w:hAnsi="Times New Roman"/>
-          <w:b w:val="1"/>
-          <w:bCs w:val="1"/>
-        </w:rPr>
-      </w:pPr>
-      <w:r>
-        <w:rPr>
-          <w:rFonts w:ascii="Times New Roman" w:cs="Times New Roman" w:eastAsia="Times New Roman" w:hAnsi="Times New Roman"/>
-          <w:b w:val="1"/>
-          <w:bCs w:val="1"/>
-          <w:rtl w:val="0"/>
-        </w:rPr>
-        <w:t xml:space="preserve">Шаблон 3: Цитата / Совет</w:t>
-      </w:r>
-    </w:p>
-    <w:p>
-      <w:pPr>
-        <w:keepNext/>
-        <w:spacing w:after="240" w:before="240" w:lineRule="auto"/>
-        <w:rPr>
-          <w:rFonts w:ascii="Times New Roman" w:cs="Times New Roman" w:eastAsia="Times New Roman" w:hAnsi="Times New Roman"/>
-        </w:rPr>
-      </w:pPr>
-      <w:r>
-        <w:rPr>
-          <w:rFonts w:ascii="Times New Roman" w:cs="Times New Roman" w:eastAsia="Times New Roman" w:hAnsi="Times New Roman"/>
-          <w:rtl w:val="0"/>
-        </w:rPr>
-        <w:t xml:space="preserve">Требования:</w:t>
-      </w:r>
-    </w:p>
-    <w:p>
-      <w:pPr>
-        <w:numPr>
-          <w:ilvl w:val="0"/>
-          <w:numId w:val="367"/>
-        </w:numPr>
-        <w:spacing w:after="0" w:before="240" w:lineRule="auto"/>
-        <w:ind w:left="720" w:hanging="360"/>
-        <w:rPr>
-          <w:rFonts w:ascii="Times New Roman" w:cs="Times New Roman" w:eastAsia="Times New Roman" w:hAnsi="Times New Roman"/>
-        </w:rPr>
-      </w:pPr>
-      <w:r>
-        <w:rPr>
-          <w:rFonts w:ascii="Times New Roman" w:cs="Times New Roman" w:eastAsia="Times New Roman" w:hAnsi="Times New Roman"/>
-          <w:rtl w:val="0"/>
-        </w:rPr>
-        <w:t xml:space="preserve">Фон: Оранжевый (</w:t>
-      </w:r>
-      <w:r>
-        <w:rPr>
-          <w:rFonts w:ascii="Roboto Mono" w:cs="Roboto Mono" w:eastAsia="Roboto Mono" w:hAnsi="Roboto Mono"/>
-          <w:color w:val="188038"/>
-          <w:rtl w:val="0"/>
-        </w:rPr>
-        <w:t xml:space="preserve">#F07D00</w:t>
-      </w:r>
-      <w:r>
-        <w:rPr>
-          <w:rFonts w:ascii="Times New Roman" w:cs="Times New Roman" w:eastAsia="Times New Roman" w:hAnsi="Times New Roman"/>
-          <w:rtl w:val="0"/>
-        </w:rPr>
-        <w:t xml:space="preserve">) или чёрный</w:t>
-      </w:r>
-    </w:p>
-    <w:p>
-      <w:pPr>
-        <w:numPr>
-          <w:ilvl w:val="0"/>
-          <w:numId w:val="367"/>
-        </w:numPr>
-        <w:spacing w:after="0" w:before="0" w:lineRule="auto"/>
-        <w:ind w:left="720" w:hanging="360"/>
-        <w:rPr>
-          <w:rFonts w:ascii="Times New Roman" w:cs="Times New Roman" w:eastAsia="Times New Roman" w:hAnsi="Times New Roman"/>
-        </w:rPr>
-      </w:pPr>
-      <w:r>
-        <w:rPr>
-          <w:rFonts w:ascii="Times New Roman" w:cs="Times New Roman" w:eastAsia="Times New Roman" w:hAnsi="Times New Roman"/>
-          <w:rtl w:val="0"/>
-        </w:rPr>
-        <w:t xml:space="preserve">Текст цитаты: Exo 2 SemiBold, 44px, белый (</w:t>
-      </w:r>
-      <w:r>
-        <w:rPr>
-          <w:rFonts w:ascii="Roboto Mono" w:cs="Roboto Mono" w:eastAsia="Roboto Mono" w:hAnsi="Roboto Mono"/>
-          <w:color w:val="188038"/>
-          <w:rtl w:val="0"/>
-        </w:rPr>
-        <w:t xml:space="preserve">#FFFFFF</w:t>
-      </w:r>
-      <w:r>
-        <w:rPr>
-          <w:rFonts w:ascii="Times New Roman" w:cs="Times New Roman" w:eastAsia="Times New Roman" w:hAnsi="Times New Roman"/>
-          <w:rtl w:val="0"/>
-        </w:rPr>
-        <w:t xml:space="preserve">), по центру</w:t>
-      </w:r>
-    </w:p>
-    <w:p>
-      <w:pPr>
-        <w:numPr>
-          <w:ilvl w:val="0"/>
-          <w:numId w:val="367"/>
-        </w:numPr>
-        <w:spacing w:after="240" w:before="0" w:lineRule="auto"/>
-        <w:ind w:left="720" w:hanging="360"/>
-        <w:rPr>
-          <w:rFonts w:ascii="Times New Roman" w:cs="Times New Roman" w:eastAsia="Times New Roman" w:hAnsi="Times New Roman"/>
-        </w:rPr>
-      </w:pPr>
-      <w:r>
-        <w:rPr>
-          <w:rFonts w:ascii="Times New Roman" w:cs="Times New Roman" w:eastAsia="Times New Roman" w:hAnsi="Times New Roman"/>
-          <w:rtl w:val="0"/>
-        </w:rPr>
-        <w:t xml:space="preserve">Логотип: В углу, белого цвета</w:t>
-      </w:r>
-    </w:p>
-    <w:p>
-      <w:pPr>
-        <w:spacing w:after="240" w:before="240" w:lineRule="auto"/>
-        <w:rPr>
-          <w:rFonts w:ascii="Times New Roman" w:cs="Times New Roman" w:eastAsia="Times New Roman" w:hAnsi="Times New Roman"/>
-        </w:rPr>
-      </w:pPr>
-      <w:r>
-        <w:rPr>
-          <w:rFonts w:ascii="Times New Roman" w:cs="Times New Roman" w:eastAsia="Times New Roman" w:hAnsi="Times New Roman"/>
-          <w:rtl w:val="0"/>
-        </w:rPr>
-        <w:t xml:space="preserve">Форматы: .PNG (для экспорта), .PSD или .AI (исходники для редактирования)</w:t>
+        </w:rPr>
+      </w:pPr>
+      <w:r>
+        <w:rPr>
+          <w:rFonts w:ascii="Times New Roman" w:cs="Times New Roman" w:eastAsia="Times New Roman" w:hAnsi="Times New Roman"/>
+          <w:rtl w:val="0"/>
+        </w:rPr>
+        <w:t xml:space="preserve">Форматы: .pptx, .key, Google Slides</w:t>
       </w:r>
     </w:p>
     <w:p>
@@ -13170,7 +12870,7 @@
           <w:bCs w:val="1"/>
           <w:rtl w:val="0"/>
         </w:rPr>
-        <w:t xml:space="preserve">ПОСТЫ ДЛЯ INSTAGRAM</w:t>
+        <w:t xml:space="preserve">ПОСТЫ ДЛЯ TELEGRAM</w:t>
       </w:r>
     </w:p>
     <w:p>
@@ -13197,7 +12897,7 @@
       <w:pPr>
         <w:numPr>
           <w:ilvl w:val="0"/>
-          <w:numId w:val="368"/>
+          <w:numId w:val="365"/>
         </w:numPr>
         <w:spacing w:after="0" w:before="240" w:lineRule="auto"/>
         <w:ind w:left="720" w:hanging="360"/>
@@ -13210,34 +12910,14 @@
           <w:rFonts w:ascii="Times New Roman" w:cs="Times New Roman" w:eastAsia="Times New Roman" w:hAnsi="Times New Roman"/>
           <w:rtl w:val="0"/>
         </w:rPr>
-        <w:t xml:space="preserve">Размер: 1080×1080 px (квадрат) - основной</w:t>
-      </w:r>
-    </w:p>
-    <w:p>
-      <w:pPr>
-        <w:numPr>
-          <w:ilvl w:val="0"/>
-          <w:numId w:val="368"/>
-        </w:numPr>
-        <w:spacing w:after="0" w:before="0" w:lineRule="auto"/>
-        <w:ind w:left="720" w:hanging="360"/>
-        <w:rPr>
-          <w:rFonts w:ascii="Times New Roman" w:cs="Times New Roman" w:eastAsia="Times New Roman" w:hAnsi="Times New Roman"/>
-        </w:rPr>
-      </w:pPr>
-      <w:r>
-        <w:rPr>
-          <w:rFonts w:ascii="Times New Roman" w:cs="Times New Roman" w:eastAsia="Times New Roman" w:hAnsi="Times New Roman"/>
-          <w:rtl w:val="0"/>
-        </w:rPr>
-        <w:t xml:space="preserve">Размер: 1080×1350 px (вертикальный) - для портретных фото</w:t>
-      </w:r>
-    </w:p>
-    <w:p>
-      <w:pPr>
-        <w:numPr>
-          <w:ilvl w:val="0"/>
-          <w:numId w:val="368"/>
+        <w:t xml:space="preserve">Размер: 1280×1280 px (квадрат) или 1280×720 px (горизонтальный)</w:t>
+      </w:r>
+    </w:p>
+    <w:p>
+      <w:pPr>
+        <w:numPr>
+          <w:ilvl w:val="0"/>
+          <w:numId w:val="365"/>
         </w:numPr>
         <w:spacing w:after="240" w:before="0" w:lineRule="auto"/>
         <w:ind w:left="720" w:hanging="360"/>
@@ -13270,7 +12950,7 @@
           <w:bCs w:val="1"/>
           <w:rtl w:val="0"/>
         </w:rPr>
-        <w:t xml:space="preserve">Шаблон 1: Карточка продукта</w:t>
+        <w:t xml:space="preserve">Шаблон 1: Анонс продукта</w:t>
       </w:r>
     </w:p>
     <w:p>
@@ -13293,7 +12973,7 @@
       <w:pPr>
         <w:numPr>
           <w:ilvl w:val="0"/>
-          <w:numId w:val="369"/>
+          <w:numId w:val="366"/>
         </w:numPr>
         <w:spacing w:after="0" w:before="240" w:lineRule="auto"/>
         <w:ind w:left="720" w:hanging="360"/>
@@ -13321,7 +13001,67 @@
           <w:rFonts w:ascii="Times New Roman" w:cs="Times New Roman" w:eastAsia="Times New Roman" w:hAnsi="Times New Roman"/>
           <w:rtl w:val="0"/>
         </w:rPr>
-        <w:t xml:space="preserve">) или белый (</w:t>
+        <w:t xml:space="preserve">) или градиент чёрный-тёмно-серый</w:t>
+      </w:r>
+    </w:p>
+    <w:p>
+      <w:pPr>
+        <w:numPr>
+          <w:ilvl w:val="0"/>
+          <w:numId w:val="366"/>
+        </w:numPr>
+        <w:spacing w:after="0" w:before="0" w:lineRule="auto"/>
+        <w:ind w:left="720" w:hanging="360"/>
+        <w:rPr>
+          <w:rFonts w:ascii="Times New Roman" w:cs="Times New Roman" w:eastAsia="Times New Roman" w:hAnsi="Times New Roman"/>
+        </w:rPr>
+      </w:pPr>
+      <w:r>
+        <w:rPr>
+          <w:rFonts w:ascii="Times New Roman" w:cs="Times New Roman" w:eastAsia="Times New Roman" w:hAnsi="Times New Roman"/>
+          <w:rtl w:val="0"/>
+        </w:rPr>
+        <w:t xml:space="preserve">Логотип: Короткий логотип DLKIP в углу (небольшой размер)</w:t>
+      </w:r>
+    </w:p>
+    <w:p>
+      <w:pPr>
+        <w:numPr>
+          <w:ilvl w:val="0"/>
+          <w:numId w:val="366"/>
+        </w:numPr>
+        <w:spacing w:after="0" w:before="0" w:lineRule="auto"/>
+        <w:ind w:left="720" w:hanging="360"/>
+        <w:rPr>
+          <w:rFonts w:ascii="Times New Roman" w:cs="Times New Roman" w:eastAsia="Times New Roman" w:hAnsi="Times New Roman"/>
+        </w:rPr>
+      </w:pPr>
+      <w:r>
+        <w:rPr>
+          <w:rFonts w:ascii="Times New Roman" w:cs="Times New Roman" w:eastAsia="Times New Roman" w:hAnsi="Times New Roman"/>
+          <w:rtl w:val="0"/>
+        </w:rPr>
+        <w:t xml:space="preserve">Изображение продукта: По центру или слева</w:t>
+      </w:r>
+    </w:p>
+    <w:p>
+      <w:pPr>
+        <w:numPr>
+          <w:ilvl w:val="0"/>
+          <w:numId w:val="366"/>
+        </w:numPr>
+        <w:spacing w:after="0" w:before="0" w:lineRule="auto"/>
+        <w:ind w:left="720" w:hanging="360"/>
+        <w:rPr>
+          <w:rFonts w:ascii="Times New Roman" w:cs="Times New Roman" w:eastAsia="Times New Roman" w:hAnsi="Times New Roman"/>
+        </w:rPr>
+      </w:pPr>
+      <w:r>
+        <w:rPr>
+          <w:rFonts w:ascii="Times New Roman" w:cs="Times New Roman" w:eastAsia="Times New Roman" w:hAnsi="Times New Roman"/>
+          <w:rtl w:val="0"/>
+        </w:rPr>
+        <w:t xml:space="preserve">Название продукта: Exo 2 Bold, 56px, оранжевый (</w:t>
       </w:r>
       <w:r>
         <w:rPr>
@@ -13329,7 +13069,7 @@
           <w:color w:val="188038"/>
           <w:rtl w:val="0"/>
         </w:rPr>
-        <w:t xml:space="preserve">#FFFFFF</w:t>
+        <w:t xml:space="preserve">#F07D00</w:t>
       </w:r>
       <w:r>
         <w:rPr>
@@ -13343,40 +13083,20 @@
       <w:pPr>
         <w:numPr>
           <w:ilvl w:val="0"/>
-          <w:numId w:val="369"/>
-        </w:numPr>
-        <w:spacing w:after="0" w:before="0" w:lineRule="auto"/>
-        <w:ind w:left="720" w:hanging="360"/>
-        <w:rPr>
-          <w:rFonts w:ascii="Times New Roman" w:cs="Times New Roman" w:eastAsia="Times New Roman" w:hAnsi="Times New Roman"/>
-        </w:rPr>
-      </w:pPr>
-      <w:r>
-        <w:rPr>
-          <w:rFonts w:ascii="Times New Roman" w:cs="Times New Roman" w:eastAsia="Times New Roman" w:hAnsi="Times New Roman"/>
-          <w:rtl w:val="0"/>
-        </w:rPr>
-        <w:t xml:space="preserve">Изображение продукта: Качественное фото на 60% площади</w:t>
-      </w:r>
-    </w:p>
-    <w:p>
-      <w:pPr>
-        <w:numPr>
-          <w:ilvl w:val="0"/>
-          <w:numId w:val="369"/>
-        </w:numPr>
-        <w:spacing w:after="0" w:before="0" w:lineRule="auto"/>
-        <w:ind w:left="720" w:hanging="360"/>
-        <w:rPr>
-          <w:rFonts w:ascii="Times New Roman" w:cs="Times New Roman" w:eastAsia="Times New Roman" w:hAnsi="Times New Roman"/>
-        </w:rPr>
-      </w:pPr>
-      <w:r>
-        <w:rPr>
-          <w:rFonts w:ascii="Times New Roman" w:cs="Times New Roman" w:eastAsia="Times New Roman" w:hAnsi="Times New Roman"/>
-          <w:rtl w:val="0"/>
-        </w:rPr>
-        <w:t xml:space="preserve">Название: Exo 2 Bold, 64px, оранжевый (</w:t>
+          <w:numId w:val="366"/>
+        </w:numPr>
+        <w:spacing w:after="0" w:before="0" w:lineRule="auto"/>
+        <w:ind w:left="720" w:hanging="360"/>
+        <w:rPr>
+          <w:rFonts w:ascii="Times New Roman" w:cs="Times New Roman" w:eastAsia="Times New Roman" w:hAnsi="Times New Roman"/>
+        </w:rPr>
+      </w:pPr>
+      <w:r>
+        <w:rPr>
+          <w:rFonts w:ascii="Times New Roman" w:cs="Times New Roman" w:eastAsia="Times New Roman" w:hAnsi="Times New Roman"/>
+          <w:rtl w:val="0"/>
+        </w:rPr>
+        <w:t xml:space="preserve">Краткое описание: Inter Regular, 32px, белый (</w:t>
       </w:r>
       <w:r>
         <w:rPr>
@@ -13384,7 +13104,7 @@
           <w:color w:val="188038"/>
           <w:rtl w:val="0"/>
         </w:rPr>
-        <w:t xml:space="preserve">#F07D00</w:t>
+        <w:t xml:space="preserve">#FFFFFF</w:t>
       </w:r>
       <w:r>
         <w:rPr>
@@ -13398,47 +13118,7 @@
       <w:pPr>
         <w:numPr>
           <w:ilvl w:val="0"/>
-          <w:numId w:val="369"/>
-        </w:numPr>
-        <w:spacing w:after="0" w:before="0" w:lineRule="auto"/>
-        <w:ind w:left="720" w:hanging="360"/>
-        <w:rPr>
-          <w:rFonts w:ascii="Times New Roman" w:cs="Times New Roman" w:eastAsia="Times New Roman" w:hAnsi="Times New Roman"/>
-        </w:rPr>
-      </w:pPr>
-      <w:r>
-        <w:rPr>
-          <w:rFonts w:ascii="Times New Roman" w:cs="Times New Roman" w:eastAsia="Times New Roman" w:hAnsi="Times New Roman"/>
-          <w:rtl w:val="0"/>
-        </w:rPr>
-        <w:t xml:space="preserve">Описание: Inter Regular, 36px</w:t>
-      </w:r>
-    </w:p>
-    <w:p>
-      <w:pPr>
-        <w:numPr>
-          <w:ilvl w:val="0"/>
-          <w:numId w:val="369"/>
-        </w:numPr>
-        <w:spacing w:after="0" w:before="0" w:lineRule="auto"/>
-        <w:ind w:left="720" w:hanging="360"/>
-        <w:rPr>
-          <w:rFonts w:ascii="Times New Roman" w:cs="Times New Roman" w:eastAsia="Times New Roman" w:hAnsi="Times New Roman"/>
-        </w:rPr>
-      </w:pPr>
-      <w:r>
-        <w:rPr>
-          <w:rFonts w:ascii="Times New Roman" w:cs="Times New Roman" w:eastAsia="Times New Roman" w:hAnsi="Times New Roman"/>
-          <w:rtl w:val="0"/>
-        </w:rPr>
-        <w:t xml:space="preserve">Логотип: В углу (небольшой размер)</w:t>
-      </w:r>
-    </w:p>
-    <w:p>
-      <w:pPr>
-        <w:numPr>
-          <w:ilvl w:val="0"/>
-          <w:numId w:val="369"/>
+          <w:numId w:val="366"/>
         </w:numPr>
         <w:spacing w:after="240" w:before="0" w:lineRule="auto"/>
         <w:ind w:left="720" w:hanging="360"/>
@@ -13451,7 +13131,7 @@
           <w:rFonts w:ascii="Times New Roman" w:cs="Times New Roman" w:eastAsia="Times New Roman" w:hAnsi="Times New Roman"/>
           <w:rtl w:val="0"/>
         </w:rPr>
-        <w:t xml:space="preserve">Watermark: Короткий логотип DLKIP полупрозрачный в углу</w:t>
+        <w:t xml:space="preserve">Графический элемент: Circuit board паттерн как фоновый элемент</w:t>
       </w:r>
     </w:p>
     <w:p>
@@ -13471,7 +13151,7 @@
           <w:bCs w:val="1"/>
           <w:rtl w:val="0"/>
         </w:rPr>
-        <w:t xml:space="preserve">Шаблон 2: Карусель (серия из 3-5 слайдов)</w:t>
+        <w:t xml:space="preserve">Шаблон 2: Информационный пост</w:t>
       </w:r>
     </w:p>
     <w:p>
@@ -13494,7 +13174,7 @@
       <w:pPr>
         <w:numPr>
           <w:ilvl w:val="0"/>
-          <w:numId w:val="370"/>
+          <w:numId w:val="367"/>
         </w:numPr>
         <w:spacing w:after="0" w:before="240" w:lineRule="auto"/>
         <w:ind w:left="720" w:hanging="360"/>
@@ -13507,74 +13187,134 @@
           <w:rFonts w:ascii="Times New Roman" w:cs="Times New Roman" w:eastAsia="Times New Roman" w:hAnsi="Times New Roman"/>
           <w:rtl w:val="0"/>
         </w:rPr>
-        <w:t xml:space="preserve">Единый стиль для всех слайдов</w:t>
-      </w:r>
-    </w:p>
-    <w:p>
-      <w:pPr>
-        <w:numPr>
-          <w:ilvl w:val="0"/>
-          <w:numId w:val="370"/>
-        </w:numPr>
-        <w:spacing w:after="0" w:before="0" w:lineRule="auto"/>
-        <w:ind w:left="720" w:hanging="360"/>
-        <w:rPr>
-          <w:rFonts w:ascii="Times New Roman" w:cs="Times New Roman" w:eastAsia="Times New Roman" w:hAnsi="Times New Roman"/>
-        </w:rPr>
-      </w:pPr>
-      <w:r>
-        <w:rPr>
-          <w:rFonts w:ascii="Times New Roman" w:cs="Times New Roman" w:eastAsia="Times New Roman" w:hAnsi="Times New Roman"/>
-          <w:rtl w:val="0"/>
-        </w:rPr>
-        <w:t xml:space="preserve">Номера слайдов: 1/5, 2/5 и т.д. (Inter Bold, оранжевый)</w:t>
-      </w:r>
-    </w:p>
-    <w:p>
-      <w:pPr>
-        <w:numPr>
-          <w:ilvl w:val="0"/>
-          <w:numId w:val="370"/>
-        </w:numPr>
-        <w:spacing w:after="0" w:before="0" w:lineRule="auto"/>
-        <w:ind w:left="720" w:hanging="360"/>
-        <w:rPr>
-          <w:rFonts w:ascii="Times New Roman" w:cs="Times New Roman" w:eastAsia="Times New Roman" w:hAnsi="Times New Roman"/>
-        </w:rPr>
-      </w:pPr>
-      <w:r>
-        <w:rPr>
-          <w:rFonts w:ascii="Times New Roman" w:cs="Times New Roman" w:eastAsia="Times New Roman" w:hAnsi="Times New Roman"/>
-          <w:rtl w:val="0"/>
-        </w:rPr>
-        <w:t xml:space="preserve">Первый слайд: Заголовок темы</w:t>
-      </w:r>
-    </w:p>
-    <w:p>
-      <w:pPr>
-        <w:numPr>
-          <w:ilvl w:val="0"/>
-          <w:numId w:val="370"/>
-        </w:numPr>
-        <w:spacing w:after="0" w:before="0" w:lineRule="auto"/>
-        <w:ind w:left="720" w:hanging="360"/>
-        <w:rPr>
-          <w:rFonts w:ascii="Times New Roman" w:cs="Times New Roman" w:eastAsia="Times New Roman" w:hAnsi="Times New Roman"/>
-        </w:rPr>
-      </w:pPr>
-      <w:r>
-        <w:rPr>
-          <w:rFonts w:ascii="Times New Roman" w:cs="Times New Roman" w:eastAsia="Times New Roman" w:hAnsi="Times New Roman"/>
-          <w:rtl w:val="0"/>
-        </w:rPr>
-        <w:t xml:space="preserve">Последующие слайды: Пошаговая информация или факты</w:t>
-      </w:r>
-    </w:p>
-    <w:p>
-      <w:pPr>
-        <w:numPr>
-          <w:ilvl w:val="0"/>
-          <w:numId w:val="370"/>
+        <w:t xml:space="preserve">Фон: Белый (</w:t>
+      </w:r>
+      <w:r>
+        <w:rPr>
+          <w:rFonts w:ascii="Roboto Mono" w:cs="Roboto Mono" w:eastAsia="Roboto Mono" w:hAnsi="Roboto Mono"/>
+          <w:color w:val="188038"/>
+          <w:rtl w:val="0"/>
+        </w:rPr>
+        <w:t xml:space="preserve">#FFFFFF</w:t>
+      </w:r>
+      <w:r>
+        <w:rPr>
+          <w:rFonts w:ascii="Times New Roman" w:cs="Times New Roman" w:eastAsia="Times New Roman" w:hAnsi="Times New Roman"/>
+          <w:rtl w:val="0"/>
+        </w:rPr>
+        <w:t xml:space="preserve">) или очень светло-серый (</w:t>
+      </w:r>
+      <w:r>
+        <w:rPr>
+          <w:rFonts w:ascii="Roboto Mono" w:cs="Roboto Mono" w:eastAsia="Roboto Mono" w:hAnsi="Roboto Mono"/>
+          <w:color w:val="188038"/>
+          <w:rtl w:val="0"/>
+        </w:rPr>
+        <w:t xml:space="preserve">#F5F5F5</w:t>
+      </w:r>
+      <w:r>
+        <w:rPr>
+          <w:rFonts w:ascii="Times New Roman" w:cs="Times New Roman" w:eastAsia="Times New Roman" w:hAnsi="Times New Roman"/>
+          <w:rtl w:val="0"/>
+        </w:rPr>
+        <w:t xml:space="preserve">)</w:t>
+      </w:r>
+    </w:p>
+    <w:p>
+      <w:pPr>
+        <w:numPr>
+          <w:ilvl w:val="0"/>
+          <w:numId w:val="367"/>
+        </w:numPr>
+        <w:spacing w:after="0" w:before="0" w:lineRule="auto"/>
+        <w:ind w:left="720" w:hanging="360"/>
+        <w:rPr>
+          <w:rFonts w:ascii="Times New Roman" w:cs="Times New Roman" w:eastAsia="Times New Roman" w:hAnsi="Times New Roman"/>
+        </w:rPr>
+      </w:pPr>
+      <w:r>
+        <w:rPr>
+          <w:rFonts w:ascii="Times New Roman" w:cs="Times New Roman" w:eastAsia="Times New Roman" w:hAnsi="Times New Roman"/>
+          <w:rtl w:val="0"/>
+        </w:rPr>
+        <w:t xml:space="preserve">Акцентный блок: Оранжевый (</w:t>
+      </w:r>
+      <w:r>
+        <w:rPr>
+          <w:rFonts w:ascii="Roboto Mono" w:cs="Roboto Mono" w:eastAsia="Roboto Mono" w:hAnsi="Roboto Mono"/>
+          <w:color w:val="188038"/>
+          <w:rtl w:val="0"/>
+        </w:rPr>
+        <w:t xml:space="preserve">#F07D00</w:t>
+      </w:r>
+      <w:r>
+        <w:rPr>
+          <w:rFonts w:ascii="Times New Roman" w:cs="Times New Roman" w:eastAsia="Times New Roman" w:hAnsi="Times New Roman"/>
+          <w:rtl w:val="0"/>
+        </w:rPr>
+        <w:t xml:space="preserve">) для заголовка</w:t>
+      </w:r>
+    </w:p>
+    <w:p>
+      <w:pPr>
+        <w:numPr>
+          <w:ilvl w:val="0"/>
+          <w:numId w:val="367"/>
+        </w:numPr>
+        <w:spacing w:after="0" w:before="0" w:lineRule="auto"/>
+        <w:ind w:left="720" w:hanging="360"/>
+        <w:rPr>
+          <w:rFonts w:ascii="Times New Roman" w:cs="Times New Roman" w:eastAsia="Times New Roman" w:hAnsi="Times New Roman"/>
+        </w:rPr>
+      </w:pPr>
+      <w:r>
+        <w:rPr>
+          <w:rFonts w:ascii="Times New Roman" w:cs="Times New Roman" w:eastAsia="Times New Roman" w:hAnsi="Times New Roman"/>
+          <w:rtl w:val="0"/>
+        </w:rPr>
+        <w:t xml:space="preserve">Заголовок: Exo 2 Bold, 48px, белый (на оранжевом фоне)</w:t>
+      </w:r>
+    </w:p>
+    <w:p>
+      <w:pPr>
+        <w:numPr>
+          <w:ilvl w:val="0"/>
+          <w:numId w:val="367"/>
+        </w:numPr>
+        <w:spacing w:after="0" w:before="0" w:lineRule="auto"/>
+        <w:ind w:left="720" w:hanging="360"/>
+        <w:rPr>
+          <w:rFonts w:ascii="Times New Roman" w:cs="Times New Roman" w:eastAsia="Times New Roman" w:hAnsi="Times New Roman"/>
+        </w:rPr>
+      </w:pPr>
+      <w:r>
+        <w:rPr>
+          <w:rFonts w:ascii="Times New Roman" w:cs="Times New Roman" w:eastAsia="Times New Roman" w:hAnsi="Times New Roman"/>
+          <w:rtl w:val="0"/>
+        </w:rPr>
+        <w:t xml:space="preserve">Текст: Inter Regular, 28px, чёрный (</w:t>
+      </w:r>
+      <w:r>
+        <w:rPr>
+          <w:rFonts w:ascii="Roboto Mono" w:cs="Roboto Mono" w:eastAsia="Roboto Mono" w:hAnsi="Roboto Mono"/>
+          <w:color w:val="188038"/>
+          <w:rtl w:val="0"/>
+        </w:rPr>
+        <w:t xml:space="preserve">#000000</w:t>
+      </w:r>
+      <w:r>
+        <w:rPr>
+          <w:rFonts w:ascii="Times New Roman" w:cs="Times New Roman" w:eastAsia="Times New Roman" w:hAnsi="Times New Roman"/>
+          <w:rtl w:val="0"/>
+        </w:rPr>
+        <w:t xml:space="preserve">)</w:t>
+      </w:r>
+    </w:p>
+    <w:p>
+      <w:pPr>
+        <w:numPr>
+          <w:ilvl w:val="0"/>
+          <w:numId w:val="367"/>
         </w:numPr>
         <w:spacing w:after="240" w:before="0" w:lineRule="auto"/>
         <w:ind w:left="720" w:hanging="360"/>
@@ -13587,7 +13327,7 @@
           <w:rFonts w:ascii="Times New Roman" w:cs="Times New Roman" w:eastAsia="Times New Roman" w:hAnsi="Times New Roman"/>
           <w:rtl w:val="0"/>
         </w:rPr>
-        <w:t xml:space="preserve">Последний слайд: Призыв к действию + контакты</w:t>
+        <w:t xml:space="preserve">Иконки: Оранжевого цвета для визуального разделения информации</w:t>
       </w:r>
     </w:p>
     <w:p>
@@ -13607,22 +13347,7 @@
           <w:bCs w:val="1"/>
           <w:rtl w:val="0"/>
         </w:rPr>
-        <w:t xml:space="preserve">Шаблон 3: Stories (сторис)</w:t>
-      </w:r>
-    </w:p>
-    <w:p>
-      <w:pPr>
-        <w:spacing w:after="240" w:before="240" w:lineRule="auto"/>
-        <w:rPr>
-          <w:rFonts w:ascii="Times New Roman" w:cs="Times New Roman" w:eastAsia="Times New Roman" w:hAnsi="Times New Roman"/>
-        </w:rPr>
-      </w:pPr>
-      <w:r>
-        <w:rPr>
-          <w:rFonts w:ascii="Times New Roman" w:cs="Times New Roman" w:eastAsia="Times New Roman" w:hAnsi="Times New Roman"/>
-          <w:rtl w:val="0"/>
-        </w:rPr>
-        <w:t xml:space="preserve">Формат: 1080×1920 px (вертикальный)</w:t>
+        <w:t xml:space="preserve">Шаблон 3: Цитата / Совет</w:t>
       </w:r>
     </w:p>
     <w:p>
@@ -13645,7 +13370,7 @@
       <w:pPr>
         <w:numPr>
           <w:ilvl w:val="0"/>
-          <w:numId w:val="371"/>
+          <w:numId w:val="368"/>
         </w:numPr>
         <w:spacing w:after="0" w:before="240" w:lineRule="auto"/>
         <w:ind w:left="720" w:hanging="360"/>
@@ -13658,54 +13383,64 @@
           <w:rFonts w:ascii="Times New Roman" w:cs="Times New Roman" w:eastAsia="Times New Roman" w:hAnsi="Times New Roman"/>
           <w:rtl w:val="0"/>
         </w:rPr>
-        <w:t xml:space="preserve">Фон: Чёрный, белый или оранжевый</w:t>
-      </w:r>
-    </w:p>
-    <w:p>
-      <w:pPr>
-        <w:numPr>
-          <w:ilvl w:val="0"/>
-          <w:numId w:val="371"/>
-        </w:numPr>
-        <w:spacing w:after="0" w:before="0" w:lineRule="auto"/>
-        <w:ind w:left="720" w:hanging="360"/>
-        <w:rPr>
-          <w:rFonts w:ascii="Times New Roman" w:cs="Times New Roman" w:eastAsia="Times New Roman" w:hAnsi="Times New Roman"/>
-        </w:rPr>
-      </w:pPr>
-      <w:r>
-        <w:rPr>
-          <w:rFonts w:ascii="Times New Roman" w:cs="Times New Roman" w:eastAsia="Times New Roman" w:hAnsi="Times New Roman"/>
-          <w:rtl w:val="0"/>
-        </w:rPr>
-        <w:t xml:space="preserve">Текст: Крупный, читаемый, Exo 2 Bold</w:t>
-      </w:r>
-    </w:p>
-    <w:p>
-      <w:pPr>
-        <w:numPr>
-          <w:ilvl w:val="0"/>
-          <w:numId w:val="371"/>
-        </w:numPr>
-        <w:spacing w:after="0" w:before="0" w:lineRule="auto"/>
-        <w:ind w:left="720" w:hanging="360"/>
-        <w:rPr>
-          <w:rFonts w:ascii="Times New Roman" w:cs="Times New Roman" w:eastAsia="Times New Roman" w:hAnsi="Times New Roman"/>
-        </w:rPr>
-      </w:pPr>
-      <w:r>
-        <w:rPr>
-          <w:rFonts w:ascii="Times New Roman" w:cs="Times New Roman" w:eastAsia="Times New Roman" w:hAnsi="Times New Roman"/>
-          <w:rtl w:val="0"/>
-        </w:rPr>
-        <w:t xml:space="preserve">Логотип: Сверху или снизу</w:t>
-      </w:r>
-    </w:p>
-    <w:p>
-      <w:pPr>
-        <w:numPr>
-          <w:ilvl w:val="0"/>
-          <w:numId w:val="371"/>
+        <w:t xml:space="preserve">Фон: Оранжевый (</w:t>
+      </w:r>
+      <w:r>
+        <w:rPr>
+          <w:rFonts w:ascii="Roboto Mono" w:cs="Roboto Mono" w:eastAsia="Roboto Mono" w:hAnsi="Roboto Mono"/>
+          <w:color w:val="188038"/>
+          <w:rtl w:val="0"/>
+        </w:rPr>
+        <w:t xml:space="preserve">#F07D00</w:t>
+      </w:r>
+      <w:r>
+        <w:rPr>
+          <w:rFonts w:ascii="Times New Roman" w:cs="Times New Roman" w:eastAsia="Times New Roman" w:hAnsi="Times New Roman"/>
+          <w:rtl w:val="0"/>
+        </w:rPr>
+        <w:t xml:space="preserve">) или чёрный</w:t>
+      </w:r>
+    </w:p>
+    <w:p>
+      <w:pPr>
+        <w:numPr>
+          <w:ilvl w:val="0"/>
+          <w:numId w:val="368"/>
+        </w:numPr>
+        <w:spacing w:after="0" w:before="0" w:lineRule="auto"/>
+        <w:ind w:left="720" w:hanging="360"/>
+        <w:rPr>
+          <w:rFonts w:ascii="Times New Roman" w:cs="Times New Roman" w:eastAsia="Times New Roman" w:hAnsi="Times New Roman"/>
+        </w:rPr>
+      </w:pPr>
+      <w:r>
+        <w:rPr>
+          <w:rFonts w:ascii="Times New Roman" w:cs="Times New Roman" w:eastAsia="Times New Roman" w:hAnsi="Times New Roman"/>
+          <w:rtl w:val="0"/>
+        </w:rPr>
+        <w:t xml:space="preserve">Текст цитаты: Exo 2 SemiBold, 44px, белый (</w:t>
+      </w:r>
+      <w:r>
+        <w:rPr>
+          <w:rFonts w:ascii="Roboto Mono" w:cs="Roboto Mono" w:eastAsia="Roboto Mono" w:hAnsi="Roboto Mono"/>
+          <w:color w:val="188038"/>
+          <w:rtl w:val="0"/>
+        </w:rPr>
+        <w:t xml:space="preserve">#FFFFFF</w:t>
+      </w:r>
+      <w:r>
+        <w:rPr>
+          <w:rFonts w:ascii="Times New Roman" w:cs="Times New Roman" w:eastAsia="Times New Roman" w:hAnsi="Times New Roman"/>
+          <w:rtl w:val="0"/>
+        </w:rPr>
+        <w:t xml:space="preserve">), по центру</w:t>
+      </w:r>
+    </w:p>
+    <w:p>
+      <w:pPr>
+        <w:numPr>
+          <w:ilvl w:val="0"/>
+          <w:numId w:val="368"/>
         </w:numPr>
         <w:spacing w:after="240" w:before="0" w:lineRule="auto"/>
         <w:ind w:left="720" w:hanging="360"/>
@@ -13718,7 +13453,7 @@
           <w:rFonts w:ascii="Times New Roman" w:cs="Times New Roman" w:eastAsia="Times New Roman" w:hAnsi="Times New Roman"/>
           <w:rtl w:val="0"/>
         </w:rPr>
-        <w:t xml:space="preserve">Интерактивные элементы: Место для стикеров, опросов, ссылок</w:t>
+        <w:t xml:space="preserve">Логотип: В углу, белого цвета</w:t>
       </w:r>
     </w:p>
     <w:p>
@@ -13766,22 +13501,7 @@
           <w:bCs w:val="1"/>
           <w:rtl w:val="0"/>
         </w:rPr>
-        <w:t xml:space="preserve">АВАТАРКИ СОТРУДНИКОВ</w:t>
-      </w:r>
-    </w:p>
-    <w:p>
-      <w:pPr>
-        <w:spacing w:after="240" w:before="240" w:lineRule="auto"/>
-        <w:rPr>
-          <w:rFonts w:ascii="Times New Roman" w:cs="Times New Roman" w:eastAsia="Times New Roman" w:hAnsi="Times New Roman"/>
-        </w:rPr>
-      </w:pPr>
-      <w:r>
-        <w:rPr>
-          <w:rFonts w:ascii="Times New Roman" w:cs="Times New Roman" w:eastAsia="Times New Roman" w:hAnsi="Times New Roman"/>
-          <w:rtl w:val="0"/>
-        </w:rPr>
-        <w:t xml:space="preserve">Фирменные рамки для фотографий сотрудников в социальных сетях и мессенджерах.</w:t>
+        <w:t xml:space="preserve">ПОСТЫ ДЛЯ INSTAGRAM</w:t>
       </w:r>
     </w:p>
     <w:p>
@@ -13808,7 +13528,7 @@
       <w:pPr>
         <w:numPr>
           <w:ilvl w:val="0"/>
-          <w:numId w:val="372"/>
+          <w:numId w:val="369"/>
         </w:numPr>
         <w:spacing w:after="0" w:before="240" w:lineRule="auto"/>
         <w:ind w:left="720" w:hanging="360"/>
@@ -13821,14 +13541,34 @@
           <w:rFonts w:ascii="Times New Roman" w:cs="Times New Roman" w:eastAsia="Times New Roman" w:hAnsi="Times New Roman"/>
           <w:rtl w:val="0"/>
         </w:rPr>
-        <w:t xml:space="preserve">Размер: 1000×1000 px (квадрат)</w:t>
-      </w:r>
-    </w:p>
-    <w:p>
-      <w:pPr>
-        <w:numPr>
-          <w:ilvl w:val="0"/>
-          <w:numId w:val="372"/>
+        <w:t xml:space="preserve">Размер: 1080×1080 px (квадрат) - основной</w:t>
+      </w:r>
+    </w:p>
+    <w:p>
+      <w:pPr>
+        <w:numPr>
+          <w:ilvl w:val="0"/>
+          <w:numId w:val="369"/>
+        </w:numPr>
+        <w:spacing w:after="0" w:before="0" w:lineRule="auto"/>
+        <w:ind w:left="720" w:hanging="360"/>
+        <w:rPr>
+          <w:rFonts w:ascii="Times New Roman" w:cs="Times New Roman" w:eastAsia="Times New Roman" w:hAnsi="Times New Roman"/>
+        </w:rPr>
+      </w:pPr>
+      <w:r>
+        <w:rPr>
+          <w:rFonts w:ascii="Times New Roman" w:cs="Times New Roman" w:eastAsia="Times New Roman" w:hAnsi="Times New Roman"/>
+          <w:rtl w:val="0"/>
+        </w:rPr>
+        <w:t xml:space="preserve">Размер: 1080×1350 px (вертикальный) - для портретных фото</w:t>
+      </w:r>
+    </w:p>
+    <w:p>
+      <w:pPr>
+        <w:numPr>
+          <w:ilvl w:val="0"/>
+          <w:numId w:val="369"/>
         </w:numPr>
         <w:spacing w:after="240" w:before="0" w:lineRule="auto"/>
         <w:ind w:left="720" w:hanging="360"/>
@@ -13841,7 +13581,7 @@
           <w:rFonts w:ascii="Times New Roman" w:cs="Times New Roman" w:eastAsia="Times New Roman" w:hAnsi="Times New Roman"/>
           <w:rtl w:val="0"/>
         </w:rPr>
-        <w:t xml:space="preserve">Формат файла: .PNG с прозрачностью</w:t>
+        <w:t xml:space="preserve">Формат файла: .PNG или .JPG</w:t>
       </w:r>
     </w:p>
     <w:p>
@@ -13861,7 +13601,7 @@
           <w:bCs w:val="1"/>
           <w:rtl w:val="0"/>
         </w:rPr>
-        <w:t xml:space="preserve">Вариант 1: Рамка с логотипом</w:t>
+        <w:t xml:space="preserve">Шаблон 1: Карточка продукта</w:t>
       </w:r>
     </w:p>
     <w:p>
@@ -13884,7 +13624,7 @@
       <w:pPr>
         <w:numPr>
           <w:ilvl w:val="0"/>
-          <w:numId w:val="373"/>
+          <w:numId w:val="370"/>
         </w:numPr>
         <w:spacing w:after="0" w:before="240" w:lineRule="auto"/>
         <w:ind w:left="720" w:hanging="360"/>
@@ -13897,27 +13637,7 @@
           <w:rFonts w:ascii="Times New Roman" w:cs="Times New Roman" w:eastAsia="Times New Roman" w:hAnsi="Times New Roman"/>
           <w:rtl w:val="0"/>
         </w:rPr>
-        <w:t xml:space="preserve">Фото сотрудника: По центру, круглая обрезка</w:t>
-      </w:r>
-    </w:p>
-    <w:p>
-      <w:pPr>
-        <w:numPr>
-          <w:ilvl w:val="0"/>
-          <w:numId w:val="373"/>
-        </w:numPr>
-        <w:spacing w:after="0" w:before="0" w:lineRule="auto"/>
-        <w:ind w:left="720" w:hanging="360"/>
-        <w:rPr>
-          <w:rFonts w:ascii="Times New Roman" w:cs="Times New Roman" w:eastAsia="Times New Roman" w:hAnsi="Times New Roman"/>
-        </w:rPr>
-      </w:pPr>
-      <w:r>
-        <w:rPr>
-          <w:rFonts w:ascii="Times New Roman" w:cs="Times New Roman" w:eastAsia="Times New Roman" w:hAnsi="Times New Roman"/>
-          <w:rtl w:val="0"/>
-        </w:rPr>
-        <w:t xml:space="preserve">Рамка: Оранжевое кольцо (</w:t>
+        <w:t xml:space="preserve">Фон: Чёрный (</w:t>
       </w:r>
       <w:r>
         <w:rPr>
@@ -13925,6 +13645,76 @@
           <w:color w:val="188038"/>
           <w:rtl w:val="0"/>
         </w:rPr>
+        <w:t xml:space="preserve">#000000</w:t>
+      </w:r>
+      <w:r>
+        <w:rPr>
+          <w:rFonts w:ascii="Times New Roman" w:cs="Times New Roman" w:eastAsia="Times New Roman" w:hAnsi="Times New Roman"/>
+          <w:rtl w:val="0"/>
+        </w:rPr>
+        <w:t xml:space="preserve">) или белый (</w:t>
+      </w:r>
+      <w:r>
+        <w:rPr>
+          <w:rFonts w:ascii="Roboto Mono" w:cs="Roboto Mono" w:eastAsia="Roboto Mono" w:hAnsi="Roboto Mono"/>
+          <w:color w:val="188038"/>
+          <w:rtl w:val="0"/>
+        </w:rPr>
+        <w:t xml:space="preserve">#FFFFFF</w:t>
+      </w:r>
+      <w:r>
+        <w:rPr>
+          <w:rFonts w:ascii="Times New Roman" w:cs="Times New Roman" w:eastAsia="Times New Roman" w:hAnsi="Times New Roman"/>
+          <w:rtl w:val="0"/>
+        </w:rPr>
+        <w:t xml:space="preserve">)</w:t>
+      </w:r>
+    </w:p>
+    <w:p>
+      <w:pPr>
+        <w:numPr>
+          <w:ilvl w:val="0"/>
+          <w:numId w:val="370"/>
+        </w:numPr>
+        <w:spacing w:after="0" w:before="0" w:lineRule="auto"/>
+        <w:ind w:left="720" w:hanging="360"/>
+        <w:rPr>
+          <w:rFonts w:ascii="Times New Roman" w:cs="Times New Roman" w:eastAsia="Times New Roman" w:hAnsi="Times New Roman"/>
+        </w:rPr>
+      </w:pPr>
+      <w:r>
+        <w:rPr>
+          <w:rFonts w:ascii="Times New Roman" w:cs="Times New Roman" w:eastAsia="Times New Roman" w:hAnsi="Times New Roman"/>
+          <w:rtl w:val="0"/>
+        </w:rPr>
+        <w:t xml:space="preserve">Изображение продукта: Качественное фото на 60% площади</w:t>
+      </w:r>
+    </w:p>
+    <w:p>
+      <w:pPr>
+        <w:numPr>
+          <w:ilvl w:val="0"/>
+          <w:numId w:val="370"/>
+        </w:numPr>
+        <w:spacing w:after="0" w:before="0" w:lineRule="auto"/>
+        <w:ind w:left="720" w:hanging="360"/>
+        <w:rPr>
+          <w:rFonts w:ascii="Times New Roman" w:cs="Times New Roman" w:eastAsia="Times New Roman" w:hAnsi="Times New Roman"/>
+        </w:rPr>
+      </w:pPr>
+      <w:r>
+        <w:rPr>
+          <w:rFonts w:ascii="Times New Roman" w:cs="Times New Roman" w:eastAsia="Times New Roman" w:hAnsi="Times New Roman"/>
+          <w:rtl w:val="0"/>
+        </w:rPr>
+        <w:t xml:space="preserve">Название: Exo 2 Bold, 64px, оранжевый (</w:t>
+      </w:r>
+      <w:r>
+        <w:rPr>
+          <w:rFonts w:ascii="Roboto Mono" w:cs="Roboto Mono" w:eastAsia="Roboto Mono" w:hAnsi="Roboto Mono"/>
+          <w:color w:val="188038"/>
+          <w:rtl w:val="0"/>
+        </w:rPr>
         <w:t xml:space="preserve">#F07D00</w:t>
       </w:r>
       <w:r>
@@ -13932,34 +13722,54 @@
           <w:rFonts w:ascii="Times New Roman" w:cs="Times New Roman" w:eastAsia="Times New Roman" w:hAnsi="Times New Roman"/>
           <w:rtl w:val="0"/>
         </w:rPr>
-        <w:t xml:space="preserve">) толщиной 20-30px вокруг фото</w:t>
-      </w:r>
-    </w:p>
-    <w:p>
-      <w:pPr>
-        <w:numPr>
-          <w:ilvl w:val="0"/>
-          <w:numId w:val="373"/>
-        </w:numPr>
-        <w:spacing w:after="0" w:before="0" w:lineRule="auto"/>
-        <w:ind w:left="720" w:hanging="360"/>
-        <w:rPr>
-          <w:rFonts w:ascii="Times New Roman" w:cs="Times New Roman" w:eastAsia="Times New Roman" w:hAnsi="Times New Roman"/>
-        </w:rPr>
-      </w:pPr>
-      <w:r>
-        <w:rPr>
-          <w:rFonts w:ascii="Times New Roman" w:cs="Times New Roman" w:eastAsia="Times New Roman" w:hAnsi="Times New Roman"/>
-          <w:rtl w:val="0"/>
-        </w:rPr>
-        <w:t xml:space="preserve">Логотип: Короткий логотип DLKIP внизу рамки (небольшой размер)</w:t>
-      </w:r>
-    </w:p>
-    <w:p>
-      <w:pPr>
-        <w:numPr>
-          <w:ilvl w:val="0"/>
-          <w:numId w:val="373"/>
+        <w:t xml:space="preserve">)</w:t>
+      </w:r>
+    </w:p>
+    <w:p>
+      <w:pPr>
+        <w:numPr>
+          <w:ilvl w:val="0"/>
+          <w:numId w:val="370"/>
+        </w:numPr>
+        <w:spacing w:after="0" w:before="0" w:lineRule="auto"/>
+        <w:ind w:left="720" w:hanging="360"/>
+        <w:rPr>
+          <w:rFonts w:ascii="Times New Roman" w:cs="Times New Roman" w:eastAsia="Times New Roman" w:hAnsi="Times New Roman"/>
+        </w:rPr>
+      </w:pPr>
+      <w:r>
+        <w:rPr>
+          <w:rFonts w:ascii="Times New Roman" w:cs="Times New Roman" w:eastAsia="Times New Roman" w:hAnsi="Times New Roman"/>
+          <w:rtl w:val="0"/>
+        </w:rPr>
+        <w:t xml:space="preserve">Описание: Inter Regular, 36px</w:t>
+      </w:r>
+    </w:p>
+    <w:p>
+      <w:pPr>
+        <w:numPr>
+          <w:ilvl w:val="0"/>
+          <w:numId w:val="370"/>
+        </w:numPr>
+        <w:spacing w:after="0" w:before="0" w:lineRule="auto"/>
+        <w:ind w:left="720" w:hanging="360"/>
+        <w:rPr>
+          <w:rFonts w:ascii="Times New Roman" w:cs="Times New Roman" w:eastAsia="Times New Roman" w:hAnsi="Times New Roman"/>
+        </w:rPr>
+      </w:pPr>
+      <w:r>
+        <w:rPr>
+          <w:rFonts w:ascii="Times New Roman" w:cs="Times New Roman" w:eastAsia="Times New Roman" w:hAnsi="Times New Roman"/>
+          <w:rtl w:val="0"/>
+        </w:rPr>
+        <w:t xml:space="preserve">Логотип: В углу (небольшой размер)</w:t>
+      </w:r>
+    </w:p>
+    <w:p>
+      <w:pPr>
+        <w:numPr>
+          <w:ilvl w:val="0"/>
+          <w:numId w:val="370"/>
         </w:numPr>
         <w:spacing w:after="240" w:before="0" w:lineRule="auto"/>
         <w:ind w:left="720" w:hanging="360"/>
@@ -13972,7 +13782,7 @@
           <w:rFonts w:ascii="Times New Roman" w:cs="Times New Roman" w:eastAsia="Times New Roman" w:hAnsi="Times New Roman"/>
           <w:rtl w:val="0"/>
         </w:rPr>
-        <w:t xml:space="preserve">Фон: Прозрачный или белый</w:t>
+        <w:t xml:space="preserve">Watermark: Короткий логотип DLKIP полупрозрачный в углу</w:t>
       </w:r>
     </w:p>
     <w:p>
@@ -13992,7 +13802,7 @@
           <w:bCs w:val="1"/>
           <w:rtl w:val="0"/>
         </w:rPr>
-        <w:t xml:space="preserve">Вариант 2: Угловой элемент</w:t>
+        <w:t xml:space="preserve">Шаблон 2: Карусель (серия из 3-5 слайдов)</w:t>
       </w:r>
     </w:p>
     <w:p>
@@ -14015,7 +13825,7 @@
       <w:pPr>
         <w:numPr>
           <w:ilvl w:val="0"/>
-          <w:numId w:val="374"/>
+          <w:numId w:val="371"/>
         </w:numPr>
         <w:spacing w:after="0" w:before="240" w:lineRule="auto"/>
         <w:ind w:left="720" w:hanging="360"/>
@@ -14028,34 +13838,74 @@
           <w:rFonts w:ascii="Times New Roman" w:cs="Times New Roman" w:eastAsia="Times New Roman" w:hAnsi="Times New Roman"/>
           <w:rtl w:val="0"/>
         </w:rPr>
-        <w:t xml:space="preserve">Фото сотрудника: Квадратное, на весь размер</w:t>
-      </w:r>
-    </w:p>
-    <w:p>
-      <w:pPr>
-        <w:numPr>
-          <w:ilvl w:val="0"/>
-          <w:numId w:val="374"/>
-        </w:numPr>
-        <w:spacing w:after="0" w:before="0" w:lineRule="auto"/>
-        <w:ind w:left="720" w:hanging="360"/>
-        <w:rPr>
-          <w:rFonts w:ascii="Times New Roman" w:cs="Times New Roman" w:eastAsia="Times New Roman" w:hAnsi="Times New Roman"/>
-        </w:rPr>
-      </w:pPr>
-      <w:r>
-        <w:rPr>
-          <w:rFonts w:ascii="Times New Roman" w:cs="Times New Roman" w:eastAsia="Times New Roman" w:hAnsi="Times New Roman"/>
-          <w:rtl w:val="0"/>
-        </w:rPr>
-        <w:t xml:space="preserve">Брендовый элемент: Оранжевый треугольник в углу с коротким логотипом DLKIP</w:t>
-      </w:r>
-    </w:p>
-    <w:p>
-      <w:pPr>
-        <w:numPr>
-          <w:ilvl w:val="0"/>
-          <w:numId w:val="374"/>
+        <w:t xml:space="preserve">Единый стиль для всех слайдов</w:t>
+      </w:r>
+    </w:p>
+    <w:p>
+      <w:pPr>
+        <w:numPr>
+          <w:ilvl w:val="0"/>
+          <w:numId w:val="371"/>
+        </w:numPr>
+        <w:spacing w:after="0" w:before="0" w:lineRule="auto"/>
+        <w:ind w:left="720" w:hanging="360"/>
+        <w:rPr>
+          <w:rFonts w:ascii="Times New Roman" w:cs="Times New Roman" w:eastAsia="Times New Roman" w:hAnsi="Times New Roman"/>
+        </w:rPr>
+      </w:pPr>
+      <w:r>
+        <w:rPr>
+          <w:rFonts w:ascii="Times New Roman" w:cs="Times New Roman" w:eastAsia="Times New Roman" w:hAnsi="Times New Roman"/>
+          <w:rtl w:val="0"/>
+        </w:rPr>
+        <w:t xml:space="preserve">Номера слайдов: 1/5, 2/5 и т.д. (Inter Bold, оранжевый)</w:t>
+      </w:r>
+    </w:p>
+    <w:p>
+      <w:pPr>
+        <w:numPr>
+          <w:ilvl w:val="0"/>
+          <w:numId w:val="371"/>
+        </w:numPr>
+        <w:spacing w:after="0" w:before="0" w:lineRule="auto"/>
+        <w:ind w:left="720" w:hanging="360"/>
+        <w:rPr>
+          <w:rFonts w:ascii="Times New Roman" w:cs="Times New Roman" w:eastAsia="Times New Roman" w:hAnsi="Times New Roman"/>
+        </w:rPr>
+      </w:pPr>
+      <w:r>
+        <w:rPr>
+          <w:rFonts w:ascii="Times New Roman" w:cs="Times New Roman" w:eastAsia="Times New Roman" w:hAnsi="Times New Roman"/>
+          <w:rtl w:val="0"/>
+        </w:rPr>
+        <w:t xml:space="preserve">Первый слайд: Заголовок темы</w:t>
+      </w:r>
+    </w:p>
+    <w:p>
+      <w:pPr>
+        <w:numPr>
+          <w:ilvl w:val="0"/>
+          <w:numId w:val="371"/>
+        </w:numPr>
+        <w:spacing w:after="0" w:before="0" w:lineRule="auto"/>
+        <w:ind w:left="720" w:hanging="360"/>
+        <w:rPr>
+          <w:rFonts w:ascii="Times New Roman" w:cs="Times New Roman" w:eastAsia="Times New Roman" w:hAnsi="Times New Roman"/>
+        </w:rPr>
+      </w:pPr>
+      <w:r>
+        <w:rPr>
+          <w:rFonts w:ascii="Times New Roman" w:cs="Times New Roman" w:eastAsia="Times New Roman" w:hAnsi="Times New Roman"/>
+          <w:rtl w:val="0"/>
+        </w:rPr>
+        <w:t xml:space="preserve">Последующие слайды: Пошаговая информация или факты</w:t>
+      </w:r>
+    </w:p>
+    <w:p>
+      <w:pPr>
+        <w:numPr>
+          <w:ilvl w:val="0"/>
+          <w:numId w:val="371"/>
         </w:numPr>
         <w:spacing w:after="240" w:before="0" w:lineRule="auto"/>
         <w:ind w:left="720" w:hanging="360"/>
@@ -14068,7 +13918,7 @@
           <w:rFonts w:ascii="Times New Roman" w:cs="Times New Roman" w:eastAsia="Times New Roman" w:hAnsi="Times New Roman"/>
           <w:rtl w:val="0"/>
         </w:rPr>
-        <w:t xml:space="preserve">Имя сотрудника: Опционально, Inter Bold, белый, на оранжевой плашке внизу</w:t>
+        <w:t xml:space="preserve">Последний слайд: Призыв к действию + контакты</w:t>
       </w:r>
     </w:p>
     <w:p>
@@ -14088,7 +13938,22 @@
           <w:bCs w:val="1"/>
           <w:rtl w:val="0"/>
         </w:rPr>
-        <w:t xml:space="preserve">Вариант 3: Минималистичная версия</w:t>
+        <w:t xml:space="preserve">Шаблон 3: Stories (сторис)</w:t>
+      </w:r>
+    </w:p>
+    <w:p>
+      <w:pPr>
+        <w:spacing w:after="240" w:before="240" w:lineRule="auto"/>
+        <w:rPr>
+          <w:rFonts w:ascii="Times New Roman" w:cs="Times New Roman" w:eastAsia="Times New Roman" w:hAnsi="Times New Roman"/>
+        </w:rPr>
+      </w:pPr>
+      <w:r>
+        <w:rPr>
+          <w:rFonts w:ascii="Times New Roman" w:cs="Times New Roman" w:eastAsia="Times New Roman" w:hAnsi="Times New Roman"/>
+          <w:rtl w:val="0"/>
+        </w:rPr>
+        <w:t xml:space="preserve">Формат: 1080×1920 px (вертикальный)</w:t>
       </w:r>
     </w:p>
     <w:p>
@@ -14111,7 +13976,7 @@
       <w:pPr>
         <w:numPr>
           <w:ilvl w:val="0"/>
-          <w:numId w:val="375"/>
+          <w:numId w:val="372"/>
         </w:numPr>
         <w:spacing w:after="0" w:before="240" w:lineRule="auto"/>
         <w:ind w:left="720" w:hanging="360"/>
@@ -14124,34 +13989,54 @@
           <w:rFonts w:ascii="Times New Roman" w:cs="Times New Roman" w:eastAsia="Times New Roman" w:hAnsi="Times New Roman"/>
           <w:rtl w:val="0"/>
         </w:rPr>
-        <w:t xml:space="preserve">Фото сотрудника: По центру</w:t>
-      </w:r>
-    </w:p>
-    <w:p>
-      <w:pPr>
-        <w:numPr>
-          <w:ilvl w:val="0"/>
-          <w:numId w:val="375"/>
-        </w:numPr>
-        <w:spacing w:after="0" w:before="0" w:lineRule="auto"/>
-        <w:ind w:left="720" w:hanging="360"/>
-        <w:rPr>
-          <w:rFonts w:ascii="Times New Roman" w:cs="Times New Roman" w:eastAsia="Times New Roman" w:hAnsi="Times New Roman"/>
-        </w:rPr>
-      </w:pPr>
-      <w:r>
-        <w:rPr>
-          <w:rFonts w:ascii="Times New Roman" w:cs="Times New Roman" w:eastAsia="Times New Roman" w:hAnsi="Times New Roman"/>
-          <w:rtl w:val="0"/>
-        </w:rPr>
-        <w:t xml:space="preserve">Тонкая оранжевая линия: По периметру (5px)</w:t>
-      </w:r>
-    </w:p>
-    <w:p>
-      <w:pPr>
-        <w:numPr>
-          <w:ilvl w:val="0"/>
-          <w:numId w:val="375"/>
+        <w:t xml:space="preserve">Фон: Чёрный, белый или оранжевый</w:t>
+      </w:r>
+    </w:p>
+    <w:p>
+      <w:pPr>
+        <w:numPr>
+          <w:ilvl w:val="0"/>
+          <w:numId w:val="372"/>
+        </w:numPr>
+        <w:spacing w:after="0" w:before="0" w:lineRule="auto"/>
+        <w:ind w:left="720" w:hanging="360"/>
+        <w:rPr>
+          <w:rFonts w:ascii="Times New Roman" w:cs="Times New Roman" w:eastAsia="Times New Roman" w:hAnsi="Times New Roman"/>
+        </w:rPr>
+      </w:pPr>
+      <w:r>
+        <w:rPr>
+          <w:rFonts w:ascii="Times New Roman" w:cs="Times New Roman" w:eastAsia="Times New Roman" w:hAnsi="Times New Roman"/>
+          <w:rtl w:val="0"/>
+        </w:rPr>
+        <w:t xml:space="preserve">Текст: Крупный, читаемый, Exo 2 Bold</w:t>
+      </w:r>
+    </w:p>
+    <w:p>
+      <w:pPr>
+        <w:numPr>
+          <w:ilvl w:val="0"/>
+          <w:numId w:val="372"/>
+        </w:numPr>
+        <w:spacing w:after="0" w:before="0" w:lineRule="auto"/>
+        <w:ind w:left="720" w:hanging="360"/>
+        <w:rPr>
+          <w:rFonts w:ascii="Times New Roman" w:cs="Times New Roman" w:eastAsia="Times New Roman" w:hAnsi="Times New Roman"/>
+        </w:rPr>
+      </w:pPr>
+      <w:r>
+        <w:rPr>
+          <w:rFonts w:ascii="Times New Roman" w:cs="Times New Roman" w:eastAsia="Times New Roman" w:hAnsi="Times New Roman"/>
+          <w:rtl w:val="0"/>
+        </w:rPr>
+        <w:t xml:space="preserve">Логотип: Сверху или снизу</w:t>
+      </w:r>
+    </w:p>
+    <w:p>
+      <w:pPr>
+        <w:numPr>
+          <w:ilvl w:val="0"/>
+          <w:numId w:val="372"/>
         </w:numPr>
         <w:spacing w:after="240" w:before="0" w:lineRule="auto"/>
         <w:ind w:left="720" w:hanging="360"/>
@@ -14164,122 +14049,22 @@
           <w:rFonts w:ascii="Times New Roman" w:cs="Times New Roman" w:eastAsia="Times New Roman" w:hAnsi="Times New Roman"/>
           <w:rtl w:val="0"/>
         </w:rPr>
-        <w:t xml:space="preserve">Логотип: Маленький короткий логотип DLKIP в углу</w:t>
-      </w:r>
-    </w:p>
-    <w:p>
-      <w:pPr>
-        <w:keepNext/>
+        <w:t xml:space="preserve">Интерактивные элементы: Место для стикеров, опросов, ссылок</w:t>
+      </w:r>
+    </w:p>
+    <w:p>
+      <w:pPr>
         <w:spacing w:after="240" w:before="240" w:lineRule="auto"/>
         <w:rPr>
           <w:rFonts w:ascii="Times New Roman" w:cs="Times New Roman" w:eastAsia="Times New Roman" w:hAnsi="Times New Roman"/>
-          <w:b w:val="1"/>
-          <w:bCs w:val="1"/>
-        </w:rPr>
-      </w:pPr>
-      <w:r>
-        <w:rPr>
-          <w:rFonts w:ascii="Times New Roman" w:cs="Times New Roman" w:eastAsia="Times New Roman" w:hAnsi="Times New Roman"/>
-          <w:b w:val="1"/>
-          <w:bCs w:val="1"/>
-          <w:rtl w:val="0"/>
-        </w:rPr>
-        <w:t xml:space="preserve">Применение:</w:t>
-      </w:r>
-    </w:p>
-    <w:p>
-      <w:pPr>
-        <w:numPr>
-          <w:ilvl w:val="0"/>
-          <w:numId w:val="376"/>
-        </w:numPr>
-        <w:spacing w:after="0" w:before="240" w:lineRule="auto"/>
-        <w:ind w:left="720" w:hanging="360"/>
-        <w:rPr>
-          <w:rFonts w:ascii="Times New Roman" w:cs="Times New Roman" w:eastAsia="Times New Roman" w:hAnsi="Times New Roman"/>
-        </w:rPr>
-      </w:pPr>
-      <w:r>
-        <w:rPr>
-          <w:rFonts w:ascii="Times New Roman" w:cs="Times New Roman" w:eastAsia="Times New Roman" w:hAnsi="Times New Roman"/>
-          <w:rtl w:val="0"/>
-        </w:rPr>
-        <w:t xml:space="preserve">Telegram, WhatsApp</w:t>
-      </w:r>
-    </w:p>
-    <w:p>
-      <w:pPr>
-        <w:numPr>
-          <w:ilvl w:val="0"/>
-          <w:numId w:val="376"/>
-        </w:numPr>
-        <w:spacing w:after="0" w:before="0" w:lineRule="auto"/>
-        <w:ind w:left="720" w:hanging="360"/>
-        <w:rPr>
-          <w:rFonts w:ascii="Times New Roman" w:cs="Times New Roman" w:eastAsia="Times New Roman" w:hAnsi="Times New Roman"/>
-        </w:rPr>
-      </w:pPr>
-      <w:r>
-        <w:rPr>
-          <w:rFonts w:ascii="Times New Roman" w:cs="Times New Roman" w:eastAsia="Times New Roman" w:hAnsi="Times New Roman"/>
-          <w:rtl w:val="0"/>
-        </w:rPr>
-        <w:t xml:space="preserve">LinkedIn, Facebook</w:t>
-      </w:r>
-    </w:p>
-    <w:p>
-      <w:pPr>
-        <w:numPr>
-          <w:ilvl w:val="0"/>
-          <w:numId w:val="376"/>
-        </w:numPr>
-        <w:spacing w:after="0" w:before="0" w:lineRule="auto"/>
-        <w:ind w:left="720" w:hanging="360"/>
-        <w:rPr>
-          <w:rFonts w:ascii="Times New Roman" w:cs="Times New Roman" w:eastAsia="Times New Roman" w:hAnsi="Times New Roman"/>
-        </w:rPr>
-      </w:pPr>
-      <w:r>
-        <w:rPr>
-          <w:rFonts w:ascii="Times New Roman" w:cs="Times New Roman" w:eastAsia="Times New Roman" w:hAnsi="Times New Roman"/>
-          <w:rtl w:val="0"/>
-        </w:rPr>
-        <w:t xml:space="preserve">Корпоративная почта</w:t>
-      </w:r>
-    </w:p>
-    <w:p>
-      <w:pPr>
-        <w:numPr>
-          <w:ilvl w:val="0"/>
-          <w:numId w:val="376"/>
-        </w:numPr>
-        <w:spacing w:after="240" w:before="0" w:lineRule="auto"/>
-        <w:ind w:left="720" w:hanging="360"/>
-        <w:rPr>
-          <w:rFonts w:ascii="Times New Roman" w:cs="Times New Roman" w:eastAsia="Times New Roman" w:hAnsi="Times New Roman"/>
-        </w:rPr>
-      </w:pPr>
-      <w:r>
-        <w:rPr>
-          <w:rFonts w:ascii="Times New Roman" w:cs="Times New Roman" w:eastAsia="Times New Roman" w:hAnsi="Times New Roman"/>
-          <w:rtl w:val="0"/>
-        </w:rPr>
-        <w:t xml:space="preserve">Внутренние системы компании</w:t>
-      </w:r>
-    </w:p>
-    <w:p>
-      <w:pPr>
-        <w:spacing w:after="240" w:before="240" w:lineRule="auto"/>
-        <w:rPr>
-          <w:rFonts w:ascii="Times New Roman" w:cs="Times New Roman" w:eastAsia="Times New Roman" w:hAnsi="Times New Roman"/>
-        </w:rPr>
-      </w:pPr>
-      <w:r>
-        <w:rPr>
-          <w:rFonts w:ascii="Times New Roman" w:cs="Times New Roman" w:eastAsia="Times New Roman" w:hAnsi="Times New Roman"/>
-          <w:rtl w:val="0"/>
-        </w:rPr>
-        <w:t xml:space="preserve">Форматы: .PNG (с прозрачностью для наложения на фото), .PSD (шаблон для редактирования)</w:t>
+        </w:rPr>
+      </w:pPr>
+      <w:r>
+        <w:rPr>
+          <w:rFonts w:ascii="Times New Roman" w:cs="Times New Roman" w:eastAsia="Times New Roman" w:hAnsi="Times New Roman"/>
+          <w:rtl w:val="0"/>
+        </w:rPr>
+        <w:t xml:space="preserve">Форматы: .PNG (для экспорта), .PSD или .AI (исходники для редактирования)</w:t>
       </w:r>
     </w:p>
     <w:p>
@@ -14312,7 +14097,22 @@
           <w:bCs w:val="1"/>
           <w:rtl w:val="0"/>
         </w:rPr>
-        <w:t xml:space="preserve">ТЕХНИЧЕСКИЕ ТРЕБОВАНИЯ К ШАБЛОНАМ</w:t>
+        <w:t xml:space="preserve">АВАТАРКИ СОТРУДНИКОВ</w:t>
+      </w:r>
+    </w:p>
+    <w:p>
+      <w:pPr>
+        <w:spacing w:after="240" w:before="240" w:lineRule="auto"/>
+        <w:rPr>
+          <w:rFonts w:ascii="Times New Roman" w:cs="Times New Roman" w:eastAsia="Times New Roman" w:hAnsi="Times New Roman"/>
+        </w:rPr>
+      </w:pPr>
+      <w:r>
+        <w:rPr>
+          <w:rFonts w:ascii="Times New Roman" w:cs="Times New Roman" w:eastAsia="Times New Roman" w:hAnsi="Times New Roman"/>
+          <w:rtl w:val="0"/>
+        </w:rPr>
+        <w:t xml:space="preserve">Фирменные рамки для фотографий сотрудников в социальных сетях и мессенджерах.</w:t>
       </w:r>
     </w:p>
     <w:p>
@@ -14332,14 +14132,14 @@
           <w:bCs w:val="1"/>
           <w:rtl w:val="0"/>
         </w:rPr>
-        <w:t xml:space="preserve">Форматы исходников для дизайнера:</w:t>
-      </w:r>
-    </w:p>
-    <w:p>
-      <w:pPr>
-        <w:numPr>
-          <w:ilvl w:val="0"/>
-          <w:numId w:val="377"/>
+        <w:t xml:space="preserve">Формат изображения:</w:t>
+      </w:r>
+    </w:p>
+    <w:p>
+      <w:pPr>
+        <w:numPr>
+          <w:ilvl w:val="0"/>
+          <w:numId w:val="373"/>
         </w:numPr>
         <w:spacing w:after="0" w:before="240" w:lineRule="auto"/>
         <w:ind w:left="720" w:hanging="360"/>
@@ -14352,54 +14152,14 @@
           <w:rFonts w:ascii="Times New Roman" w:cs="Times New Roman" w:eastAsia="Times New Roman" w:hAnsi="Times New Roman"/>
           <w:rtl w:val="0"/>
         </w:rPr>
-        <w:t xml:space="preserve">Презентации: .PPTX, .KEY, Google Slides (редактируемые)</w:t>
-      </w:r>
-    </w:p>
-    <w:p>
-      <w:pPr>
-        <w:numPr>
-          <w:ilvl w:val="0"/>
-          <w:numId w:val="377"/>
-        </w:numPr>
-        <w:spacing w:after="0" w:before="0" w:lineRule="auto"/>
-        <w:ind w:left="720" w:hanging="360"/>
-        <w:rPr>
-          <w:rFonts w:ascii="Times New Roman" w:cs="Times New Roman" w:eastAsia="Times New Roman" w:hAnsi="Times New Roman"/>
-        </w:rPr>
-      </w:pPr>
-      <w:r>
-        <w:rPr>
-          <w:rFonts w:ascii="Times New Roman" w:cs="Times New Roman" w:eastAsia="Times New Roman" w:hAnsi="Times New Roman"/>
-          <w:rtl w:val="0"/>
-        </w:rPr>
-        <w:t xml:space="preserve">Посты: .PSD (Photoshop), .AI (Illustrator) с слоями</w:t>
-      </w:r>
-    </w:p>
-    <w:p>
-      <w:pPr>
-        <w:numPr>
-          <w:ilvl w:val="0"/>
-          <w:numId w:val="377"/>
-        </w:numPr>
-        <w:spacing w:after="0" w:before="0" w:lineRule="auto"/>
-        <w:ind w:left="720" w:hanging="360"/>
-        <w:rPr>
-          <w:rFonts w:ascii="Times New Roman" w:cs="Times New Roman" w:eastAsia="Times New Roman" w:hAnsi="Times New Roman"/>
-        </w:rPr>
-      </w:pPr>
-      <w:r>
-        <w:rPr>
-          <w:rFonts w:ascii="Times New Roman" w:cs="Times New Roman" w:eastAsia="Times New Roman" w:hAnsi="Times New Roman"/>
-          <w:rtl w:val="0"/>
-        </w:rPr>
-        <w:t xml:space="preserve">Аватарки: .PSD с Smart Object для замены фото</w:t>
-      </w:r>
-    </w:p>
-    <w:p>
-      <w:pPr>
-        <w:numPr>
-          <w:ilvl w:val="0"/>
-          <w:numId w:val="377"/>
+        <w:t xml:space="preserve">Размер: 1000×1000 px (квадрат)</w:t>
+      </w:r>
+    </w:p>
+    <w:p>
+      <w:pPr>
+        <w:numPr>
+          <w:ilvl w:val="0"/>
+          <w:numId w:val="373"/>
         </w:numPr>
         <w:spacing w:after="240" w:before="0" w:lineRule="auto"/>
         <w:ind w:left="720" w:hanging="360"/>
@@ -14412,7 +14172,7 @@
           <w:rFonts w:ascii="Times New Roman" w:cs="Times New Roman" w:eastAsia="Times New Roman" w:hAnsi="Times New Roman"/>
           <w:rtl w:val="0"/>
         </w:rPr>
-        <w:t xml:space="preserve">Деловая документация: .DOCX, .PDF, .AI</w:t>
+        <w:t xml:space="preserve">Формат файла: .PNG с прозрачностью</w:t>
       </w:r>
     </w:p>
     <w:p>
@@ -14432,47 +14192,7 @@
           <w:bCs w:val="1"/>
           <w:rtl w:val="0"/>
         </w:rPr>
-        <w:t xml:space="preserve">Цветовой профиль:</w:t>
-      </w:r>
-    </w:p>
-    <w:p>
-      <w:pPr>
-        <w:numPr>
-          <w:ilvl w:val="0"/>
-          <w:numId w:val="378"/>
-        </w:numPr>
-        <w:spacing w:after="0" w:before="240" w:lineRule="auto"/>
-        <w:ind w:left="720" w:hanging="360"/>
-        <w:rPr>
-          <w:rFonts w:ascii="Times New Roman" w:cs="Times New Roman" w:eastAsia="Times New Roman" w:hAnsi="Times New Roman"/>
-        </w:rPr>
-      </w:pPr>
-      <w:r>
-        <w:rPr>
-          <w:rFonts w:ascii="Times New Roman" w:cs="Times New Roman" w:eastAsia="Times New Roman" w:hAnsi="Times New Roman"/>
-          <w:rtl w:val="0"/>
-        </w:rPr>
-        <w:t xml:space="preserve">Для веба и экранов: RGB</w:t>
-      </w:r>
-    </w:p>
-    <w:p>
-      <w:pPr>
-        <w:numPr>
-          <w:ilvl w:val="0"/>
-          <w:numId w:val="378"/>
-        </w:numPr>
-        <w:spacing w:after="240" w:before="0" w:lineRule="auto"/>
-        <w:ind w:left="720" w:hanging="360"/>
-        <w:rPr>
-          <w:rFonts w:ascii="Times New Roman" w:cs="Times New Roman" w:eastAsia="Times New Roman" w:hAnsi="Times New Roman"/>
-        </w:rPr>
-      </w:pPr>
-      <w:r>
-        <w:rPr>
-          <w:rFonts w:ascii="Times New Roman" w:cs="Times New Roman" w:eastAsia="Times New Roman" w:hAnsi="Times New Roman"/>
-          <w:rtl w:val="0"/>
-        </w:rPr>
-        <w:t xml:space="preserve">Для печати: CMYK</w:t>
+        <w:t xml:space="preserve">Вариант 1: Рамка с логотипом</w:t>
       </w:r>
     </w:p>
     <w:p>
@@ -14481,25 +14201,21 @@
         <w:spacing w:after="240" w:before="240" w:lineRule="auto"/>
         <w:rPr>
           <w:rFonts w:ascii="Times New Roman" w:cs="Times New Roman" w:eastAsia="Times New Roman" w:hAnsi="Times New Roman"/>
-          <w:b w:val="1"/>
-          <w:bCs w:val="1"/>
-        </w:rPr>
-      </w:pPr>
-      <w:r>
-        <w:rPr>
-          <w:rFonts w:ascii="Times New Roman" w:cs="Times New Roman" w:eastAsia="Times New Roman" w:hAnsi="Times New Roman"/>
-          <w:b w:val="1"/>
-          <w:bCs w:val="1"/>
-          <w:rtl w:val="0"/>
-        </w:rPr>
-        <w:t xml:space="preserve">Разрешение:</w:t>
-      </w:r>
-    </w:p>
-    <w:p>
-      <w:pPr>
-        <w:numPr>
-          <w:ilvl w:val="0"/>
-          <w:numId w:val="379"/>
+        </w:rPr>
+      </w:pPr>
+      <w:r>
+        <w:rPr>
+          <w:rFonts w:ascii="Times New Roman" w:cs="Times New Roman" w:eastAsia="Times New Roman" w:hAnsi="Times New Roman"/>
+          <w:rtl w:val="0"/>
+        </w:rPr>
+        <w:t xml:space="preserve">Требования:</w:t>
+      </w:r>
+    </w:p>
+    <w:p>
+      <w:pPr>
+        <w:numPr>
+          <w:ilvl w:val="0"/>
+          <w:numId w:val="374"/>
         </w:numPr>
         <w:spacing w:after="0" w:before="240" w:lineRule="auto"/>
         <w:ind w:left="720" w:hanging="360"/>
@@ -14512,14 +14228,69 @@
           <w:rFonts w:ascii="Times New Roman" w:cs="Times New Roman" w:eastAsia="Times New Roman" w:hAnsi="Times New Roman"/>
           <w:rtl w:val="0"/>
         </w:rPr>
-        <w:t xml:space="preserve">Для веба: 72 DPI</w:t>
-      </w:r>
-    </w:p>
-    <w:p>
-      <w:pPr>
-        <w:numPr>
-          <w:ilvl w:val="0"/>
-          <w:numId w:val="379"/>
+        <w:t xml:space="preserve">Фото сотрудника: По центру, круглая обрезка</w:t>
+      </w:r>
+    </w:p>
+    <w:p>
+      <w:pPr>
+        <w:numPr>
+          <w:ilvl w:val="0"/>
+          <w:numId w:val="374"/>
+        </w:numPr>
+        <w:spacing w:after="0" w:before="0" w:lineRule="auto"/>
+        <w:ind w:left="720" w:hanging="360"/>
+        <w:rPr>
+          <w:rFonts w:ascii="Times New Roman" w:cs="Times New Roman" w:eastAsia="Times New Roman" w:hAnsi="Times New Roman"/>
+        </w:rPr>
+      </w:pPr>
+      <w:r>
+        <w:rPr>
+          <w:rFonts w:ascii="Times New Roman" w:cs="Times New Roman" w:eastAsia="Times New Roman" w:hAnsi="Times New Roman"/>
+          <w:rtl w:val="0"/>
+        </w:rPr>
+        <w:t xml:space="preserve">Рамка: Оранжевое кольцо (</w:t>
+      </w:r>
+      <w:r>
+        <w:rPr>
+          <w:rFonts w:ascii="Roboto Mono" w:cs="Roboto Mono" w:eastAsia="Roboto Mono" w:hAnsi="Roboto Mono"/>
+          <w:color w:val="188038"/>
+          <w:rtl w:val="0"/>
+        </w:rPr>
+        <w:t xml:space="preserve">#F07D00</w:t>
+      </w:r>
+      <w:r>
+        <w:rPr>
+          <w:rFonts w:ascii="Times New Roman" w:cs="Times New Roman" w:eastAsia="Times New Roman" w:hAnsi="Times New Roman"/>
+          <w:rtl w:val="0"/>
+        </w:rPr>
+        <w:t xml:space="preserve">) толщиной 20-30px вокруг фото</w:t>
+      </w:r>
+    </w:p>
+    <w:p>
+      <w:pPr>
+        <w:numPr>
+          <w:ilvl w:val="0"/>
+          <w:numId w:val="374"/>
+        </w:numPr>
+        <w:spacing w:after="0" w:before="0" w:lineRule="auto"/>
+        <w:ind w:left="720" w:hanging="360"/>
+        <w:rPr>
+          <w:rFonts w:ascii="Times New Roman" w:cs="Times New Roman" w:eastAsia="Times New Roman" w:hAnsi="Times New Roman"/>
+        </w:rPr>
+      </w:pPr>
+      <w:r>
+        <w:rPr>
+          <w:rFonts w:ascii="Times New Roman" w:cs="Times New Roman" w:eastAsia="Times New Roman" w:hAnsi="Times New Roman"/>
+          <w:rtl w:val="0"/>
+        </w:rPr>
+        <w:t xml:space="preserve">Логотип: Короткий логотип DLKIP внизу рамки (небольшой размер)</w:t>
+      </w:r>
+    </w:p>
+    <w:p>
+      <w:pPr>
+        <w:numPr>
+          <w:ilvl w:val="0"/>
+          <w:numId w:val="374"/>
         </w:numPr>
         <w:spacing w:after="240" w:before="0" w:lineRule="auto"/>
         <w:ind w:left="720" w:hanging="360"/>
@@ -14532,7 +14303,7 @@
           <w:rFonts w:ascii="Times New Roman" w:cs="Times New Roman" w:eastAsia="Times New Roman" w:hAnsi="Times New Roman"/>
           <w:rtl w:val="0"/>
         </w:rPr>
-        <w:t xml:space="preserve">Для печати: 300 DPI</w:t>
+        <w:t xml:space="preserve">Фон: Прозрачный или белый</w:t>
       </w:r>
     </w:p>
     <w:p>
@@ -14552,27 +14323,7 @@
           <w:bCs w:val="1"/>
           <w:rtl w:val="0"/>
         </w:rPr>
-        <w:t xml:space="preserve">Шрифты:</w:t>
-      </w:r>
-    </w:p>
-    <w:p>
-      <w:pPr>
-        <w:numPr>
-          <w:ilvl w:val="0"/>
-          <w:numId w:val="380"/>
-        </w:numPr>
-        <w:spacing w:after="240" w:before="240" w:lineRule="auto"/>
-        <w:ind w:left="720" w:hanging="360"/>
-        <w:rPr>
-          <w:rFonts w:ascii="Times New Roman" w:cs="Times New Roman" w:eastAsia="Times New Roman" w:hAnsi="Times New Roman"/>
-        </w:rPr>
-      </w:pPr>
-      <w:r>
-        <w:rPr>
-          <w:rFonts w:ascii="Times New Roman" w:cs="Times New Roman" w:eastAsia="Times New Roman" w:hAnsi="Times New Roman"/>
-          <w:rtl w:val="0"/>
-        </w:rPr>
-        <w:t xml:space="preserve">Все шрифты должны быть встроены в файлы или предоставлены отдельно</w:t>
+        <w:t xml:space="preserve">Вариант 2: Угловой элемент</w:t>
       </w:r>
     </w:p>
     <w:p>
@@ -14581,25 +14332,21 @@
         <w:spacing w:after="240" w:before="240" w:lineRule="auto"/>
         <w:rPr>
           <w:rFonts w:ascii="Times New Roman" w:cs="Times New Roman" w:eastAsia="Times New Roman" w:hAnsi="Times New Roman"/>
-          <w:b w:val="1"/>
-          <w:bCs w:val="1"/>
-        </w:rPr>
-      </w:pPr>
-      <w:r>
-        <w:rPr>
-          <w:rFonts w:ascii="Times New Roman" w:cs="Times New Roman" w:eastAsia="Times New Roman" w:hAnsi="Times New Roman"/>
-          <w:b w:val="1"/>
-          <w:bCs w:val="1"/>
-          <w:rtl w:val="0"/>
-        </w:rPr>
-        <w:t xml:space="preserve">Слои и организация:</w:t>
-      </w:r>
-    </w:p>
-    <w:p>
-      <w:pPr>
-        <w:numPr>
-          <w:ilvl w:val="0"/>
-          <w:numId w:val="381"/>
+        </w:rPr>
+      </w:pPr>
+      <w:r>
+        <w:rPr>
+          <w:rFonts w:ascii="Times New Roman" w:cs="Times New Roman" w:eastAsia="Times New Roman" w:hAnsi="Times New Roman"/>
+          <w:rtl w:val="0"/>
+        </w:rPr>
+        <w:t xml:space="preserve">Требования:</w:t>
+      </w:r>
+    </w:p>
+    <w:p>
+      <w:pPr>
+        <w:numPr>
+          <w:ilvl w:val="0"/>
+          <w:numId w:val="375"/>
         </w:numPr>
         <w:spacing w:after="0" w:before="240" w:lineRule="auto"/>
         <w:ind w:left="720" w:hanging="360"/>
@@ -14612,34 +14359,34 @@
           <w:rFonts w:ascii="Times New Roman" w:cs="Times New Roman" w:eastAsia="Times New Roman" w:hAnsi="Times New Roman"/>
           <w:rtl w:val="0"/>
         </w:rPr>
-        <w:t xml:space="preserve">Все слои должны быть названы и сгруппированы</w:t>
-      </w:r>
-    </w:p>
-    <w:p>
-      <w:pPr>
-        <w:numPr>
-          <w:ilvl w:val="0"/>
-          <w:numId w:val="381"/>
-        </w:numPr>
-        <w:spacing w:after="0" w:before="0" w:lineRule="auto"/>
-        <w:ind w:left="720" w:hanging="360"/>
-        <w:rPr>
-          <w:rFonts w:ascii="Times New Roman" w:cs="Times New Roman" w:eastAsia="Times New Roman" w:hAnsi="Times New Roman"/>
-        </w:rPr>
-      </w:pPr>
-      <w:r>
-        <w:rPr>
-          <w:rFonts w:ascii="Times New Roman" w:cs="Times New Roman" w:eastAsia="Times New Roman" w:hAnsi="Times New Roman"/>
-          <w:rtl w:val="0"/>
-        </w:rPr>
-        <w:t xml:space="preserve">Текстовые слои должны быть редактируемыми</w:t>
-      </w:r>
-    </w:p>
-    <w:p>
-      <w:pPr>
-        <w:numPr>
-          <w:ilvl w:val="0"/>
-          <w:numId w:val="381"/>
+        <w:t xml:space="preserve">Фото сотрудника: Квадратное, на весь размер</w:t>
+      </w:r>
+    </w:p>
+    <w:p>
+      <w:pPr>
+        <w:numPr>
+          <w:ilvl w:val="0"/>
+          <w:numId w:val="375"/>
+        </w:numPr>
+        <w:spacing w:after="0" w:before="0" w:lineRule="auto"/>
+        <w:ind w:left="720" w:hanging="360"/>
+        <w:rPr>
+          <w:rFonts w:ascii="Times New Roman" w:cs="Times New Roman" w:eastAsia="Times New Roman" w:hAnsi="Times New Roman"/>
+        </w:rPr>
+      </w:pPr>
+      <w:r>
+        <w:rPr>
+          <w:rFonts w:ascii="Times New Roman" w:cs="Times New Roman" w:eastAsia="Times New Roman" w:hAnsi="Times New Roman"/>
+          <w:rtl w:val="0"/>
+        </w:rPr>
+        <w:t xml:space="preserve">Брендовый элемент: Оранжевый треугольник в углу с коротким логотипом DLKIP</w:t>
+      </w:r>
+    </w:p>
+    <w:p>
+      <w:pPr>
+        <w:numPr>
+          <w:ilvl w:val="0"/>
+          <w:numId w:val="375"/>
         </w:numPr>
         <w:spacing w:after="240" w:before="0" w:lineRule="auto"/>
         <w:ind w:left="720" w:hanging="360"/>
@@ -14652,7 +14399,218 @@
           <w:rFonts w:ascii="Times New Roman" w:cs="Times New Roman" w:eastAsia="Times New Roman" w:hAnsi="Times New Roman"/>
           <w:rtl w:val="0"/>
         </w:rPr>
-        <w:t xml:space="preserve">Логотипы и повторяющиеся элементы - как Smart Objects</w:t>
+        <w:t xml:space="preserve">Имя сотрудника: Опционально, Inter Bold, белый, на оранжевой плашке внизу</w:t>
+      </w:r>
+    </w:p>
+    <w:p>
+      <w:pPr>
+        <w:keepNext/>
+        <w:spacing w:after="240" w:before="240" w:lineRule="auto"/>
+        <w:rPr>
+          <w:rFonts w:ascii="Times New Roman" w:cs="Times New Roman" w:eastAsia="Times New Roman" w:hAnsi="Times New Roman"/>
+          <w:b w:val="1"/>
+          <w:bCs w:val="1"/>
+        </w:rPr>
+      </w:pPr>
+      <w:r>
+        <w:rPr>
+          <w:rFonts w:ascii="Times New Roman" w:cs="Times New Roman" w:eastAsia="Times New Roman" w:hAnsi="Times New Roman"/>
+          <w:b w:val="1"/>
+          <w:bCs w:val="1"/>
+          <w:rtl w:val="0"/>
+        </w:rPr>
+        <w:t xml:space="preserve">Вариант 3: Минималистичная версия</w:t>
+      </w:r>
+    </w:p>
+    <w:p>
+      <w:pPr>
+        <w:keepNext/>
+        <w:spacing w:after="240" w:before="240" w:lineRule="auto"/>
+        <w:rPr>
+          <w:rFonts w:ascii="Times New Roman" w:cs="Times New Roman" w:eastAsia="Times New Roman" w:hAnsi="Times New Roman"/>
+        </w:rPr>
+      </w:pPr>
+      <w:r>
+        <w:rPr>
+          <w:rFonts w:ascii="Times New Roman" w:cs="Times New Roman" w:eastAsia="Times New Roman" w:hAnsi="Times New Roman"/>
+          <w:rtl w:val="0"/>
+        </w:rPr>
+        <w:t xml:space="preserve">Требования:</w:t>
+      </w:r>
+    </w:p>
+    <w:p>
+      <w:pPr>
+        <w:numPr>
+          <w:ilvl w:val="0"/>
+          <w:numId w:val="376"/>
+        </w:numPr>
+        <w:spacing w:after="0" w:before="240" w:lineRule="auto"/>
+        <w:ind w:left="720" w:hanging="360"/>
+        <w:rPr>
+          <w:rFonts w:ascii="Times New Roman" w:cs="Times New Roman" w:eastAsia="Times New Roman" w:hAnsi="Times New Roman"/>
+        </w:rPr>
+      </w:pPr>
+      <w:r>
+        <w:rPr>
+          <w:rFonts w:ascii="Times New Roman" w:cs="Times New Roman" w:eastAsia="Times New Roman" w:hAnsi="Times New Roman"/>
+          <w:rtl w:val="0"/>
+        </w:rPr>
+        <w:t xml:space="preserve">Фото сотрудника: По центру</w:t>
+      </w:r>
+    </w:p>
+    <w:p>
+      <w:pPr>
+        <w:numPr>
+          <w:ilvl w:val="0"/>
+          <w:numId w:val="376"/>
+        </w:numPr>
+        <w:spacing w:after="0" w:before="0" w:lineRule="auto"/>
+        <w:ind w:left="720" w:hanging="360"/>
+        <w:rPr>
+          <w:rFonts w:ascii="Times New Roman" w:cs="Times New Roman" w:eastAsia="Times New Roman" w:hAnsi="Times New Roman"/>
+        </w:rPr>
+      </w:pPr>
+      <w:r>
+        <w:rPr>
+          <w:rFonts w:ascii="Times New Roman" w:cs="Times New Roman" w:eastAsia="Times New Roman" w:hAnsi="Times New Roman"/>
+          <w:rtl w:val="0"/>
+        </w:rPr>
+        <w:t xml:space="preserve">Тонкая оранжевая линия: По периметру (5px)</w:t>
+      </w:r>
+    </w:p>
+    <w:p>
+      <w:pPr>
+        <w:numPr>
+          <w:ilvl w:val="0"/>
+          <w:numId w:val="376"/>
+        </w:numPr>
+        <w:spacing w:after="240" w:before="0" w:lineRule="auto"/>
+        <w:ind w:left="720" w:hanging="360"/>
+        <w:rPr>
+          <w:rFonts w:ascii="Times New Roman" w:cs="Times New Roman" w:eastAsia="Times New Roman" w:hAnsi="Times New Roman"/>
+        </w:rPr>
+      </w:pPr>
+      <w:r>
+        <w:rPr>
+          <w:rFonts w:ascii="Times New Roman" w:cs="Times New Roman" w:eastAsia="Times New Roman" w:hAnsi="Times New Roman"/>
+          <w:rtl w:val="0"/>
+        </w:rPr>
+        <w:t xml:space="preserve">Логотип: Маленький короткий логотип DLKIP в углу</w:t>
+      </w:r>
+    </w:p>
+    <w:p>
+      <w:pPr>
+        <w:keepNext/>
+        <w:spacing w:after="240" w:before="240" w:lineRule="auto"/>
+        <w:rPr>
+          <w:rFonts w:ascii="Times New Roman" w:cs="Times New Roman" w:eastAsia="Times New Roman" w:hAnsi="Times New Roman"/>
+          <w:b w:val="1"/>
+          <w:bCs w:val="1"/>
+        </w:rPr>
+      </w:pPr>
+      <w:r>
+        <w:rPr>
+          <w:rFonts w:ascii="Times New Roman" w:cs="Times New Roman" w:eastAsia="Times New Roman" w:hAnsi="Times New Roman"/>
+          <w:b w:val="1"/>
+          <w:bCs w:val="1"/>
+          <w:rtl w:val="0"/>
+        </w:rPr>
+        <w:t xml:space="preserve">Применение:</w:t>
+      </w:r>
+    </w:p>
+    <w:p>
+      <w:pPr>
+        <w:numPr>
+          <w:ilvl w:val="0"/>
+          <w:numId w:val="377"/>
+        </w:numPr>
+        <w:spacing w:after="0" w:before="240" w:lineRule="auto"/>
+        <w:ind w:left="720" w:hanging="360"/>
+        <w:rPr>
+          <w:rFonts w:ascii="Times New Roman" w:cs="Times New Roman" w:eastAsia="Times New Roman" w:hAnsi="Times New Roman"/>
+        </w:rPr>
+      </w:pPr>
+      <w:r>
+        <w:rPr>
+          <w:rFonts w:ascii="Times New Roman" w:cs="Times New Roman" w:eastAsia="Times New Roman" w:hAnsi="Times New Roman"/>
+          <w:rtl w:val="0"/>
+        </w:rPr>
+        <w:t xml:space="preserve">Telegram, WhatsApp</w:t>
+      </w:r>
+    </w:p>
+    <w:p>
+      <w:pPr>
+        <w:numPr>
+          <w:ilvl w:val="0"/>
+          <w:numId w:val="377"/>
+        </w:numPr>
+        <w:spacing w:after="0" w:before="0" w:lineRule="auto"/>
+        <w:ind w:left="720" w:hanging="360"/>
+        <w:rPr>
+          <w:rFonts w:ascii="Times New Roman" w:cs="Times New Roman" w:eastAsia="Times New Roman" w:hAnsi="Times New Roman"/>
+        </w:rPr>
+      </w:pPr>
+      <w:r>
+        <w:rPr>
+          <w:rFonts w:ascii="Times New Roman" w:cs="Times New Roman" w:eastAsia="Times New Roman" w:hAnsi="Times New Roman"/>
+          <w:rtl w:val="0"/>
+        </w:rPr>
+        <w:t xml:space="preserve">LinkedIn, Facebook</w:t>
+      </w:r>
+    </w:p>
+    <w:p>
+      <w:pPr>
+        <w:numPr>
+          <w:ilvl w:val="0"/>
+          <w:numId w:val="377"/>
+        </w:numPr>
+        <w:spacing w:after="0" w:before="0" w:lineRule="auto"/>
+        <w:ind w:left="720" w:hanging="360"/>
+        <w:rPr>
+          <w:rFonts w:ascii="Times New Roman" w:cs="Times New Roman" w:eastAsia="Times New Roman" w:hAnsi="Times New Roman"/>
+        </w:rPr>
+      </w:pPr>
+      <w:r>
+        <w:rPr>
+          <w:rFonts w:ascii="Times New Roman" w:cs="Times New Roman" w:eastAsia="Times New Roman" w:hAnsi="Times New Roman"/>
+          <w:rtl w:val="0"/>
+        </w:rPr>
+        <w:t xml:space="preserve">Корпоративная почта</w:t>
+      </w:r>
+    </w:p>
+    <w:p>
+      <w:pPr>
+        <w:numPr>
+          <w:ilvl w:val="0"/>
+          <w:numId w:val="377"/>
+        </w:numPr>
+        <w:spacing w:after="240" w:before="0" w:lineRule="auto"/>
+        <w:ind w:left="720" w:hanging="360"/>
+        <w:rPr>
+          <w:rFonts w:ascii="Times New Roman" w:cs="Times New Roman" w:eastAsia="Times New Roman" w:hAnsi="Times New Roman"/>
+        </w:rPr>
+      </w:pPr>
+      <w:r>
+        <w:rPr>
+          <w:rFonts w:ascii="Times New Roman" w:cs="Times New Roman" w:eastAsia="Times New Roman" w:hAnsi="Times New Roman"/>
+          <w:rtl w:val="0"/>
+        </w:rPr>
+        <w:t xml:space="preserve">Внутренние системы компании</w:t>
+      </w:r>
+    </w:p>
+    <w:p>
+      <w:pPr>
+        <w:spacing w:after="240" w:before="240" w:lineRule="auto"/>
+        <w:rPr>
+          <w:rFonts w:ascii="Times New Roman" w:cs="Times New Roman" w:eastAsia="Times New Roman" w:hAnsi="Times New Roman"/>
+        </w:rPr>
+      </w:pPr>
+      <w:r>
+        <w:rPr>
+          <w:rFonts w:ascii="Times New Roman" w:cs="Times New Roman" w:eastAsia="Times New Roman" w:hAnsi="Times New Roman"/>
+          <w:rtl w:val="0"/>
+        </w:rPr>
+        <w:t xml:space="preserve">Форматы: .PNG (с прозрачностью для наложения на фото), .PSD (шаблон для редактирования)</w:t>
       </w:r>
     </w:p>
     <w:p>
@@ -14685,7 +14643,7 @@
           <w:bCs w:val="1"/>
           <w:rtl w:val="0"/>
         </w:rPr>
-        <w:t xml:space="preserve">ПРИМЕЧАНИЕ ДЛЯ ДИЗАЙНЕРА</w:t>
+        <w:t xml:space="preserve">ТЕХНИЧЕСКИЕ ТРЕБОВАНИЯ К ШАБЛОНАМ</w:t>
       </w:r>
     </w:p>
     <w:p>
@@ -14694,6 +14652,379 @@
         <w:spacing w:after="240" w:before="240" w:lineRule="auto"/>
         <w:rPr>
           <w:rFonts w:ascii="Times New Roman" w:cs="Times New Roman" w:eastAsia="Times New Roman" w:hAnsi="Times New Roman"/>
+          <w:b w:val="1"/>
+          <w:bCs w:val="1"/>
+        </w:rPr>
+      </w:pPr>
+      <w:r>
+        <w:rPr>
+          <w:rFonts w:ascii="Times New Roman" w:cs="Times New Roman" w:eastAsia="Times New Roman" w:hAnsi="Times New Roman"/>
+          <w:b w:val="1"/>
+          <w:bCs w:val="1"/>
+          <w:rtl w:val="0"/>
+        </w:rPr>
+        <w:t xml:space="preserve">Форматы исходников для дизайнера:</w:t>
+      </w:r>
+    </w:p>
+    <w:p>
+      <w:pPr>
+        <w:numPr>
+          <w:ilvl w:val="0"/>
+          <w:numId w:val="378"/>
+        </w:numPr>
+        <w:spacing w:after="0" w:before="240" w:lineRule="auto"/>
+        <w:ind w:left="720" w:hanging="360"/>
+        <w:rPr>
+          <w:rFonts w:ascii="Times New Roman" w:cs="Times New Roman" w:eastAsia="Times New Roman" w:hAnsi="Times New Roman"/>
+        </w:rPr>
+      </w:pPr>
+      <w:r>
+        <w:rPr>
+          <w:rFonts w:ascii="Times New Roman" w:cs="Times New Roman" w:eastAsia="Times New Roman" w:hAnsi="Times New Roman"/>
+          <w:rtl w:val="0"/>
+        </w:rPr>
+        <w:t xml:space="preserve">Презентации: .PPTX, .KEY, Google Slides (редактируемые)</w:t>
+      </w:r>
+    </w:p>
+    <w:p>
+      <w:pPr>
+        <w:numPr>
+          <w:ilvl w:val="0"/>
+          <w:numId w:val="378"/>
+        </w:numPr>
+        <w:spacing w:after="0" w:before="0" w:lineRule="auto"/>
+        <w:ind w:left="720" w:hanging="360"/>
+        <w:rPr>
+          <w:rFonts w:ascii="Times New Roman" w:cs="Times New Roman" w:eastAsia="Times New Roman" w:hAnsi="Times New Roman"/>
+        </w:rPr>
+      </w:pPr>
+      <w:r>
+        <w:rPr>
+          <w:rFonts w:ascii="Times New Roman" w:cs="Times New Roman" w:eastAsia="Times New Roman" w:hAnsi="Times New Roman"/>
+          <w:rtl w:val="0"/>
+        </w:rPr>
+        <w:t xml:space="preserve">Посты: .PSD (Photoshop), .AI (Illustrator) со слоями</w:t>
+      </w:r>
+    </w:p>
+    <w:p>
+      <w:pPr>
+        <w:numPr>
+          <w:ilvl w:val="0"/>
+          <w:numId w:val="378"/>
+        </w:numPr>
+        <w:spacing w:after="0" w:before="0" w:lineRule="auto"/>
+        <w:ind w:left="720" w:hanging="360"/>
+        <w:rPr>
+          <w:rFonts w:ascii="Times New Roman" w:cs="Times New Roman" w:eastAsia="Times New Roman" w:hAnsi="Times New Roman"/>
+        </w:rPr>
+      </w:pPr>
+      <w:r>
+        <w:rPr>
+          <w:rFonts w:ascii="Times New Roman" w:cs="Times New Roman" w:eastAsia="Times New Roman" w:hAnsi="Times New Roman"/>
+          <w:rtl w:val="0"/>
+        </w:rPr>
+        <w:t xml:space="preserve">Аватарки: .PSD с Smart Object для замены фото</w:t>
+      </w:r>
+    </w:p>
+    <w:p>
+      <w:pPr>
+        <w:numPr>
+          <w:ilvl w:val="0"/>
+          <w:numId w:val="378"/>
+        </w:numPr>
+        <w:spacing w:after="240" w:before="0" w:lineRule="auto"/>
+        <w:ind w:left="720" w:hanging="360"/>
+        <w:rPr>
+          <w:rFonts w:ascii="Times New Roman" w:cs="Times New Roman" w:eastAsia="Times New Roman" w:hAnsi="Times New Roman"/>
+        </w:rPr>
+      </w:pPr>
+      <w:r>
+        <w:rPr>
+          <w:rFonts w:ascii="Times New Roman" w:cs="Times New Roman" w:eastAsia="Times New Roman" w:hAnsi="Times New Roman"/>
+          <w:rtl w:val="0"/>
+        </w:rPr>
+        <w:t xml:space="preserve">Деловая документация: .DOCX, .PDF, .AI</w:t>
+      </w:r>
+    </w:p>
+    <w:p>
+      <w:pPr>
+        <w:keepNext/>
+        <w:spacing w:after="240" w:before="240" w:lineRule="auto"/>
+        <w:rPr>
+          <w:rFonts w:ascii="Times New Roman" w:cs="Times New Roman" w:eastAsia="Times New Roman" w:hAnsi="Times New Roman"/>
+          <w:b w:val="1"/>
+          <w:bCs w:val="1"/>
+        </w:rPr>
+      </w:pPr>
+      <w:r>
+        <w:rPr>
+          <w:rFonts w:ascii="Times New Roman" w:cs="Times New Roman" w:eastAsia="Times New Roman" w:hAnsi="Times New Roman"/>
+          <w:b w:val="1"/>
+          <w:bCs w:val="1"/>
+          <w:rtl w:val="0"/>
+        </w:rPr>
+        <w:t xml:space="preserve">Цветовой профиль:</w:t>
+      </w:r>
+    </w:p>
+    <w:p>
+      <w:pPr>
+        <w:numPr>
+          <w:ilvl w:val="0"/>
+          <w:numId w:val="379"/>
+        </w:numPr>
+        <w:spacing w:after="0" w:before="240" w:lineRule="auto"/>
+        <w:ind w:left="720" w:hanging="360"/>
+        <w:rPr>
+          <w:rFonts w:ascii="Times New Roman" w:cs="Times New Roman" w:eastAsia="Times New Roman" w:hAnsi="Times New Roman"/>
+        </w:rPr>
+      </w:pPr>
+      <w:r>
+        <w:rPr>
+          <w:rFonts w:ascii="Times New Roman" w:cs="Times New Roman" w:eastAsia="Times New Roman" w:hAnsi="Times New Roman"/>
+          <w:rtl w:val="0"/>
+        </w:rPr>
+        <w:t xml:space="preserve">Для веба и экранов: RGB</w:t>
+      </w:r>
+    </w:p>
+    <w:p>
+      <w:pPr>
+        <w:numPr>
+          <w:ilvl w:val="0"/>
+          <w:numId w:val="379"/>
+        </w:numPr>
+        <w:spacing w:after="240" w:before="0" w:lineRule="auto"/>
+        <w:ind w:left="720" w:hanging="360"/>
+        <w:rPr>
+          <w:rFonts w:ascii="Times New Roman" w:cs="Times New Roman" w:eastAsia="Times New Roman" w:hAnsi="Times New Roman"/>
+        </w:rPr>
+      </w:pPr>
+      <w:r>
+        <w:rPr>
+          <w:rFonts w:ascii="Times New Roman" w:cs="Times New Roman" w:eastAsia="Times New Roman" w:hAnsi="Times New Roman"/>
+          <w:rtl w:val="0"/>
+        </w:rPr>
+        <w:t xml:space="preserve">Для печати: CMYK</w:t>
+      </w:r>
+    </w:p>
+    <w:p>
+      <w:pPr>
+        <w:keepNext/>
+        <w:spacing w:after="240" w:before="240" w:lineRule="auto"/>
+        <w:rPr>
+          <w:rFonts w:ascii="Times New Roman" w:cs="Times New Roman" w:eastAsia="Times New Roman" w:hAnsi="Times New Roman"/>
+          <w:b w:val="1"/>
+          <w:bCs w:val="1"/>
+        </w:rPr>
+      </w:pPr>
+      <w:r>
+        <w:rPr>
+          <w:rFonts w:ascii="Times New Roman" w:cs="Times New Roman" w:eastAsia="Times New Roman" w:hAnsi="Times New Roman"/>
+          <w:b w:val="1"/>
+          <w:bCs w:val="1"/>
+          <w:rtl w:val="0"/>
+        </w:rPr>
+        <w:t xml:space="preserve">Разрешение:</w:t>
+      </w:r>
+    </w:p>
+    <w:p>
+      <w:pPr>
+        <w:numPr>
+          <w:ilvl w:val="0"/>
+          <w:numId w:val="380"/>
+        </w:numPr>
+        <w:spacing w:after="0" w:before="240" w:lineRule="auto"/>
+        <w:ind w:left="720" w:hanging="360"/>
+        <w:rPr>
+          <w:rFonts w:ascii="Times New Roman" w:cs="Times New Roman" w:eastAsia="Times New Roman" w:hAnsi="Times New Roman"/>
+        </w:rPr>
+      </w:pPr>
+      <w:r>
+        <w:rPr>
+          <w:rFonts w:ascii="Times New Roman" w:cs="Times New Roman" w:eastAsia="Times New Roman" w:hAnsi="Times New Roman"/>
+          <w:rtl w:val="0"/>
+        </w:rPr>
+        <w:t xml:space="preserve">Для веба: 72 DPI</w:t>
+      </w:r>
+    </w:p>
+    <w:p>
+      <w:pPr>
+        <w:numPr>
+          <w:ilvl w:val="0"/>
+          <w:numId w:val="380"/>
+        </w:numPr>
+        <w:spacing w:after="240" w:before="0" w:lineRule="auto"/>
+        <w:ind w:left="720" w:hanging="360"/>
+        <w:rPr>
+          <w:rFonts w:ascii="Times New Roman" w:cs="Times New Roman" w:eastAsia="Times New Roman" w:hAnsi="Times New Roman"/>
+        </w:rPr>
+      </w:pPr>
+      <w:r>
+        <w:rPr>
+          <w:rFonts w:ascii="Times New Roman" w:cs="Times New Roman" w:eastAsia="Times New Roman" w:hAnsi="Times New Roman"/>
+          <w:rtl w:val="0"/>
+        </w:rPr>
+        <w:t xml:space="preserve">Для печати: 300 DPI</w:t>
+      </w:r>
+    </w:p>
+    <w:p>
+      <w:pPr>
+        <w:keepNext/>
+        <w:spacing w:after="240" w:before="240" w:lineRule="auto"/>
+        <w:rPr>
+          <w:rFonts w:ascii="Times New Roman" w:cs="Times New Roman" w:eastAsia="Times New Roman" w:hAnsi="Times New Roman"/>
+          <w:b w:val="1"/>
+          <w:bCs w:val="1"/>
+        </w:rPr>
+      </w:pPr>
+      <w:r>
+        <w:rPr>
+          <w:rFonts w:ascii="Times New Roman" w:cs="Times New Roman" w:eastAsia="Times New Roman" w:hAnsi="Times New Roman"/>
+          <w:b w:val="1"/>
+          <w:bCs w:val="1"/>
+          <w:rtl w:val="0"/>
+        </w:rPr>
+        <w:t xml:space="preserve">Шрифты:</w:t>
+      </w:r>
+    </w:p>
+    <w:p>
+      <w:pPr>
+        <w:numPr>
+          <w:ilvl w:val="0"/>
+          <w:numId w:val="381"/>
+        </w:numPr>
+        <w:spacing w:after="240" w:before="240" w:lineRule="auto"/>
+        <w:ind w:left="720" w:hanging="360"/>
+        <w:rPr>
+          <w:rFonts w:ascii="Times New Roman" w:cs="Times New Roman" w:eastAsia="Times New Roman" w:hAnsi="Times New Roman"/>
+        </w:rPr>
+      </w:pPr>
+      <w:r>
+        <w:rPr>
+          <w:rFonts w:ascii="Times New Roman" w:cs="Times New Roman" w:eastAsia="Times New Roman" w:hAnsi="Times New Roman"/>
+          <w:rtl w:val="0"/>
+        </w:rPr>
+        <w:t xml:space="preserve">Все шрифты должны быть встроены в файлы или предоставлены отдельно</w:t>
+      </w:r>
+    </w:p>
+    <w:p>
+      <w:pPr>
+        <w:keepNext/>
+        <w:spacing w:after="240" w:before="240" w:lineRule="auto"/>
+        <w:rPr>
+          <w:rFonts w:ascii="Times New Roman" w:cs="Times New Roman" w:eastAsia="Times New Roman" w:hAnsi="Times New Roman"/>
+          <w:b w:val="1"/>
+          <w:bCs w:val="1"/>
+        </w:rPr>
+      </w:pPr>
+      <w:r>
+        <w:rPr>
+          <w:rFonts w:ascii="Times New Roman" w:cs="Times New Roman" w:eastAsia="Times New Roman" w:hAnsi="Times New Roman"/>
+          <w:b w:val="1"/>
+          <w:bCs w:val="1"/>
+          <w:rtl w:val="0"/>
+        </w:rPr>
+        <w:t xml:space="preserve">Слои и организация:</w:t>
+      </w:r>
+    </w:p>
+    <w:p>
+      <w:pPr>
+        <w:numPr>
+          <w:ilvl w:val="0"/>
+          <w:numId w:val="382"/>
+        </w:numPr>
+        <w:spacing w:after="0" w:before="240" w:lineRule="auto"/>
+        <w:ind w:left="720" w:hanging="360"/>
+        <w:rPr>
+          <w:rFonts w:ascii="Times New Roman" w:cs="Times New Roman" w:eastAsia="Times New Roman" w:hAnsi="Times New Roman"/>
+        </w:rPr>
+      </w:pPr>
+      <w:r>
+        <w:rPr>
+          <w:rFonts w:ascii="Times New Roman" w:cs="Times New Roman" w:eastAsia="Times New Roman" w:hAnsi="Times New Roman"/>
+          <w:rtl w:val="0"/>
+        </w:rPr>
+        <w:t xml:space="preserve">Все слои должны быть названы и сгруппированы</w:t>
+      </w:r>
+    </w:p>
+    <w:p>
+      <w:pPr>
+        <w:numPr>
+          <w:ilvl w:val="0"/>
+          <w:numId w:val="382"/>
+        </w:numPr>
+        <w:spacing w:after="0" w:before="0" w:lineRule="auto"/>
+        <w:ind w:left="720" w:hanging="360"/>
+        <w:rPr>
+          <w:rFonts w:ascii="Times New Roman" w:cs="Times New Roman" w:eastAsia="Times New Roman" w:hAnsi="Times New Roman"/>
+        </w:rPr>
+      </w:pPr>
+      <w:r>
+        <w:rPr>
+          <w:rFonts w:ascii="Times New Roman" w:cs="Times New Roman" w:eastAsia="Times New Roman" w:hAnsi="Times New Roman"/>
+          <w:rtl w:val="0"/>
+        </w:rPr>
+        <w:t xml:space="preserve">Текстовые слои должны быть редактируемыми</w:t>
+      </w:r>
+    </w:p>
+    <w:p>
+      <w:pPr>
+        <w:numPr>
+          <w:ilvl w:val="0"/>
+          <w:numId w:val="382"/>
+        </w:numPr>
+        <w:spacing w:after="240" w:before="0" w:lineRule="auto"/>
+        <w:ind w:left="720" w:hanging="360"/>
+        <w:rPr>
+          <w:rFonts w:ascii="Times New Roman" w:cs="Times New Roman" w:eastAsia="Times New Roman" w:hAnsi="Times New Roman"/>
+        </w:rPr>
+      </w:pPr>
+      <w:r>
+        <w:rPr>
+          <w:rFonts w:ascii="Times New Roman" w:cs="Times New Roman" w:eastAsia="Times New Roman" w:hAnsi="Times New Roman"/>
+          <w:rtl w:val="0"/>
+        </w:rPr>
+        <w:t xml:space="preserve">Логотипы и повторяющиеся элементы - как Smart Objects</w:t>
+      </w:r>
+    </w:p>
+    <w:p>
+      <w:pPr>
+        <w:spacing w:after="0" w:before="0" w:lineRule="auto"/>
+        <w:rPr>
+          <w:rFonts w:ascii="Times New Roman" w:cs="Times New Roman" w:eastAsia="Times New Roman" w:hAnsi="Times New Roman"/>
+        </w:rPr>
+      </w:pPr>
+      <w:r>
+        <w:pict>
+          <v:rect style="width:0.0pt;height:1.5pt" o:hr="t" o:hrstd="t" o:hralign="center" fillcolor="#A0A0A0" stroked="f"/>
+        </w:pict>
+      </w:r>
+    </w:p>
+    <w:p>
+      <w:pPr>
+        <w:keepNext/>
+        <w:spacing w:after="240" w:before="240" w:lineRule="auto"/>
+        <w:rPr>
+          <w:rFonts w:ascii="Times New Roman" w:cs="Times New Roman" w:eastAsia="Times New Roman" w:hAnsi="Times New Roman"/>
+          <w:b w:val="1"/>
+          <w:bCs w:val="1"/>
+        </w:rPr>
+      </w:pPr>
+      <w:r>
+        <w:rPr>
+          <w:rFonts w:ascii="Times New Roman" w:cs="Times New Roman" w:eastAsia="Times New Roman" w:hAnsi="Times New Roman"/>
+          <w:b w:val="1"/>
+          <w:bCs w:val="1"/>
+          <w:rtl w:val="0"/>
+        </w:rPr>
+        <w:t xml:space="preserve">ПРИМЕЧАНИЕ ДЛЯ ДИЗАЙНЕРА</w:t>
+      </w:r>
+    </w:p>
+    <w:p>
+      <w:pPr>
+        <w:keepNext/>
+        <w:spacing w:after="240" w:before="240" w:lineRule="auto"/>
+        <w:rPr>
+          <w:rFonts w:ascii="Times New Roman" w:cs="Times New Roman" w:eastAsia="Times New Roman" w:hAnsi="Times New Roman"/>
         </w:rPr>
       </w:pPr>
       <w:r>
@@ -14708,7 +15039,7 @@
       <w:pPr>
         <w:numPr>
           <w:ilvl w:val="0"/>
-          <w:numId w:val="382"/>
+          <w:numId w:val="383"/>
         </w:numPr>
         <w:spacing w:after="0" w:before="240" w:lineRule="auto"/>
         <w:ind w:left="720" w:hanging="360"/>
@@ -14773,7 +15104,7 @@
       <w:pPr>
         <w:numPr>
           <w:ilvl w:val="0"/>
-          <w:numId w:val="382"/>
+          <w:numId w:val="383"/>
         </w:numPr>
         <w:spacing w:after="0" w:before="0" w:lineRule="auto"/>
         <w:ind w:left="720" w:hanging="360"/>
@@ -14793,7 +15124,7 @@
       <w:pPr>
         <w:numPr>
           <w:ilvl w:val="0"/>
-          <w:numId w:val="382"/>
+          <w:numId w:val="383"/>
         </w:numPr>
         <w:spacing w:after="0" w:before="0" w:lineRule="auto"/>
         <w:ind w:left="720" w:hanging="360"/>
@@ -14813,7 +15144,7 @@
       <w:pPr>
         <w:numPr>
           <w:ilvl w:val="0"/>
-          <w:numId w:val="382"/>
+          <w:numId w:val="383"/>
         </w:numPr>
         <w:spacing w:after="0" w:before="0" w:lineRule="auto"/>
         <w:ind w:left="720" w:hanging="360"/>
@@ -14833,7 +15164,7 @@
       <w:pPr>
         <w:numPr>
           <w:ilvl w:val="0"/>
-          <w:numId w:val="382"/>
+          <w:numId w:val="383"/>
         </w:numPr>
         <w:spacing w:after="240" w:before="0" w:lineRule="auto"/>
         <w:ind w:left="720" w:hanging="360"/>
@@ -22899,6 +23230,12 @@
     </w:lvlOverride>
   </w:num>
   <w:num w:numId="382">
+    <w:abstractNumId w:val="1"/>
+    <w:lvlOverride w:ilvl="0">
+      <w:startOverride w:val="1"/>
+    </w:lvlOverride>
+  </w:num>
+  <w:num w:numId="383">
     <w:abstractNumId w:val="41"/>
     <w:lvlOverride w:ilvl="0">
       <w:startOverride w:val="1"/>
